--- a/TS Jatai Ghanam Project/TS 4.3/TS 4.3 Ghanam Malayalam Corrections.docx
+++ b/TS Jatai Ghanam Project/TS 4.3/TS 4.3 Ghanam Malayalam Corrections.docx
@@ -1,7 +1,3640 @@
 
 <file path=word/document.xml><?xml version="1.0" encoding="utf-8"?>
-<w:document xmlns:wpc="http://schemas.microsoft.com/office/word/2010/wordprocessingCanvas" xmlns:cx="http://schemas.microsoft.com/office/drawing/2014/chartex" xmlns:cx1="http://schemas.microsoft.com/office/drawing/2015/9/8/chartex" xmlns:cx2="http://schemas.microsoft.com/office/drawing/2015/10/21/chartex" xmlns:cx3="http://schemas.microsoft.com/office/drawing/2016/5/9/chartex" xmlns:cx4="http://schemas.microsoft.com/office/drawing/2016/5/10/chartex" xmlns:cx5="http://schemas.microsoft.com/office/drawing/2016/5/11/chartex" xmlns:cx6="http://schemas.microsoft.com/office/drawing/2016/5/12/chartex" xmlns:cx7="http://schemas.microsoft.com/office/drawing/2016/5/13/chartex" xmlns:cx8="http://schemas.microsoft.com/office/drawing/2016/5/14/chartex" xmlns:mc="http://schemas.openxmlformats.org/markup-compatibility/2006" xmlns:aink="http://schemas.microsoft.com/office/drawing/2016/ink" xmlns:am3d="http://schemas.microsoft.com/office/drawing/2017/model3d" xmlns:o="urn:schemas-microsoft-com:office:office" xmlns:oel="http://schemas.microsoft.com/office/2019/extlst" xmlns:r="http://schemas.openxmlformats.org/officeDocument/2006/relationships" xmlns:m="http://schemas.openxmlformats.org/officeDocument/2006/math" xmlns:v="urn:schemas-microsoft-com:vml" xmlns:wp14="http://schemas.microsoft.com/office/word/2010/wordprocessingDrawing" xmlns:wp="http://schemas.openxmlformats.org/drawingml/2006/wordprocessingDrawing" xmlns:w10="urn:schemas-microsoft-com:office:word" xmlns:w="http://schemas.openxmlformats.org/wordprocessingml/2006/main" xmlns:w14="http://schemas.microsoft.com/office/word/2010/wordml" xmlns:w15="http://schemas.microsoft.com/office/word/2012/wordml" xmlns:w16cex="http://schemas.microsoft.com/office/word/2018/wordml/cex" xmlns:w16cid="http://schemas.microsoft.com/office/word/2016/wordml/cid" xmlns:w16="http://schemas.microsoft.com/office/word/2018/wordml" xmlns:w16sdtdh="http://schemas.microsoft.com/office/word/2020/wordml/sdtdatahash" xmlns:w16se="http://schemas.microsoft.com/office/word/2015/wordml/symex" xmlns:wpg="http://schemas.microsoft.com/office/word/2010/wordprocessingGroup" xmlns:wpi="http://schemas.microsoft.com/office/word/2010/wordprocessingInk" xmlns:wne="http://schemas.microsoft.com/office/word/2006/wordml" xmlns:wps="http://schemas.microsoft.com/office/word/2010/wordprocessingShape" mc:Ignorable="w14 w15 w16se w16cid w16 w16cex w16sdtdh wp14">
+<w:document xmlns:wpc="http://schemas.microsoft.com/office/word/2010/wordprocessingCanvas" xmlns:cx="http://schemas.microsoft.com/office/drawing/2014/chartex" xmlns:cx1="http://schemas.microsoft.com/office/drawing/2015/9/8/chartex" xmlns:cx2="http://schemas.microsoft.com/office/drawing/2015/10/21/chartex" xmlns:cx3="http://schemas.microsoft.com/office/drawing/2016/5/9/chartex" xmlns:cx4="http://schemas.microsoft.com/office/drawing/2016/5/10/chartex" xmlns:cx5="http://schemas.microsoft.com/office/drawing/2016/5/11/chartex" xmlns:cx6="http://schemas.microsoft.com/office/drawing/2016/5/12/chartex" xmlns:cx7="http://schemas.microsoft.com/office/drawing/2016/5/13/chartex" xmlns:cx8="http://schemas.microsoft.com/office/drawing/2016/5/14/chartex" xmlns:mc="http://schemas.openxmlformats.org/markup-compatibility/2006" xmlns:aink="http://schemas.microsoft.com/office/drawing/2016/ink" xmlns:am3d="http://schemas.microsoft.com/office/drawing/2017/model3d" xmlns:o="urn:schemas-microsoft-com:office:office" xmlns:oel="http://schemas.microsoft.com/office/2019/extlst" xmlns:r="http://schemas.openxmlformats.org/officeDocument/2006/relationships" xmlns:m="http://schemas.openxmlformats.org/officeDocument/2006/math" xmlns:v="urn:schemas-microsoft-com:vml" xmlns:wp14="http://schemas.microsoft.com/office/word/2010/wordprocessingDrawing" xmlns:wp="http://schemas.openxmlformats.org/drawingml/2006/wordprocessingDrawing" xmlns:w10="urn:schemas-microsoft-com:office:word" xmlns:w="http://schemas.openxmlformats.org/wordprocessingml/2006/main" xmlns:w14="http://schemas.microsoft.com/office/word/2010/wordml" xmlns:w15="http://schemas.microsoft.com/office/word/2012/wordml" xmlns:w16cex="http://schemas.microsoft.com/office/word/2018/wordml/cex" xmlns:w16cid="http://schemas.microsoft.com/office/word/2016/wordml/cid" xmlns:w16="http://schemas.microsoft.com/office/word/2018/wordml" xmlns:w16du="http://schemas.microsoft.com/office/word/2023/wordml/word16du" xmlns:w16sdtdh="http://schemas.microsoft.com/office/word/2020/wordml/sdtdatahash" xmlns:w16sdtfl="http://schemas.microsoft.com/office/word/2024/wordml/sdtformatlock" xmlns:w16se="http://schemas.microsoft.com/office/word/2015/wordml/symex" xmlns:wpg="http://schemas.microsoft.com/office/word/2010/wordprocessingGroup" xmlns:wpi="http://schemas.microsoft.com/office/word/2010/wordprocessingInk" xmlns:wne="http://schemas.microsoft.com/office/word/2006/wordml" xmlns:wps="http://schemas.microsoft.com/office/word/2010/wordprocessingShape" mc:Ignorable="w14 w15 w16se w16cid w16 w16cex w16sdtdh w16sdtfl w16du wp14">
   <w:body>
+    <w:p>
+      <w:pPr>
+        <w:spacing w:before="0" w:line="240" w:lineRule="auto"/>
+        <w:jc w:val="center"/>
+        <w:rPr>
+          <w:b/>
+          <w:bCs/>
+          <w:sz w:val="32"/>
+          <w:szCs w:val="32"/>
+          <w:u w:val="single"/>
+        </w:rPr>
+      </w:pPr>
+      <w:r>
+        <w:rPr>
+          <w:b/>
+          <w:bCs/>
+          <w:sz w:val="32"/>
+          <w:szCs w:val="32"/>
+          <w:u w:val="single"/>
+        </w:rPr>
+        <w:t xml:space="preserve">TS </w:t>
+      </w:r>
+      <w:r>
+        <w:rPr>
+          <w:b/>
+          <w:bCs/>
+          <w:sz w:val="32"/>
+          <w:szCs w:val="32"/>
+          <w:u w:val="single"/>
+        </w:rPr>
+        <w:t>Ghanam</w:t>
+      </w:r>
+      <w:r>
+        <w:rPr>
+          <w:b/>
+          <w:bCs/>
+          <w:sz w:val="32"/>
+          <w:szCs w:val="32"/>
+          <w:u w:val="single"/>
+        </w:rPr>
+        <w:t xml:space="preserve"> </w:t>
+      </w:r>
+      <w:r>
+        <w:rPr>
+          <w:b/>
+          <w:bCs/>
+          <w:sz w:val="32"/>
+          <w:szCs w:val="32"/>
+          <w:u w:val="single"/>
+        </w:rPr>
+        <w:t xml:space="preserve">– TS </w:t>
+      </w:r>
+      <w:r>
+        <w:rPr>
+          <w:b/>
+          <w:bCs/>
+          <w:sz w:val="32"/>
+          <w:szCs w:val="32"/>
+          <w:u w:val="single"/>
+        </w:rPr>
+        <w:t>4.3</w:t>
+      </w:r>
+      <w:r>
+        <w:rPr>
+          <w:b/>
+          <w:bCs/>
+          <w:sz w:val="32"/>
+          <w:szCs w:val="32"/>
+          <w:u w:val="single"/>
+        </w:rPr>
+        <w:t xml:space="preserve"> </w:t>
+      </w:r>
+      <w:r>
+        <w:rPr>
+          <w:b/>
+          <w:bCs/>
+          <w:sz w:val="32"/>
+          <w:szCs w:val="32"/>
+          <w:u w:val="single"/>
+        </w:rPr>
+        <w:t>Malayalam</w:t>
+      </w:r>
+      <w:r>
+        <w:rPr>
+          <w:b/>
+          <w:bCs/>
+          <w:sz w:val="32"/>
+          <w:szCs w:val="32"/>
+          <w:u w:val="single"/>
+        </w:rPr>
+        <w:t xml:space="preserve"> Corrections –</w:t>
+      </w:r>
+      <w:r>
+        <w:rPr>
+          <w:b/>
+          <w:bCs/>
+          <w:sz w:val="32"/>
+          <w:szCs w:val="32"/>
+          <w:u w:val="single"/>
+        </w:rPr>
+        <w:t xml:space="preserve"> </w:t>
+      </w:r>
+      <w:r>
+        <w:rPr>
+          <w:b/>
+          <w:bCs/>
+          <w:sz w:val="32"/>
+          <w:szCs w:val="32"/>
+          <w:u w:val="single"/>
+        </w:rPr>
+        <w:t xml:space="preserve">Observed till </w:t>
+      </w:r>
+      <w:r>
+        <w:rPr>
+          <w:b/>
+          <w:bCs/>
+          <w:sz w:val="32"/>
+          <w:szCs w:val="32"/>
+          <w:u w:val="single"/>
+        </w:rPr>
+        <w:t>31st Oct 2026</w:t>
+      </w:r>
+    </w:p>
+    <w:p>
+      <w:pPr>
+        <w:spacing w:before="0" w:line="240" w:lineRule="auto"/>
+        <w:jc w:val="center"/>
+        <w:rPr>
+          <w:b/>
+          <w:bCs/>
+          <w:sz w:val="28"/>
+          <w:szCs w:val="32"/>
+        </w:rPr>
+      </w:pPr>
+      <w:r>
+        <w:rPr>
+          <w:b/>
+          <w:bCs/>
+          <w:sz w:val="28"/>
+          <w:szCs w:val="32"/>
+        </w:rPr>
+        <w:t>(ignore those which are already incorporated in your book’s version and date)</w:t>
+      </w:r>
+    </w:p>
+    <w:tbl>
+      <w:tblPr>
+        <w:tblW w:w="14537" w:type="dxa"/>
+        <w:tblInd w:w="-792" w:type="dxa"/>
+        <w:tblBorders>
+          <w:top w:val="single" w:sz="4" w:space="0" w:color="000000"/>
+          <w:left w:val="single" w:sz="4" w:space="0" w:color="000000"/>
+          <w:bottom w:val="single" w:sz="4" w:space="0" w:color="000000"/>
+          <w:right w:val="single" w:sz="4" w:space="0" w:color="000000"/>
+          <w:insideH w:val="single" w:sz="4" w:space="0" w:color="000000"/>
+          <w:insideV w:val="single" w:sz="4" w:space="0" w:color="000000"/>
+        </w:tblBorders>
+        <w:tblLook w:val="04A0" w:firstRow="1" w:lastRow="0" w:firstColumn="1" w:lastColumn="0" w:noHBand="0" w:noVBand="1"/>
+      </w:tblPr>
+      <w:tblGrid>
+        <w:gridCol w:w="7166"/>
+        <w:gridCol w:w="7371"/>
+      </w:tblGrid>
+      <w:tr>
+        <w:tc>
+          <w:tcPr>
+            <w:tcW w:w="7166" w:type="dxa"/>
+          </w:tcPr>
+          <w:p>
+            <w:pPr>
+              <w:spacing w:before="0" w:line="240" w:lineRule="auto"/>
+              <w:jc w:val="center"/>
+              <w:rPr>
+                <w:b/>
+                <w:sz w:val="32"/>
+                <w:szCs w:val="32"/>
+              </w:rPr>
+            </w:pPr>
+            <w:r>
+              <w:rPr>
+                <w:b/>
+                <w:sz w:val="32"/>
+                <w:szCs w:val="32"/>
+              </w:rPr>
+              <w:t>As Printed</w:t>
+            </w:r>
+          </w:p>
+        </w:tc>
+        <w:tc>
+          <w:tcPr>
+            <w:tcW w:w="7371" w:type="dxa"/>
+          </w:tcPr>
+          <w:p>
+            <w:pPr>
+              <w:spacing w:before="0" w:line="240" w:lineRule="auto"/>
+              <w:ind w:right="-18"/>
+              <w:jc w:val="center"/>
+              <w:rPr>
+                <w:b/>
+                <w:sz w:val="32"/>
+                <w:szCs w:val="32"/>
+              </w:rPr>
+            </w:pPr>
+            <w:r>
+              <w:rPr>
+                <w:b/>
+                <w:sz w:val="32"/>
+                <w:szCs w:val="32"/>
+              </w:rPr>
+              <w:t>To be read as or corrected as</w:t>
+            </w:r>
+            <w:r>
+              <w:rPr>
+                <w:b/>
+                <w:sz w:val="32"/>
+                <w:szCs w:val="32"/>
+              </w:rPr>
+              <w:t xml:space="preserve"> </w:t>
+            </w:r>
+          </w:p>
+        </w:tc>
+      </w:tr>
+      <w:tr>
+        <w:trPr>
+          <w:trHeight w:val="1921"/>
+        </w:trPr>
+        <w:tc>
+          <w:tcPr>
+            <w:tcW w:w="7166" w:type="dxa"/>
+            <w:tcBorders>
+              <w:top w:val="single" w:sz="4" w:space="0" w:color="000000"/>
+              <w:left w:val="single" w:sz="4" w:space="0" w:color="000000"/>
+              <w:bottom w:val="single" w:sz="4" w:space="0" w:color="000000"/>
+              <w:right w:val="single" w:sz="4" w:space="0" w:color="000000"/>
+            </w:tcBorders>
+          </w:tcPr>
+          <w:p>
+            <w:pPr>
+              <w:widowControl w:val="0"/>
+              <w:autoSpaceDE w:val="0"/>
+              <w:autoSpaceDN w:val="0"/>
+              <w:adjustRightInd w:val="0"/>
+              <w:spacing w:line="240" w:lineRule="auto"/>
+              <w:rPr>
+                <w:rFonts w:ascii="BRH Malayalam Extra" w:hAnsi="BRH Malayalam Extra" w:cs="BRH Malayalam Extra"/>
+                <w:color w:val="000000"/>
+                <w:sz w:val="32"/>
+                <w:szCs w:val="32"/>
+              </w:rPr>
+            </w:pPr>
+            <w:r>
+              <w:rPr>
+                <w:rFonts w:ascii="BRH Malayalam Extra" w:hAnsi="BRH Malayalam Extra" w:cs="BRH Malayalam Extra"/>
+                <w:color w:val="000000"/>
+                <w:sz w:val="32"/>
+                <w:szCs w:val="32"/>
+              </w:rPr>
+              <w:t>(</w:t>
+            </w:r>
+            <w:r>
+              <w:rPr>
+                <w:rFonts w:cs="BRH Malayalam Extra"/>
+                <w:color w:val="000000"/>
+                <w:szCs w:val="32"/>
+              </w:rPr>
+              <w:t>30</w:t>
+            </w:r>
+            <w:r>
+              <w:rPr>
+                <w:rFonts w:ascii="BRH Malayalam Extra" w:hAnsi="BRH Malayalam Extra" w:cs="BRH Malayalam Extra"/>
+                <w:color w:val="000000"/>
+                <w:sz w:val="32"/>
+                <w:szCs w:val="32"/>
+              </w:rPr>
+              <w:t>)[</w:t>
+            </w:r>
+            <w:r>
+              <w:rPr>
+                <w:rFonts w:cs="BRH Malayalam Extra"/>
+                <w:color w:val="000000"/>
+                <w:szCs w:val="32"/>
+              </w:rPr>
+              <w:t>P19</w:t>
+            </w:r>
+            <w:r>
+              <w:rPr>
+                <w:rFonts w:ascii="BRH Malayalam Extra" w:hAnsi="BRH Malayalam Extra" w:cs="BRH Malayalam Extra"/>
+                <w:color w:val="000000"/>
+                <w:sz w:val="32"/>
+                <w:szCs w:val="32"/>
+              </w:rPr>
+              <w:t xml:space="preserve">] </w:t>
+            </w:r>
+            <w:r>
+              <w:rPr>
+                <w:rFonts w:cs="BRH Malayalam Extra"/>
+                <w:color w:val="000000"/>
+                <w:szCs w:val="32"/>
+              </w:rPr>
+              <w:t>4</w:t>
+            </w:r>
+            <w:r>
+              <w:rPr>
+                <w:rFonts w:ascii="BRH Malayalam Extra" w:hAnsi="BRH Malayalam Extra" w:cs="BRH Malayalam Extra"/>
+                <w:color w:val="000000"/>
+                <w:sz w:val="32"/>
+                <w:szCs w:val="32"/>
+              </w:rPr>
+              <w:t>.</w:t>
+            </w:r>
+            <w:r>
+              <w:rPr>
+                <w:rFonts w:cs="BRH Malayalam Extra"/>
+                <w:color w:val="000000"/>
+                <w:szCs w:val="32"/>
+              </w:rPr>
+              <w:t>3</w:t>
+            </w:r>
+            <w:r>
+              <w:rPr>
+                <w:rFonts w:ascii="BRH Malayalam Extra" w:hAnsi="BRH Malayalam Extra" w:cs="BRH Malayalam Extra"/>
+                <w:color w:val="000000"/>
+                <w:sz w:val="32"/>
+                <w:szCs w:val="32"/>
+              </w:rPr>
+              <w:t>.</w:t>
+            </w:r>
+            <w:r>
+              <w:rPr>
+                <w:rFonts w:cs="BRH Malayalam Extra"/>
+                <w:color w:val="000000"/>
+                <w:szCs w:val="32"/>
+              </w:rPr>
+              <w:t>10</w:t>
+            </w:r>
+            <w:r>
+              <w:rPr>
+                <w:rFonts w:ascii="BRH Malayalam Extra" w:hAnsi="BRH Malayalam Extra" w:cs="BRH Malayalam Extra"/>
+                <w:color w:val="000000"/>
+                <w:sz w:val="32"/>
+                <w:szCs w:val="32"/>
+              </w:rPr>
+              <w:t>.</w:t>
+            </w:r>
+            <w:r>
+              <w:rPr>
+                <w:rFonts w:cs="BRH Malayalam Extra"/>
+                <w:color w:val="000000"/>
+                <w:szCs w:val="32"/>
+              </w:rPr>
+              <w:t>2</w:t>
+            </w:r>
+            <w:r>
+              <w:rPr>
+                <w:rFonts w:ascii="BRH Malayalam Extra" w:hAnsi="BRH Malayalam Extra" w:cs="BRH Malayalam Extra"/>
+                <w:color w:val="000000"/>
+                <w:sz w:val="32"/>
+                <w:szCs w:val="32"/>
+              </w:rPr>
+              <w:t>(</w:t>
+            </w:r>
+            <w:r>
+              <w:rPr>
+                <w:rFonts w:cs="BRH Malayalam Extra"/>
+                <w:color w:val="000000"/>
+                <w:szCs w:val="32"/>
+              </w:rPr>
+              <w:t>22</w:t>
+            </w:r>
+            <w:r>
+              <w:rPr>
+                <w:rFonts w:ascii="BRH Malayalam Extra" w:hAnsi="BRH Malayalam Extra" w:cs="BRH Malayalam Extra"/>
+                <w:color w:val="000000"/>
+                <w:sz w:val="32"/>
+                <w:szCs w:val="32"/>
+              </w:rPr>
+              <w:t>)-  B</w:t>
+            </w:r>
+            <w:r>
+              <w:rPr>
+                <w:rFonts w:ascii="BRH Malayalam Extra" w:hAnsi="BRH Malayalam Extra" w:cs="BRH Malayalam Extra"/>
+                <w:color w:val="000000"/>
+                <w:sz w:val="26"/>
+                <w:szCs w:val="32"/>
+              </w:rPr>
+              <w:t>–</w:t>
+            </w:r>
+            <w:r>
+              <w:rPr>
+                <w:rFonts w:ascii="BRH Malayalam Extra" w:hAnsi="BRH Malayalam Extra" w:cs="BRH Malayalam Extra"/>
+                <w:color w:val="000000"/>
+                <w:sz w:val="32"/>
+                <w:szCs w:val="32"/>
+              </w:rPr>
+              <w:t>sëx</w:t>
+            </w:r>
+            <w:r>
+              <w:rPr>
+                <w:rFonts w:ascii="BRH Malayalam Extra" w:hAnsi="BRH Malayalam Extra" w:cs="BRH Malayalam Extra"/>
+                <w:color w:val="000000"/>
+                <w:sz w:val="26"/>
+                <w:szCs w:val="32"/>
+              </w:rPr>
+              <w:t>–</w:t>
+            </w:r>
+            <w:r>
+              <w:rPr>
+                <w:rFonts w:ascii="BRH Malayalam Extra" w:hAnsi="BRH Malayalam Extra" w:cs="BRH Malayalam Extra"/>
+                <w:color w:val="000000"/>
+                <w:sz w:val="32"/>
+                <w:szCs w:val="32"/>
+              </w:rPr>
+              <w:t>I | GK—py</w:t>
+            </w:r>
+            <w:r>
+              <w:rPr>
+                <w:rFonts w:ascii="BRH Devanagari Extra" w:hAnsi="BRH Devanagari Extra" w:cs="BRH Malayalam Extra"/>
+                <w:color w:val="000000"/>
+                <w:sz w:val="26"/>
+                <w:szCs w:val="32"/>
+              </w:rPr>
+              <w:t>óè</w:t>
+            </w:r>
+            <w:r>
+              <w:rPr>
+                <w:rFonts w:ascii="BRH Malayalam Extra" w:hAnsi="BRH Malayalam Extra" w:cs="BRH Malayalam Extra"/>
+                <w:color w:val="000000"/>
+                <w:sz w:val="32"/>
+                <w:szCs w:val="32"/>
+              </w:rPr>
+              <w:t xml:space="preserve">qZõx | </w:t>
+            </w:r>
+          </w:p>
+          <w:p>
+            <w:pPr>
+              <w:widowControl w:val="0"/>
+              <w:autoSpaceDE w:val="0"/>
+              <w:autoSpaceDN w:val="0"/>
+              <w:adjustRightInd w:val="0"/>
+              <w:spacing w:line="240" w:lineRule="auto"/>
+              <w:rPr>
+                <w:rFonts w:ascii="BRH Malayalam Extra" w:hAnsi="BRH Malayalam Extra" w:cs="BRH Malayalam Extra"/>
+                <w:color w:val="000000"/>
+                <w:sz w:val="32"/>
+                <w:szCs w:val="32"/>
+              </w:rPr>
+            </w:pPr>
+            <w:r>
+              <w:rPr>
+                <w:rFonts w:ascii="BRH Malayalam Extra" w:hAnsi="BRH Malayalam Extra" w:cs="BRH Malayalam Extra"/>
+                <w:color w:val="000000"/>
+                <w:sz w:val="32"/>
+                <w:szCs w:val="32"/>
+              </w:rPr>
+              <w:t>A</w:t>
+            </w:r>
+            <w:r>
+              <w:rPr>
+                <w:rFonts w:ascii="BRH Malayalam Extra" w:hAnsi="BRH Malayalam Extra" w:cs="BRH Malayalam Extra"/>
+                <w:color w:val="000000"/>
+                <w:sz w:val="26"/>
+                <w:szCs w:val="32"/>
+              </w:rPr>
+              <w:t>–</w:t>
+            </w:r>
+            <w:r>
+              <w:rPr>
+                <w:rFonts w:ascii="BRH Malayalam Extra" w:hAnsi="BRH Malayalam Extra" w:cs="BRH Malayalam Extra"/>
+                <w:color w:val="000000"/>
+                <w:sz w:val="32"/>
+                <w:szCs w:val="32"/>
+              </w:rPr>
+              <w:t>së¡</w:t>
+            </w:r>
+            <w:r>
+              <w:rPr>
+                <w:rFonts w:ascii="BRH Malayalam Extra" w:hAnsi="BRH Malayalam Extra" w:cs="BRH Malayalam Extra"/>
+                <w:color w:val="000000"/>
+                <w:sz w:val="26"/>
+                <w:szCs w:val="32"/>
+              </w:rPr>
+              <w:t>–</w:t>
+            </w:r>
+            <w:r>
+              <w:rPr>
+                <w:rFonts w:ascii="BRH Malayalam Extra" w:hAnsi="BRH Malayalam Extra" w:cs="BRH Malayalam Extra"/>
+                <w:color w:val="000000"/>
+                <w:sz w:val="32"/>
+                <w:szCs w:val="32"/>
+              </w:rPr>
+              <w:t>p</w:t>
+            </w:r>
+            <w:r>
+              <w:rPr>
+                <w:rFonts w:ascii="BRH Malayalam Extra" w:hAnsi="BRH Malayalam Extra" w:cs="BRH Malayalam Extra"/>
+                <w:color w:val="000000"/>
+                <w:sz w:val="26"/>
+                <w:szCs w:val="32"/>
+              </w:rPr>
+              <w:t>–</w:t>
+            </w:r>
+            <w:r>
+              <w:rPr>
+                <w:rFonts w:ascii="BRH Malayalam Extra" w:hAnsi="BRH Malayalam Extra" w:cs="BRH Malayalam Extra"/>
+                <w:color w:val="000000"/>
+                <w:sz w:val="32"/>
+                <w:szCs w:val="32"/>
+                <w:highlight w:val="yellow"/>
+              </w:rPr>
+              <w:t>Z</w:t>
+            </w:r>
+            <w:r>
+              <w:rPr>
+                <w:rFonts w:ascii="BRH Malayalam Extra" w:hAnsi="BRH Malayalam Extra" w:cs="BRH Malayalam Extra"/>
+                <w:color w:val="000000"/>
+                <w:sz w:val="32"/>
+                <w:szCs w:val="32"/>
+              </w:rPr>
+              <w:t xml:space="preserve"> |</w:t>
+            </w:r>
+          </w:p>
+          <w:p>
+            <w:pPr>
+              <w:widowControl w:val="0"/>
+              <w:autoSpaceDE w:val="0"/>
+              <w:autoSpaceDN w:val="0"/>
+              <w:adjustRightInd w:val="0"/>
+              <w:spacing w:line="240" w:lineRule="auto"/>
+              <w:rPr>
+                <w:rFonts w:ascii="BRH Malayalam Extra" w:hAnsi="BRH Malayalam Extra" w:cs="BRH Malayalam Extra"/>
+                <w:color w:val="000000"/>
+                <w:sz w:val="32"/>
+                <w:szCs w:val="32"/>
+              </w:rPr>
+            </w:pPr>
+            <w:r>
+              <w:rPr>
+                <w:rFonts w:ascii="BRH Malayalam Extra" w:hAnsi="BRH Malayalam Extra" w:cs="BRH Malayalam Extra"/>
+                <w:color w:val="000000"/>
+                <w:sz w:val="32"/>
+                <w:szCs w:val="32"/>
+              </w:rPr>
+              <w:t>B</w:t>
+            </w:r>
+            <w:r>
+              <w:rPr>
+                <w:rFonts w:ascii="BRH Malayalam Extra" w:hAnsi="BRH Malayalam Extra" w:cs="BRH Malayalam Extra"/>
+                <w:color w:val="000000"/>
+                <w:sz w:val="26"/>
+                <w:szCs w:val="32"/>
+              </w:rPr>
+              <w:t>–</w:t>
+            </w:r>
+            <w:r>
+              <w:rPr>
+                <w:rFonts w:ascii="BRH Malayalam Extra" w:hAnsi="BRH Malayalam Extra" w:cs="BRH Malayalam Extra"/>
+                <w:color w:val="000000"/>
+                <w:sz w:val="32"/>
+                <w:szCs w:val="32"/>
+              </w:rPr>
+              <w:t>sëx</w:t>
+            </w:r>
+            <w:r>
+              <w:rPr>
+                <w:rFonts w:ascii="BRH Malayalam Extra" w:hAnsi="BRH Malayalam Extra" w:cs="BRH Malayalam Extra"/>
+                <w:color w:val="000000"/>
+                <w:sz w:val="26"/>
+                <w:szCs w:val="32"/>
+              </w:rPr>
+              <w:t>–</w:t>
+            </w:r>
+            <w:r>
+              <w:rPr>
+                <w:rFonts w:ascii="BRH Malayalam Extra" w:hAnsi="BRH Malayalam Extra" w:cs="BRH Malayalam Extra"/>
+                <w:color w:val="000000"/>
+                <w:sz w:val="32"/>
+                <w:szCs w:val="32"/>
+              </w:rPr>
+              <w:t xml:space="preserve"> ¥iK—py</w:t>
+            </w:r>
+            <w:r>
+              <w:rPr>
+                <w:rFonts w:ascii="BRH Devanagari Extra" w:hAnsi="BRH Devanagari Extra" w:cs="BRH Malayalam Extra"/>
+                <w:color w:val="000000"/>
+                <w:sz w:val="26"/>
+                <w:szCs w:val="32"/>
+              </w:rPr>
+              <w:t>óè</w:t>
+            </w:r>
+            <w:r>
+              <w:rPr>
+                <w:rFonts w:ascii="BRH Malayalam Extra" w:hAnsi="BRH Malayalam Extra" w:cs="BRH Malayalam Extra"/>
+                <w:color w:val="000000"/>
+                <w:sz w:val="32"/>
+                <w:szCs w:val="32"/>
+              </w:rPr>
+              <w:t>q</w:t>
+            </w:r>
+            <w:r>
+              <w:rPr>
+                <w:rFonts w:ascii="BRH Malayalam Extra" w:hAnsi="BRH Malayalam Extra" w:cs="BRH Malayalam Extra"/>
+                <w:color w:val="000000"/>
+                <w:sz w:val="26"/>
+                <w:szCs w:val="32"/>
+              </w:rPr>
+              <w:t>–</w:t>
+            </w:r>
+            <w:r>
+              <w:rPr>
+                <w:rFonts w:ascii="BRH Malayalam Extra" w:hAnsi="BRH Malayalam Extra" w:cs="BRH Malayalam Extra"/>
+                <w:color w:val="000000"/>
+                <w:sz w:val="32"/>
+                <w:szCs w:val="32"/>
+              </w:rPr>
+              <w:t xml:space="preserve"> ¤¤ZõK—py</w:t>
+            </w:r>
+            <w:r>
+              <w:rPr>
+                <w:rFonts w:ascii="BRH Devanagari Extra" w:hAnsi="BRH Devanagari Extra" w:cs="BRH Malayalam Extra"/>
+                <w:color w:val="000000"/>
+                <w:sz w:val="26"/>
+                <w:szCs w:val="32"/>
+              </w:rPr>
+              <w:t>óè</w:t>
+            </w:r>
+            <w:r>
+              <w:rPr>
+                <w:rFonts w:ascii="BRH Malayalam Extra" w:hAnsi="BRH Malayalam Extra" w:cs="BRH Malayalam Extra"/>
+                <w:color w:val="000000"/>
+                <w:sz w:val="32"/>
+                <w:szCs w:val="32"/>
+              </w:rPr>
+              <w:t>qZõx „„sëx ixsëx</w:t>
+            </w:r>
+            <w:r>
+              <w:rPr>
+                <w:rFonts w:ascii="BRH Malayalam Extra" w:hAnsi="BRH Malayalam Extra" w:cs="BRH Malayalam Extra"/>
+                <w:color w:val="000000"/>
+                <w:sz w:val="26"/>
+                <w:szCs w:val="32"/>
+              </w:rPr>
+              <w:t>–</w:t>
+            </w:r>
+            <w:r>
+              <w:rPr>
+                <w:rFonts w:ascii="BRH Malayalam Extra" w:hAnsi="BRH Malayalam Extra" w:cs="BRH Malayalam Extra"/>
+                <w:color w:val="000000"/>
+                <w:sz w:val="32"/>
+                <w:szCs w:val="32"/>
+              </w:rPr>
+              <w:t xml:space="preserve"> ¥iK—py</w:t>
+            </w:r>
+            <w:r>
+              <w:rPr>
+                <w:rFonts w:ascii="BRH Devanagari Extra" w:hAnsi="BRH Devanagari Extra" w:cs="BRH Malayalam Extra"/>
+                <w:color w:val="000000"/>
+                <w:sz w:val="26"/>
+                <w:szCs w:val="32"/>
+              </w:rPr>
+              <w:t>óè</w:t>
+            </w:r>
+            <w:r>
+              <w:rPr>
+                <w:rFonts w:ascii="BRH Malayalam Extra" w:hAnsi="BRH Malayalam Extra" w:cs="BRH Malayalam Extra"/>
+                <w:color w:val="000000"/>
+                <w:sz w:val="32"/>
+                <w:szCs w:val="32"/>
+              </w:rPr>
+              <w:t>qZõx „së¡</w:t>
+            </w:r>
+            <w:r>
+              <w:rPr>
+                <w:rFonts w:ascii="BRH Malayalam Extra" w:hAnsi="BRH Malayalam Extra" w:cs="BRH Malayalam Extra"/>
+                <w:color w:val="000000"/>
+                <w:sz w:val="32"/>
+                <w:szCs w:val="32"/>
+                <w:highlight w:val="yellow"/>
+              </w:rPr>
+              <w:t>p</w:t>
+            </w:r>
+            <w:r>
+              <w:rPr>
+                <w:rFonts w:ascii="BRH Malayalam Extra" w:hAnsi="BRH Malayalam Extra" w:cs="BRH Malayalam Extra"/>
+                <w:color w:val="000000"/>
+                <w:sz w:val="26"/>
+                <w:szCs w:val="32"/>
+              </w:rPr>
+              <w:t>–</w:t>
+            </w:r>
+            <w:r>
+              <w:rPr>
+                <w:rFonts w:ascii="BRH Malayalam Extra" w:hAnsi="BRH Malayalam Extra" w:cs="BRH Malayalam Extra"/>
+                <w:color w:val="000000"/>
+                <w:sz w:val="32"/>
+                <w:szCs w:val="32"/>
+              </w:rPr>
+              <w:t xml:space="preserve">Zx </w:t>
+            </w:r>
+            <w:r>
+              <w:rPr>
+                <w:rFonts w:ascii="BRH Malayalam Extra" w:hAnsi="BRH Malayalam Extra" w:cs="BRH Malayalam Extra"/>
+                <w:color w:val="000000"/>
+                <w:sz w:val="32"/>
+                <w:szCs w:val="32"/>
+                <w:highlight w:val="yellow"/>
+              </w:rPr>
+              <w:t>së¡</w:t>
+            </w:r>
+            <w:r>
+              <w:rPr>
+                <w:rFonts w:ascii="BRH Malayalam Extra" w:hAnsi="BRH Malayalam Extra" w:cs="BRH Malayalam Extra"/>
+                <w:color w:val="000000"/>
+                <w:sz w:val="32"/>
+                <w:szCs w:val="32"/>
+              </w:rPr>
+              <w:t>—p</w:t>
+            </w:r>
+            <w:r>
+              <w:rPr>
+                <w:rFonts w:ascii="BRH Malayalam Extra" w:hAnsi="BRH Malayalam Extra" w:cs="BRH Malayalam Extra"/>
+                <w:color w:val="000000"/>
+                <w:sz w:val="26"/>
+                <w:szCs w:val="32"/>
+              </w:rPr>
+              <w:t>–</w:t>
+            </w:r>
+            <w:r>
+              <w:rPr>
+                <w:rFonts w:ascii="BRH Malayalam Extra" w:hAnsi="BRH Malayalam Extra" w:cs="BRH Malayalam Extra"/>
+                <w:color w:val="000000"/>
+                <w:sz w:val="32"/>
+                <w:szCs w:val="32"/>
+              </w:rPr>
+              <w:t xml:space="preserve"> ¤¤ZK—py</w:t>
+            </w:r>
+            <w:r>
+              <w:rPr>
+                <w:rFonts w:ascii="BRH Devanagari Extra" w:hAnsi="BRH Devanagari Extra" w:cs="BRH Malayalam Extra"/>
+                <w:color w:val="000000"/>
+                <w:sz w:val="26"/>
+                <w:szCs w:val="32"/>
+              </w:rPr>
+              <w:t>óè</w:t>
+            </w:r>
+            <w:r>
+              <w:rPr>
+                <w:rFonts w:ascii="BRH Malayalam Extra" w:hAnsi="BRH Malayalam Extra" w:cs="BRH Malayalam Extra"/>
+                <w:color w:val="000000"/>
+                <w:sz w:val="32"/>
+                <w:szCs w:val="32"/>
+              </w:rPr>
+              <w:t>qZõx „„sëx ixsëx</w:t>
+            </w:r>
+            <w:r>
+              <w:rPr>
+                <w:rFonts w:ascii="BRH Malayalam Extra" w:hAnsi="BRH Malayalam Extra" w:cs="BRH Malayalam Extra"/>
+                <w:color w:val="000000"/>
+                <w:sz w:val="26"/>
+                <w:szCs w:val="32"/>
+              </w:rPr>
+              <w:t>–</w:t>
+            </w:r>
+            <w:r>
+              <w:rPr>
+                <w:rFonts w:ascii="BRH Malayalam Extra" w:hAnsi="BRH Malayalam Extra" w:cs="BRH Malayalam Extra"/>
+                <w:color w:val="000000"/>
+                <w:sz w:val="32"/>
+                <w:szCs w:val="32"/>
+              </w:rPr>
+              <w:t xml:space="preserve"> ¥iK—py</w:t>
+            </w:r>
+            <w:r>
+              <w:rPr>
+                <w:rFonts w:ascii="BRH Devanagari Extra" w:hAnsi="BRH Devanagari Extra" w:cs="BRH Malayalam Extra"/>
+                <w:color w:val="000000"/>
+                <w:sz w:val="26"/>
+                <w:szCs w:val="32"/>
+              </w:rPr>
+              <w:t>óè</w:t>
+            </w:r>
+            <w:r>
+              <w:rPr>
+                <w:rFonts w:ascii="BRH Malayalam Extra" w:hAnsi="BRH Malayalam Extra" w:cs="BRH Malayalam Extra"/>
+                <w:color w:val="000000"/>
+                <w:sz w:val="32"/>
+                <w:szCs w:val="32"/>
+              </w:rPr>
+              <w:t>qZõx „së¡</w:t>
+            </w:r>
+            <w:r>
+              <w:rPr>
+                <w:rFonts w:ascii="BRH Malayalam Extra" w:hAnsi="BRH Malayalam Extra" w:cs="BRH Malayalam Extra"/>
+                <w:color w:val="000000"/>
+                <w:sz w:val="32"/>
+                <w:szCs w:val="32"/>
+                <w:highlight w:val="yellow"/>
+              </w:rPr>
+              <w:t>p</w:t>
+            </w:r>
+            <w:r>
+              <w:rPr>
+                <w:rFonts w:ascii="BRH Malayalam Extra" w:hAnsi="BRH Malayalam Extra" w:cs="BRH Malayalam Extra"/>
+                <w:color w:val="000000"/>
+                <w:sz w:val="26"/>
+                <w:szCs w:val="32"/>
+              </w:rPr>
+              <w:t>–</w:t>
+            </w:r>
+            <w:r>
+              <w:rPr>
+                <w:rFonts w:ascii="BRH Malayalam Extra" w:hAnsi="BRH Malayalam Extra" w:cs="BRH Malayalam Extra"/>
+                <w:color w:val="000000"/>
+                <w:sz w:val="32"/>
+                <w:szCs w:val="32"/>
+              </w:rPr>
+              <w:t xml:space="preserve">Z | </w:t>
+            </w:r>
+          </w:p>
+          <w:p>
+            <w:pPr>
+              <w:widowControl w:val="0"/>
+              <w:autoSpaceDE w:val="0"/>
+              <w:autoSpaceDN w:val="0"/>
+              <w:adjustRightInd w:val="0"/>
+              <w:spacing w:line="240" w:lineRule="auto"/>
+              <w:rPr>
+                <w:rFonts w:ascii="BRH Malayalam Extra" w:hAnsi="BRH Malayalam Extra" w:cs="BRH Malayalam Extra"/>
+                <w:color w:val="000000"/>
+                <w:sz w:val="32"/>
+                <w:szCs w:val="32"/>
+              </w:rPr>
+            </w:pPr>
+            <w:r>
+              <w:rPr>
+                <w:rFonts w:ascii="BRH Malayalam Extra" w:hAnsi="BRH Malayalam Extra" w:cs="BRH Malayalam Extra"/>
+                <w:color w:val="000000"/>
+                <w:sz w:val="32"/>
+                <w:szCs w:val="32"/>
+              </w:rPr>
+              <w:t>(</w:t>
+            </w:r>
+            <w:r>
+              <w:rPr>
+                <w:rFonts w:cs="BRH Malayalam Extra"/>
+                <w:color w:val="000000"/>
+                <w:szCs w:val="32"/>
+              </w:rPr>
+              <w:t>31</w:t>
+            </w:r>
+            <w:r>
+              <w:rPr>
+                <w:rFonts w:ascii="BRH Malayalam Extra" w:hAnsi="BRH Malayalam Extra" w:cs="BRH Malayalam Extra"/>
+                <w:color w:val="000000"/>
+                <w:sz w:val="32"/>
+                <w:szCs w:val="32"/>
+              </w:rPr>
+              <w:t>)[</w:t>
+            </w:r>
+            <w:r>
+              <w:rPr>
+                <w:rFonts w:cs="BRH Malayalam Extra"/>
+                <w:color w:val="000000"/>
+                <w:szCs w:val="32"/>
+              </w:rPr>
+              <w:t>P19</w:t>
+            </w:r>
+            <w:r>
+              <w:rPr>
+                <w:rFonts w:ascii="BRH Malayalam Extra" w:hAnsi="BRH Malayalam Extra" w:cs="BRH Malayalam Extra"/>
+                <w:color w:val="000000"/>
+                <w:sz w:val="32"/>
+                <w:szCs w:val="32"/>
+              </w:rPr>
+              <w:t xml:space="preserve">] </w:t>
+            </w:r>
+            <w:r>
+              <w:rPr>
+                <w:rFonts w:cs="BRH Malayalam Extra"/>
+                <w:color w:val="000000"/>
+                <w:szCs w:val="32"/>
+              </w:rPr>
+              <w:t>4</w:t>
+            </w:r>
+            <w:r>
+              <w:rPr>
+                <w:rFonts w:ascii="BRH Malayalam Extra" w:hAnsi="BRH Malayalam Extra" w:cs="BRH Malayalam Extra"/>
+                <w:color w:val="000000"/>
+                <w:sz w:val="32"/>
+                <w:szCs w:val="32"/>
+              </w:rPr>
+              <w:t>.</w:t>
+            </w:r>
+            <w:r>
+              <w:rPr>
+                <w:rFonts w:cs="BRH Malayalam Extra"/>
+                <w:color w:val="000000"/>
+                <w:szCs w:val="32"/>
+              </w:rPr>
+              <w:t>3</w:t>
+            </w:r>
+            <w:r>
+              <w:rPr>
+                <w:rFonts w:ascii="BRH Malayalam Extra" w:hAnsi="BRH Malayalam Extra" w:cs="BRH Malayalam Extra"/>
+                <w:color w:val="000000"/>
+                <w:sz w:val="32"/>
+                <w:szCs w:val="32"/>
+              </w:rPr>
+              <w:t>.</w:t>
+            </w:r>
+            <w:r>
+              <w:rPr>
+                <w:rFonts w:cs="BRH Malayalam Extra"/>
+                <w:color w:val="000000"/>
+                <w:szCs w:val="32"/>
+              </w:rPr>
+              <w:t>10</w:t>
+            </w:r>
+            <w:r>
+              <w:rPr>
+                <w:rFonts w:ascii="BRH Malayalam Extra" w:hAnsi="BRH Malayalam Extra" w:cs="BRH Malayalam Extra"/>
+                <w:color w:val="000000"/>
+                <w:sz w:val="32"/>
+                <w:szCs w:val="32"/>
+              </w:rPr>
+              <w:t>.</w:t>
+            </w:r>
+            <w:r>
+              <w:rPr>
+                <w:rFonts w:cs="BRH Malayalam Extra"/>
+                <w:color w:val="000000"/>
+                <w:szCs w:val="32"/>
+              </w:rPr>
+              <w:t>2</w:t>
+            </w:r>
+            <w:r>
+              <w:rPr>
+                <w:rFonts w:ascii="BRH Malayalam Extra" w:hAnsi="BRH Malayalam Extra" w:cs="BRH Malayalam Extra"/>
+                <w:color w:val="000000"/>
+                <w:sz w:val="32"/>
+                <w:szCs w:val="32"/>
+              </w:rPr>
+              <w:t>(</w:t>
+            </w:r>
+            <w:r>
+              <w:rPr>
+                <w:rFonts w:cs="BRH Malayalam Extra"/>
+                <w:color w:val="000000"/>
+                <w:szCs w:val="32"/>
+              </w:rPr>
+              <w:t>23</w:t>
+            </w:r>
+            <w:r>
+              <w:rPr>
+                <w:rFonts w:ascii="BRH Malayalam Extra" w:hAnsi="BRH Malayalam Extra" w:cs="BRH Malayalam Extra"/>
+                <w:color w:val="000000"/>
+                <w:sz w:val="32"/>
+                <w:szCs w:val="32"/>
+              </w:rPr>
+              <w:t>)-  GK—py</w:t>
+            </w:r>
+            <w:r>
+              <w:rPr>
+                <w:rFonts w:ascii="BRH Devanagari Extra" w:hAnsi="BRH Devanagari Extra" w:cs="BRH Malayalam Extra"/>
+                <w:color w:val="000000"/>
+                <w:sz w:val="26"/>
+                <w:szCs w:val="32"/>
+              </w:rPr>
+              <w:t>óè</w:t>
+            </w:r>
+            <w:r>
+              <w:rPr>
+                <w:rFonts w:ascii="BRH Malayalam Extra" w:hAnsi="BRH Malayalam Extra" w:cs="BRH Malayalam Extra"/>
+                <w:color w:val="000000"/>
+                <w:sz w:val="32"/>
+                <w:szCs w:val="32"/>
+              </w:rPr>
+              <w:t>qZõx | A</w:t>
+            </w:r>
+            <w:r>
+              <w:rPr>
+                <w:rFonts w:ascii="BRH Malayalam Extra" w:hAnsi="BRH Malayalam Extra" w:cs="BRH Malayalam Extra"/>
+                <w:color w:val="000000"/>
+                <w:sz w:val="26"/>
+                <w:szCs w:val="32"/>
+              </w:rPr>
+              <w:t>–</w:t>
+            </w:r>
+            <w:r>
+              <w:rPr>
+                <w:rFonts w:ascii="BRH Malayalam Extra" w:hAnsi="BRH Malayalam Extra" w:cs="BRH Malayalam Extra"/>
+                <w:color w:val="000000"/>
+                <w:sz w:val="32"/>
+                <w:szCs w:val="32"/>
+              </w:rPr>
+              <w:t>së¡</w:t>
+            </w:r>
+            <w:r>
+              <w:rPr>
+                <w:rFonts w:ascii="BRH Malayalam Extra" w:hAnsi="BRH Malayalam Extra" w:cs="BRH Malayalam Extra"/>
+                <w:color w:val="000000"/>
+                <w:sz w:val="26"/>
+                <w:szCs w:val="32"/>
+              </w:rPr>
+              <w:t>–</w:t>
+            </w:r>
+            <w:r>
+              <w:rPr>
+                <w:rFonts w:ascii="BRH Malayalam Extra" w:hAnsi="BRH Malayalam Extra" w:cs="BRH Malayalam Extra"/>
+                <w:color w:val="000000"/>
+                <w:sz w:val="32"/>
+                <w:szCs w:val="32"/>
+              </w:rPr>
+              <w:t>p</w:t>
+            </w:r>
+            <w:r>
+              <w:rPr>
+                <w:rFonts w:ascii="BRH Malayalam Extra" w:hAnsi="BRH Malayalam Extra" w:cs="BRH Malayalam Extra"/>
+                <w:color w:val="000000"/>
+                <w:sz w:val="26"/>
+                <w:szCs w:val="32"/>
+              </w:rPr>
+              <w:t>–</w:t>
+            </w:r>
+            <w:r>
+              <w:rPr>
+                <w:rFonts w:ascii="BRH Malayalam Extra" w:hAnsi="BRH Malayalam Extra" w:cs="BRH Malayalam Extra"/>
+                <w:color w:val="000000"/>
+                <w:sz w:val="32"/>
+                <w:szCs w:val="32"/>
+                <w:highlight w:val="yellow"/>
+              </w:rPr>
+              <w:t>Z</w:t>
+            </w:r>
+            <w:r>
+              <w:rPr>
+                <w:rFonts w:ascii="BRH Malayalam Extra" w:hAnsi="BRH Malayalam Extra" w:cs="BRH Malayalam Extra"/>
+                <w:color w:val="000000"/>
+                <w:sz w:val="32"/>
+                <w:szCs w:val="32"/>
+              </w:rPr>
+              <w:t xml:space="preserve"> | GK—qfxJ |</w:t>
+            </w:r>
+          </w:p>
+          <w:p>
+            <w:pPr>
+              <w:widowControl w:val="0"/>
+              <w:autoSpaceDE w:val="0"/>
+              <w:autoSpaceDN w:val="0"/>
+              <w:adjustRightInd w:val="0"/>
+              <w:spacing w:line="240" w:lineRule="auto"/>
+              <w:rPr>
+                <w:rFonts w:ascii="BRH Malayalam Extra" w:hAnsi="BRH Malayalam Extra" w:cs="BRH Malayalam Extra"/>
+                <w:color w:val="000000"/>
+                <w:sz w:val="32"/>
+                <w:szCs w:val="32"/>
+              </w:rPr>
+            </w:pPr>
+            <w:r>
+              <w:rPr>
+                <w:rFonts w:ascii="BRH Malayalam Extra" w:hAnsi="BRH Malayalam Extra" w:cs="BRH Malayalam Extra"/>
+                <w:color w:val="000000"/>
+                <w:sz w:val="32"/>
+                <w:szCs w:val="32"/>
+              </w:rPr>
+              <w:t>GK—py</w:t>
+            </w:r>
+            <w:r>
+              <w:rPr>
+                <w:rFonts w:ascii="BRH Devanagari Extra" w:hAnsi="BRH Devanagari Extra" w:cs="BRH Malayalam Extra"/>
+                <w:color w:val="000000"/>
+                <w:sz w:val="26"/>
+                <w:szCs w:val="32"/>
+              </w:rPr>
+              <w:t>óè</w:t>
+            </w:r>
+            <w:r>
+              <w:rPr>
+                <w:rFonts w:ascii="BRH Malayalam Extra" w:hAnsi="BRH Malayalam Extra" w:cs="BRH Malayalam Extra"/>
+                <w:color w:val="000000"/>
+                <w:sz w:val="32"/>
+                <w:szCs w:val="32"/>
+              </w:rPr>
+              <w:t>qZõx „së¡</w:t>
+            </w:r>
+            <w:r>
+              <w:rPr>
+                <w:rFonts w:ascii="BRH Malayalam Extra" w:hAnsi="BRH Malayalam Extra" w:cs="BRH Malayalam Extra"/>
+                <w:color w:val="000000"/>
+                <w:sz w:val="32"/>
+                <w:szCs w:val="32"/>
+                <w:highlight w:val="yellow"/>
+              </w:rPr>
+              <w:t>p</w:t>
+            </w:r>
+            <w:r>
+              <w:rPr>
+                <w:rFonts w:ascii="BRH Malayalam Extra" w:hAnsi="BRH Malayalam Extra" w:cs="BRH Malayalam Extra"/>
+                <w:color w:val="000000"/>
+                <w:sz w:val="26"/>
+                <w:szCs w:val="32"/>
+              </w:rPr>
+              <w:t>–</w:t>
+            </w:r>
+            <w:r>
+              <w:rPr>
+                <w:rFonts w:ascii="BRH Malayalam Extra" w:hAnsi="BRH Malayalam Extra" w:cs="BRH Malayalam Extra"/>
+                <w:color w:val="000000"/>
+                <w:sz w:val="32"/>
+                <w:szCs w:val="32"/>
+              </w:rPr>
+              <w:t xml:space="preserve">Zx </w:t>
+            </w:r>
+            <w:r>
+              <w:rPr>
+                <w:rFonts w:ascii="BRH Malayalam Extra" w:hAnsi="BRH Malayalam Extra" w:cs="BRH Malayalam Extra"/>
+                <w:color w:val="000000"/>
+                <w:sz w:val="32"/>
+                <w:szCs w:val="32"/>
+                <w:highlight w:val="yellow"/>
+              </w:rPr>
+              <w:t>së¡</w:t>
+            </w:r>
+            <w:r>
+              <w:rPr>
+                <w:rFonts w:ascii="BRH Malayalam Extra" w:hAnsi="BRH Malayalam Extra" w:cs="BRH Malayalam Extra"/>
+                <w:color w:val="000000"/>
+                <w:sz w:val="32"/>
+                <w:szCs w:val="32"/>
+              </w:rPr>
+              <w:t>—p</w:t>
+            </w:r>
+            <w:r>
+              <w:rPr>
+                <w:rFonts w:ascii="BRH Malayalam Extra" w:hAnsi="BRH Malayalam Extra" w:cs="BRH Malayalam Extra"/>
+                <w:color w:val="000000"/>
+                <w:sz w:val="26"/>
+                <w:szCs w:val="32"/>
+              </w:rPr>
+              <w:t>–</w:t>
+            </w:r>
+            <w:r>
+              <w:rPr>
+                <w:rFonts w:ascii="BRH Malayalam Extra" w:hAnsi="BRH Malayalam Extra" w:cs="BRH Malayalam Extra"/>
+                <w:color w:val="000000"/>
+                <w:sz w:val="32"/>
+                <w:szCs w:val="32"/>
+              </w:rPr>
+              <w:t xml:space="preserve"> ¤¤ZK—py</w:t>
+            </w:r>
+            <w:r>
+              <w:rPr>
+                <w:rFonts w:ascii="BRH Devanagari Extra" w:hAnsi="BRH Devanagari Extra" w:cs="BRH Malayalam Extra"/>
+                <w:color w:val="000000"/>
+                <w:sz w:val="26"/>
+                <w:szCs w:val="32"/>
+              </w:rPr>
+              <w:t>óè</w:t>
+            </w:r>
+            <w:r>
+              <w:rPr>
+                <w:rFonts w:ascii="BRH Malayalam Extra" w:hAnsi="BRH Malayalam Extra" w:cs="BRH Malayalam Extra"/>
+                <w:color w:val="000000"/>
+                <w:sz w:val="32"/>
+                <w:szCs w:val="32"/>
+              </w:rPr>
+              <w:t>q</w:t>
+            </w:r>
+            <w:r>
+              <w:rPr>
+                <w:rFonts w:ascii="BRH Malayalam Extra" w:hAnsi="BRH Malayalam Extra" w:cs="BRH Malayalam Extra"/>
+                <w:color w:val="000000"/>
+                <w:sz w:val="26"/>
+                <w:szCs w:val="32"/>
+              </w:rPr>
+              <w:t>–</w:t>
+            </w:r>
+            <w:r>
+              <w:rPr>
+                <w:rFonts w:ascii="BRH Malayalam Extra" w:hAnsi="BRH Malayalam Extra" w:cs="BRH Malayalam Extra"/>
+                <w:color w:val="000000"/>
+                <w:sz w:val="32"/>
+                <w:szCs w:val="32"/>
+              </w:rPr>
+              <w:t xml:space="preserve"> ¤¤ZõK—py</w:t>
+            </w:r>
+            <w:r>
+              <w:rPr>
+                <w:rFonts w:ascii="BRH Devanagari Extra" w:hAnsi="BRH Devanagari Extra" w:cs="BRH Malayalam Extra"/>
+                <w:color w:val="000000"/>
+                <w:sz w:val="26"/>
+                <w:szCs w:val="32"/>
+              </w:rPr>
+              <w:t>óè</w:t>
+            </w:r>
+            <w:r>
+              <w:rPr>
+                <w:rFonts w:ascii="BRH Malayalam Extra" w:hAnsi="BRH Malayalam Extra" w:cs="BRH Malayalam Extra"/>
+                <w:color w:val="000000"/>
+                <w:sz w:val="32"/>
+                <w:szCs w:val="32"/>
+              </w:rPr>
+              <w:t>qZõx „së¡p</w:t>
+            </w:r>
+            <w:r>
+              <w:rPr>
+                <w:rFonts w:ascii="BRH Malayalam Extra" w:hAnsi="BRH Malayalam Extra" w:cs="BRH Malayalam Extra"/>
+                <w:color w:val="000000"/>
+                <w:sz w:val="26"/>
+                <w:szCs w:val="32"/>
+              </w:rPr>
+              <w:t>–</w:t>
+            </w:r>
+            <w:r>
+              <w:rPr>
+                <w:rFonts w:ascii="BRH Malayalam Extra" w:hAnsi="BRH Malayalam Extra" w:cs="BRH Malayalam Extra"/>
+                <w:color w:val="000000"/>
+                <w:sz w:val="32"/>
+                <w:szCs w:val="32"/>
+              </w:rPr>
+              <w:t xml:space="preserve"> ¤¤ZK—qfx</w:t>
+            </w:r>
+            <w:r>
+              <w:rPr>
+                <w:rFonts w:ascii="BRH Malayalam Extra" w:hAnsi="BRH Malayalam Extra" w:cs="BRH Malayalam Extra"/>
+                <w:color w:val="000000"/>
+                <w:sz w:val="26"/>
+                <w:szCs w:val="32"/>
+              </w:rPr>
+              <w:t>–</w:t>
+            </w:r>
+            <w:r>
+              <w:rPr>
+                <w:rFonts w:ascii="BRH Malayalam Extra" w:hAnsi="BRH Malayalam Extra" w:cs="BRH Malayalam Extra"/>
+                <w:color w:val="000000"/>
+                <w:sz w:val="32"/>
+                <w:szCs w:val="32"/>
+              </w:rPr>
+              <w:t xml:space="preserve"> GK—qfx Asë¡p</w:t>
+            </w:r>
+            <w:r>
+              <w:rPr>
+                <w:rFonts w:ascii="BRH Malayalam Extra" w:hAnsi="BRH Malayalam Extra" w:cs="BRH Malayalam Extra"/>
+                <w:color w:val="000000"/>
+                <w:sz w:val="26"/>
+                <w:szCs w:val="32"/>
+              </w:rPr>
+              <w:t>–</w:t>
+            </w:r>
+            <w:r>
+              <w:rPr>
+                <w:rFonts w:ascii="BRH Malayalam Extra" w:hAnsi="BRH Malayalam Extra" w:cs="BRH Malayalam Extra"/>
+                <w:color w:val="000000"/>
+                <w:sz w:val="32"/>
+                <w:szCs w:val="32"/>
+              </w:rPr>
+              <w:t xml:space="preserve"> ¤¤ZK—py</w:t>
+            </w:r>
+            <w:r>
+              <w:rPr>
+                <w:rFonts w:ascii="BRH Devanagari Extra" w:hAnsi="BRH Devanagari Extra" w:cs="BRH Malayalam Extra"/>
+                <w:color w:val="000000"/>
+                <w:sz w:val="26"/>
+                <w:szCs w:val="32"/>
+              </w:rPr>
+              <w:t>óè</w:t>
+            </w:r>
+            <w:r>
+              <w:rPr>
+                <w:rFonts w:ascii="BRH Malayalam Extra" w:hAnsi="BRH Malayalam Extra" w:cs="BRH Malayalam Extra"/>
+                <w:color w:val="000000"/>
+                <w:sz w:val="32"/>
+                <w:szCs w:val="32"/>
+              </w:rPr>
+              <w:t>q</w:t>
+            </w:r>
+            <w:r>
+              <w:rPr>
+                <w:rFonts w:ascii="BRH Malayalam Extra" w:hAnsi="BRH Malayalam Extra" w:cs="BRH Malayalam Extra"/>
+                <w:color w:val="000000"/>
+                <w:sz w:val="26"/>
+                <w:szCs w:val="32"/>
+              </w:rPr>
+              <w:t>–</w:t>
+            </w:r>
+            <w:r>
+              <w:rPr>
+                <w:rFonts w:ascii="BRH Malayalam Extra" w:hAnsi="BRH Malayalam Extra" w:cs="BRH Malayalam Extra"/>
+                <w:color w:val="000000"/>
+                <w:sz w:val="32"/>
+                <w:szCs w:val="32"/>
+              </w:rPr>
+              <w:t xml:space="preserve"> ¤¤ZõK—py</w:t>
+            </w:r>
+            <w:r>
+              <w:rPr>
+                <w:rFonts w:ascii="BRH Devanagari Extra" w:hAnsi="BRH Devanagari Extra" w:cs="BRH Malayalam Extra"/>
+                <w:color w:val="000000"/>
+                <w:sz w:val="26"/>
+                <w:szCs w:val="32"/>
+              </w:rPr>
+              <w:t>óè</w:t>
+            </w:r>
+            <w:r>
+              <w:rPr>
+                <w:rFonts w:ascii="BRH Malayalam Extra" w:hAnsi="BRH Malayalam Extra" w:cs="BRH Malayalam Extra"/>
+                <w:color w:val="000000"/>
+                <w:sz w:val="32"/>
+                <w:szCs w:val="32"/>
+              </w:rPr>
+              <w:t>qZõx „së¡p</w:t>
+            </w:r>
+            <w:r>
+              <w:rPr>
+                <w:rFonts w:ascii="BRH Malayalam Extra" w:hAnsi="BRH Malayalam Extra" w:cs="BRH Malayalam Extra"/>
+                <w:color w:val="000000"/>
+                <w:sz w:val="26"/>
+                <w:szCs w:val="32"/>
+              </w:rPr>
+              <w:t>–</w:t>
+            </w:r>
+            <w:r>
+              <w:rPr>
+                <w:rFonts w:ascii="BRH Malayalam Extra" w:hAnsi="BRH Malayalam Extra" w:cs="BRH Malayalam Extra"/>
+                <w:color w:val="000000"/>
+                <w:sz w:val="32"/>
+                <w:szCs w:val="32"/>
+              </w:rPr>
+              <w:t xml:space="preserve"> ¤¤ZK—qfxJ | </w:t>
+            </w:r>
+          </w:p>
+          <w:p>
+            <w:pPr>
+              <w:widowControl w:val="0"/>
+              <w:autoSpaceDE w:val="0"/>
+              <w:autoSpaceDN w:val="0"/>
+              <w:adjustRightInd w:val="0"/>
+              <w:spacing w:line="240" w:lineRule="auto"/>
+              <w:rPr>
+                <w:rFonts w:ascii="BRH Malayalam Extra" w:hAnsi="BRH Malayalam Extra" w:cs="BRH Malayalam Extra"/>
+                <w:color w:val="000000"/>
+                <w:sz w:val="32"/>
+                <w:szCs w:val="32"/>
+              </w:rPr>
+            </w:pPr>
+            <w:r>
+              <w:rPr>
+                <w:rFonts w:ascii="BRH Malayalam Extra" w:hAnsi="BRH Malayalam Extra" w:cs="BRH Malayalam Extra"/>
+                <w:color w:val="000000"/>
+                <w:sz w:val="32"/>
+                <w:szCs w:val="32"/>
+              </w:rPr>
+              <w:t>(</w:t>
+            </w:r>
+            <w:r>
+              <w:rPr>
+                <w:rFonts w:cs="BRH Malayalam Extra"/>
+                <w:color w:val="000000"/>
+                <w:szCs w:val="32"/>
+              </w:rPr>
+              <w:t>33</w:t>
+            </w:r>
+            <w:r>
+              <w:rPr>
+                <w:rFonts w:ascii="BRH Malayalam Extra" w:hAnsi="BRH Malayalam Extra" w:cs="BRH Malayalam Extra"/>
+                <w:color w:val="000000"/>
+                <w:sz w:val="32"/>
+                <w:szCs w:val="32"/>
+              </w:rPr>
+              <w:t>)[</w:t>
+            </w:r>
+            <w:r>
+              <w:rPr>
+                <w:rFonts w:cs="BRH Malayalam Extra"/>
+                <w:color w:val="000000"/>
+                <w:szCs w:val="32"/>
+              </w:rPr>
+              <w:t>P19</w:t>
+            </w:r>
+            <w:r>
+              <w:rPr>
+                <w:rFonts w:ascii="BRH Malayalam Extra" w:hAnsi="BRH Malayalam Extra" w:cs="BRH Malayalam Extra"/>
+                <w:color w:val="000000"/>
+                <w:sz w:val="32"/>
+                <w:szCs w:val="32"/>
+              </w:rPr>
+              <w:t xml:space="preserve">] </w:t>
+            </w:r>
+            <w:r>
+              <w:rPr>
+                <w:rFonts w:cs="BRH Malayalam Extra"/>
+                <w:color w:val="000000"/>
+                <w:szCs w:val="32"/>
+              </w:rPr>
+              <w:t>4</w:t>
+            </w:r>
+            <w:r>
+              <w:rPr>
+                <w:rFonts w:ascii="BRH Malayalam Extra" w:hAnsi="BRH Malayalam Extra" w:cs="BRH Malayalam Extra"/>
+                <w:color w:val="000000"/>
+                <w:sz w:val="32"/>
+                <w:szCs w:val="32"/>
+              </w:rPr>
+              <w:t>.</w:t>
+            </w:r>
+            <w:r>
+              <w:rPr>
+                <w:rFonts w:cs="BRH Malayalam Extra"/>
+                <w:color w:val="000000"/>
+                <w:szCs w:val="32"/>
+              </w:rPr>
+              <w:t>3</w:t>
+            </w:r>
+            <w:r>
+              <w:rPr>
+                <w:rFonts w:ascii="BRH Malayalam Extra" w:hAnsi="BRH Malayalam Extra" w:cs="BRH Malayalam Extra"/>
+                <w:color w:val="000000"/>
+                <w:sz w:val="32"/>
+                <w:szCs w:val="32"/>
+              </w:rPr>
+              <w:t>.</w:t>
+            </w:r>
+            <w:r>
+              <w:rPr>
+                <w:rFonts w:cs="BRH Malayalam Extra"/>
+                <w:color w:val="000000"/>
+                <w:szCs w:val="32"/>
+              </w:rPr>
+              <w:t>10</w:t>
+            </w:r>
+            <w:r>
+              <w:rPr>
+                <w:rFonts w:ascii="BRH Malayalam Extra" w:hAnsi="BRH Malayalam Extra" w:cs="BRH Malayalam Extra"/>
+                <w:color w:val="000000"/>
+                <w:sz w:val="32"/>
+                <w:szCs w:val="32"/>
+              </w:rPr>
+              <w:t>.</w:t>
+            </w:r>
+            <w:r>
+              <w:rPr>
+                <w:rFonts w:cs="BRH Malayalam Extra"/>
+                <w:color w:val="000000"/>
+                <w:szCs w:val="32"/>
+              </w:rPr>
+              <w:t>2</w:t>
+            </w:r>
+            <w:r>
+              <w:rPr>
+                <w:rFonts w:ascii="BRH Malayalam Extra" w:hAnsi="BRH Malayalam Extra" w:cs="BRH Malayalam Extra"/>
+                <w:color w:val="000000"/>
+                <w:sz w:val="32"/>
+                <w:szCs w:val="32"/>
+              </w:rPr>
+              <w:t>(</w:t>
+            </w:r>
+            <w:r>
+              <w:rPr>
+                <w:rFonts w:cs="BRH Malayalam Extra"/>
+                <w:color w:val="000000"/>
+                <w:szCs w:val="32"/>
+              </w:rPr>
+              <w:t>24</w:t>
+            </w:r>
+            <w:r>
+              <w:rPr>
+                <w:rFonts w:ascii="BRH Malayalam Extra" w:hAnsi="BRH Malayalam Extra" w:cs="BRH Malayalam Extra"/>
+                <w:color w:val="000000"/>
+                <w:sz w:val="32"/>
+                <w:szCs w:val="32"/>
+              </w:rPr>
+              <w:t>)-  A</w:t>
+            </w:r>
+            <w:r>
+              <w:rPr>
+                <w:rFonts w:ascii="BRH Malayalam Extra" w:hAnsi="BRH Malayalam Extra" w:cs="BRH Malayalam Extra"/>
+                <w:color w:val="000000"/>
+                <w:sz w:val="26"/>
+                <w:szCs w:val="32"/>
+              </w:rPr>
+              <w:t>–</w:t>
+            </w:r>
+            <w:r>
+              <w:rPr>
+                <w:rFonts w:ascii="BRH Malayalam Extra" w:hAnsi="BRH Malayalam Extra" w:cs="BRH Malayalam Extra"/>
+                <w:color w:val="000000"/>
+                <w:sz w:val="32"/>
+                <w:szCs w:val="32"/>
+              </w:rPr>
+              <w:t>së¡</w:t>
+            </w:r>
+            <w:r>
+              <w:rPr>
+                <w:rFonts w:ascii="BRH Malayalam Extra" w:hAnsi="BRH Malayalam Extra" w:cs="BRH Malayalam Extra"/>
+                <w:color w:val="000000"/>
+                <w:sz w:val="26"/>
+                <w:szCs w:val="32"/>
+              </w:rPr>
+              <w:t>–</w:t>
+            </w:r>
+            <w:r>
+              <w:rPr>
+                <w:rFonts w:ascii="BRH Malayalam Extra" w:hAnsi="BRH Malayalam Extra" w:cs="BRH Malayalam Extra"/>
+                <w:color w:val="000000"/>
+                <w:sz w:val="32"/>
+                <w:szCs w:val="32"/>
+              </w:rPr>
+              <w:t>p</w:t>
+            </w:r>
+            <w:r>
+              <w:rPr>
+                <w:rFonts w:ascii="BRH Malayalam Extra" w:hAnsi="BRH Malayalam Extra" w:cs="BRH Malayalam Extra"/>
+                <w:color w:val="000000"/>
+                <w:sz w:val="26"/>
+                <w:szCs w:val="32"/>
+              </w:rPr>
+              <w:t>–</w:t>
+            </w:r>
+            <w:r>
+              <w:rPr>
+                <w:rFonts w:ascii="BRH Malayalam Extra" w:hAnsi="BRH Malayalam Extra" w:cs="BRH Malayalam Extra"/>
+                <w:color w:val="000000"/>
+                <w:sz w:val="32"/>
+                <w:szCs w:val="32"/>
+                <w:highlight w:val="yellow"/>
+              </w:rPr>
+              <w:t>Z</w:t>
+            </w:r>
+            <w:r>
+              <w:rPr>
+                <w:rFonts w:ascii="BRH Malayalam Extra" w:hAnsi="BRH Malayalam Extra" w:cs="BRH Malayalam Extra"/>
+                <w:color w:val="000000"/>
+                <w:sz w:val="32"/>
+                <w:szCs w:val="32"/>
+              </w:rPr>
+              <w:t xml:space="preserve"> | GK—qfxJ | </w:t>
+            </w:r>
+          </w:p>
+          <w:p>
+            <w:pPr>
+              <w:widowControl w:val="0"/>
+              <w:autoSpaceDE w:val="0"/>
+              <w:autoSpaceDN w:val="0"/>
+              <w:adjustRightInd w:val="0"/>
+              <w:spacing w:line="240" w:lineRule="auto"/>
+              <w:rPr>
+                <w:rFonts w:ascii="BRH Malayalam Extra" w:hAnsi="BRH Malayalam Extra" w:cs="BRH Malayalam Extra"/>
+                <w:color w:val="000000"/>
+                <w:sz w:val="32"/>
+                <w:szCs w:val="32"/>
+              </w:rPr>
+            </w:pPr>
+            <w:r>
+              <w:rPr>
+                <w:rFonts w:ascii="BRH Malayalam Extra" w:hAnsi="BRH Malayalam Extra" w:cs="BRH Malayalam Extra"/>
+                <w:color w:val="000000"/>
+                <w:sz w:val="32"/>
+                <w:szCs w:val="32"/>
+              </w:rPr>
+              <w:t>e</w:t>
+            </w:r>
+            <w:r>
+              <w:rPr>
+                <w:rFonts w:ascii="BRH Malayalam Extra" w:hAnsi="BRH Malayalam Extra" w:cs="BRH Malayalam Extra"/>
+                <w:color w:val="000000"/>
+                <w:sz w:val="26"/>
+                <w:szCs w:val="32"/>
+              </w:rPr>
+              <w:t>–</w:t>
+            </w:r>
+            <w:r>
+              <w:rPr>
+                <w:rFonts w:ascii="BRH Malayalam Extra" w:hAnsi="BRH Malayalam Extra" w:cs="BRH Malayalam Extra"/>
+                <w:color w:val="000000"/>
+                <w:sz w:val="32"/>
+                <w:szCs w:val="32"/>
+              </w:rPr>
+              <w:t>qp—J |</w:t>
+            </w:r>
+          </w:p>
+          <w:p>
+            <w:pPr>
+              <w:widowControl w:val="0"/>
+              <w:autoSpaceDE w:val="0"/>
+              <w:autoSpaceDN w:val="0"/>
+              <w:adjustRightInd w:val="0"/>
+              <w:spacing w:line="240" w:lineRule="auto"/>
+              <w:rPr>
+                <w:rFonts w:ascii="BRH Malayalam Extra" w:hAnsi="BRH Malayalam Extra" w:cs="BRH Malayalam Extra"/>
+                <w:color w:val="000000"/>
+                <w:sz w:val="32"/>
+                <w:szCs w:val="32"/>
+              </w:rPr>
+            </w:pPr>
+            <w:r>
+              <w:rPr>
+                <w:rFonts w:ascii="BRH Malayalam Extra" w:hAnsi="BRH Malayalam Extra" w:cs="BRH Malayalam Extra"/>
+                <w:color w:val="000000"/>
+                <w:sz w:val="32"/>
+                <w:szCs w:val="32"/>
+              </w:rPr>
+              <w:lastRenderedPageBreak/>
+              <w:t>A</w:t>
+            </w:r>
+            <w:r>
+              <w:rPr>
+                <w:rFonts w:ascii="BRH Malayalam Extra" w:hAnsi="BRH Malayalam Extra" w:cs="BRH Malayalam Extra"/>
+                <w:color w:val="000000"/>
+                <w:sz w:val="26"/>
+                <w:szCs w:val="32"/>
+              </w:rPr>
+              <w:t>–</w:t>
+            </w:r>
+            <w:r>
+              <w:rPr>
+                <w:rFonts w:ascii="BRH Malayalam Extra" w:hAnsi="BRH Malayalam Extra" w:cs="BRH Malayalam Extra"/>
+                <w:color w:val="000000"/>
+                <w:sz w:val="32"/>
+                <w:szCs w:val="32"/>
+              </w:rPr>
+              <w:t>së¡</w:t>
+            </w:r>
+            <w:r>
+              <w:rPr>
+                <w:rFonts w:ascii="BRH Malayalam Extra" w:hAnsi="BRH Malayalam Extra" w:cs="BRH Malayalam Extra"/>
+                <w:color w:val="000000"/>
+                <w:sz w:val="26"/>
+                <w:szCs w:val="32"/>
+              </w:rPr>
+              <w:t>–</w:t>
+            </w:r>
+            <w:r>
+              <w:rPr>
+                <w:rFonts w:ascii="BRH Malayalam Extra" w:hAnsi="BRH Malayalam Extra" w:cs="BRH Malayalam Extra"/>
+                <w:color w:val="000000"/>
+                <w:sz w:val="32"/>
+                <w:szCs w:val="32"/>
+              </w:rPr>
+              <w:t>p</w:t>
+            </w:r>
+            <w:r>
+              <w:rPr>
+                <w:rFonts w:ascii="BRH Malayalam Extra" w:hAnsi="BRH Malayalam Extra" w:cs="BRH Malayalam Extra"/>
+                <w:color w:val="000000"/>
+                <w:sz w:val="26"/>
+                <w:szCs w:val="32"/>
+              </w:rPr>
+              <w:t>–</w:t>
+            </w:r>
+            <w:r>
+              <w:rPr>
+                <w:rFonts w:ascii="BRH Malayalam Extra" w:hAnsi="BRH Malayalam Extra" w:cs="BRH Malayalam Extra"/>
+                <w:color w:val="000000"/>
+                <w:sz w:val="32"/>
+                <w:szCs w:val="32"/>
+              </w:rPr>
+              <w:t xml:space="preserve"> ¤¤ZK—qfx</w:t>
+            </w:r>
+            <w:r>
+              <w:rPr>
+                <w:rFonts w:ascii="BRH Malayalam Extra" w:hAnsi="BRH Malayalam Extra" w:cs="BRH Malayalam Extra"/>
+                <w:color w:val="000000"/>
+                <w:sz w:val="26"/>
+                <w:szCs w:val="32"/>
+              </w:rPr>
+              <w:t>–</w:t>
+            </w:r>
+            <w:r>
+              <w:rPr>
+                <w:rFonts w:ascii="BRH Malayalam Extra" w:hAnsi="BRH Malayalam Extra" w:cs="BRH Malayalam Extra"/>
+                <w:color w:val="000000"/>
+                <w:sz w:val="32"/>
+                <w:szCs w:val="32"/>
+              </w:rPr>
+              <w:t xml:space="preserve"> GK—qfx Asë¡</w:t>
+            </w:r>
+            <w:r>
+              <w:rPr>
+                <w:rFonts w:ascii="BRH Malayalam Extra" w:hAnsi="BRH Malayalam Extra" w:cs="BRH Malayalam Extra"/>
+                <w:color w:val="000000"/>
+                <w:sz w:val="32"/>
+                <w:szCs w:val="32"/>
+                <w:highlight w:val="yellow"/>
+              </w:rPr>
+              <w:t>p</w:t>
+            </w:r>
+            <w:r>
+              <w:rPr>
+                <w:rFonts w:ascii="BRH Malayalam Extra" w:hAnsi="BRH Malayalam Extra" w:cs="BRH Malayalam Extra"/>
+                <w:color w:val="000000"/>
+                <w:sz w:val="26"/>
+                <w:szCs w:val="32"/>
+              </w:rPr>
+              <w:t>–</w:t>
+            </w:r>
+            <w:r>
+              <w:rPr>
+                <w:rFonts w:ascii="BRH Malayalam Extra" w:hAnsi="BRH Malayalam Extra" w:cs="BRH Malayalam Extra"/>
+                <w:color w:val="000000"/>
+                <w:sz w:val="32"/>
+                <w:szCs w:val="32"/>
+              </w:rPr>
+              <w:t xml:space="preserve">Zx </w:t>
+            </w:r>
+            <w:r>
+              <w:rPr>
+                <w:rFonts w:ascii="BRH Malayalam Extra" w:hAnsi="BRH Malayalam Extra" w:cs="BRH Malayalam Extra"/>
+                <w:color w:val="000000"/>
+                <w:sz w:val="32"/>
+                <w:szCs w:val="32"/>
+                <w:highlight w:val="yellow"/>
+              </w:rPr>
+              <w:t>së¡</w:t>
+            </w:r>
+            <w:r>
+              <w:rPr>
+                <w:rFonts w:ascii="BRH Malayalam Extra" w:hAnsi="BRH Malayalam Extra" w:cs="BRH Malayalam Extra"/>
+                <w:color w:val="000000"/>
+                <w:sz w:val="32"/>
+                <w:szCs w:val="32"/>
+              </w:rPr>
+              <w:t>—p</w:t>
+            </w:r>
+            <w:r>
+              <w:rPr>
+                <w:rFonts w:ascii="BRH Malayalam Extra" w:hAnsi="BRH Malayalam Extra" w:cs="BRH Malayalam Extra"/>
+                <w:color w:val="000000"/>
+                <w:sz w:val="26"/>
+                <w:szCs w:val="32"/>
+              </w:rPr>
+              <w:t>–</w:t>
+            </w:r>
+            <w:r>
+              <w:rPr>
+                <w:rFonts w:ascii="BRH Malayalam Extra" w:hAnsi="BRH Malayalam Extra" w:cs="BRH Malayalam Extra"/>
+                <w:color w:val="000000"/>
+                <w:sz w:val="32"/>
+                <w:szCs w:val="32"/>
+              </w:rPr>
+              <w:t xml:space="preserve"> ¤¤ZK—qfxJ e</w:t>
+            </w:r>
+            <w:r>
+              <w:rPr>
+                <w:rFonts w:ascii="BRH Malayalam Extra" w:hAnsi="BRH Malayalam Extra" w:cs="BRH Malayalam Extra"/>
+                <w:color w:val="000000"/>
+                <w:sz w:val="26"/>
+                <w:szCs w:val="32"/>
+              </w:rPr>
+              <w:t>–</w:t>
+            </w:r>
+            <w:r>
+              <w:rPr>
+                <w:rFonts w:ascii="BRH Malayalam Extra" w:hAnsi="BRH Malayalam Extra" w:cs="BRH Malayalam Extra"/>
+                <w:color w:val="000000"/>
+                <w:sz w:val="32"/>
+                <w:szCs w:val="32"/>
+              </w:rPr>
+              <w:t xml:space="preserve">qp—J </w:t>
+            </w:r>
+            <w:r>
+              <w:rPr>
+                <w:rFonts w:ascii="BRH Malayalam Extra" w:hAnsi="BRH Malayalam Extra" w:cs="BRH Malayalam Extra"/>
+                <w:color w:val="000000"/>
+                <w:sz w:val="32"/>
+                <w:szCs w:val="32"/>
+              </w:rPr>
+              <w:t>e</w:t>
+            </w:r>
+            <w:r>
+              <w:rPr>
+                <w:rFonts w:ascii="BRH Malayalam Extra" w:hAnsi="BRH Malayalam Extra" w:cs="BRH Malayalam Extra"/>
+                <w:color w:val="000000"/>
+                <w:sz w:val="26"/>
+                <w:szCs w:val="32"/>
+              </w:rPr>
+              <w:t>–</w:t>
+            </w:r>
+            <w:r>
+              <w:rPr>
+                <w:rFonts w:ascii="BRH Malayalam Extra" w:hAnsi="BRH Malayalam Extra" w:cs="BRH Malayalam Extra"/>
+                <w:color w:val="000000"/>
+                <w:sz w:val="32"/>
+                <w:szCs w:val="32"/>
+              </w:rPr>
+              <w:t>qp</w:t>
+            </w:r>
+            <w:r>
+              <w:rPr>
+                <w:rFonts w:ascii="BRH Malayalam Extra" w:hAnsi="BRH Malayalam Extra" w:cs="BRH Malayalam Extra"/>
+                <w:color w:val="000000"/>
+                <w:sz w:val="26"/>
+                <w:szCs w:val="32"/>
+              </w:rPr>
+              <w:t>–</w:t>
+            </w:r>
+            <w:r>
+              <w:rPr>
+                <w:rFonts w:ascii="BRH Malayalam Extra" w:hAnsi="BRH Malayalam Extra" w:cs="BRH Malayalam Extra"/>
+                <w:color w:val="000000"/>
+                <w:sz w:val="32"/>
+                <w:szCs w:val="32"/>
+              </w:rPr>
+              <w:t xml:space="preserve"> GK—qfx Asë¡</w:t>
+            </w:r>
+            <w:r>
+              <w:rPr>
+                <w:rFonts w:ascii="BRH Malayalam Extra" w:hAnsi="BRH Malayalam Extra" w:cs="BRH Malayalam Extra"/>
+                <w:color w:val="000000"/>
+                <w:sz w:val="32"/>
+                <w:szCs w:val="32"/>
+                <w:highlight w:val="yellow"/>
+              </w:rPr>
+              <w:t>p</w:t>
+            </w:r>
+            <w:r>
+              <w:rPr>
+                <w:rFonts w:ascii="BRH Malayalam Extra" w:hAnsi="BRH Malayalam Extra" w:cs="BRH Malayalam Extra"/>
+                <w:color w:val="000000"/>
+                <w:sz w:val="26"/>
+                <w:szCs w:val="32"/>
+              </w:rPr>
+              <w:t>–</w:t>
+            </w:r>
+            <w:r>
+              <w:rPr>
+                <w:rFonts w:ascii="BRH Malayalam Extra" w:hAnsi="BRH Malayalam Extra" w:cs="BRH Malayalam Extra"/>
+                <w:color w:val="000000"/>
+                <w:sz w:val="32"/>
+                <w:szCs w:val="32"/>
+              </w:rPr>
+              <w:t xml:space="preserve">Zx </w:t>
+            </w:r>
+            <w:r>
+              <w:rPr>
+                <w:rFonts w:ascii="BRH Malayalam Extra" w:hAnsi="BRH Malayalam Extra" w:cs="BRH Malayalam Extra"/>
+                <w:color w:val="000000"/>
+                <w:sz w:val="32"/>
+                <w:szCs w:val="32"/>
+                <w:highlight w:val="yellow"/>
+              </w:rPr>
+              <w:t>së¡</w:t>
+            </w:r>
+            <w:r>
+              <w:rPr>
+                <w:rFonts w:ascii="BRH Malayalam Extra" w:hAnsi="BRH Malayalam Extra" w:cs="BRH Malayalam Extra"/>
+                <w:color w:val="000000"/>
+                <w:sz w:val="32"/>
+                <w:szCs w:val="32"/>
+              </w:rPr>
+              <w:t>—p</w:t>
+            </w:r>
+            <w:r>
+              <w:rPr>
+                <w:rFonts w:ascii="BRH Malayalam Extra" w:hAnsi="BRH Malayalam Extra" w:cs="BRH Malayalam Extra"/>
+                <w:color w:val="000000"/>
+                <w:sz w:val="26"/>
+                <w:szCs w:val="32"/>
+              </w:rPr>
+              <w:t>–</w:t>
+            </w:r>
+            <w:r>
+              <w:rPr>
+                <w:rFonts w:ascii="BRH Malayalam Extra" w:hAnsi="BRH Malayalam Extra" w:cs="BRH Malayalam Extra"/>
+                <w:color w:val="000000"/>
+                <w:sz w:val="32"/>
+                <w:szCs w:val="32"/>
+              </w:rPr>
+              <w:t xml:space="preserve"> ¤¤ZK—qfxJ e</w:t>
+            </w:r>
+            <w:r>
+              <w:rPr>
+                <w:rFonts w:ascii="BRH Malayalam Extra" w:hAnsi="BRH Malayalam Extra" w:cs="BRH Malayalam Extra"/>
+                <w:color w:val="000000"/>
+                <w:sz w:val="26"/>
+                <w:szCs w:val="32"/>
+              </w:rPr>
+              <w:t>–</w:t>
+            </w:r>
+            <w:r>
+              <w:rPr>
+                <w:rFonts w:ascii="BRH Malayalam Extra" w:hAnsi="BRH Malayalam Extra" w:cs="BRH Malayalam Extra"/>
+                <w:color w:val="000000"/>
+                <w:sz w:val="32"/>
+                <w:szCs w:val="32"/>
+              </w:rPr>
+              <w:t xml:space="preserve">qp—J | </w:t>
+            </w:r>
+          </w:p>
+          <w:p>
+            <w:pPr>
+              <w:widowControl w:val="0"/>
+              <w:autoSpaceDE w:val="0"/>
+              <w:autoSpaceDN w:val="0"/>
+              <w:adjustRightInd w:val="0"/>
+              <w:spacing w:before="0" w:line="240" w:lineRule="auto"/>
+              <w:rPr>
+                <w:rFonts w:cs="BRH Malayalam Extra"/>
+                <w:color w:val="FF0000"/>
+                <w:szCs w:val="40"/>
+              </w:rPr>
+            </w:pPr>
+          </w:p>
+        </w:tc>
+        <w:tc>
+          <w:tcPr>
+            <w:tcW w:w="7371" w:type="dxa"/>
+            <w:tcBorders>
+              <w:top w:val="single" w:sz="4" w:space="0" w:color="000000"/>
+              <w:left w:val="single" w:sz="4" w:space="0" w:color="000000"/>
+              <w:bottom w:val="single" w:sz="4" w:space="0" w:color="000000"/>
+              <w:right w:val="single" w:sz="4" w:space="0" w:color="000000"/>
+            </w:tcBorders>
+          </w:tcPr>
+          <w:p>
+            <w:pPr>
+              <w:widowControl w:val="0"/>
+              <w:autoSpaceDE w:val="0"/>
+              <w:autoSpaceDN w:val="0"/>
+              <w:adjustRightInd w:val="0"/>
+              <w:spacing w:line="240" w:lineRule="auto"/>
+              <w:rPr>
+                <w:rFonts w:ascii="BRH Malayalam Extra" w:hAnsi="BRH Malayalam Extra" w:cs="BRH Malayalam Extra"/>
+                <w:color w:val="000000"/>
+                <w:sz w:val="32"/>
+                <w:szCs w:val="32"/>
+              </w:rPr>
+            </w:pPr>
+            <w:r>
+              <w:rPr>
+                <w:rFonts w:ascii="BRH Malayalam Extra" w:hAnsi="BRH Malayalam Extra" w:cs="BRH Malayalam Extra"/>
+                <w:color w:val="000000"/>
+                <w:sz w:val="32"/>
+                <w:szCs w:val="32"/>
+              </w:rPr>
+              <w:lastRenderedPageBreak/>
+              <w:t>(</w:t>
+            </w:r>
+            <w:r>
+              <w:rPr>
+                <w:rFonts w:cs="BRH Malayalam Extra"/>
+                <w:color w:val="000000"/>
+                <w:szCs w:val="32"/>
+              </w:rPr>
+              <w:t>30</w:t>
+            </w:r>
+            <w:r>
+              <w:rPr>
+                <w:rFonts w:ascii="BRH Malayalam Extra" w:hAnsi="BRH Malayalam Extra" w:cs="BRH Malayalam Extra"/>
+                <w:color w:val="000000"/>
+                <w:sz w:val="32"/>
+                <w:szCs w:val="32"/>
+              </w:rPr>
+              <w:t>)[</w:t>
+            </w:r>
+            <w:r>
+              <w:rPr>
+                <w:rFonts w:cs="BRH Malayalam Extra"/>
+                <w:color w:val="000000"/>
+                <w:szCs w:val="32"/>
+              </w:rPr>
+              <w:t>P19</w:t>
+            </w:r>
+            <w:r>
+              <w:rPr>
+                <w:rFonts w:ascii="BRH Malayalam Extra" w:hAnsi="BRH Malayalam Extra" w:cs="BRH Malayalam Extra"/>
+                <w:color w:val="000000"/>
+                <w:sz w:val="32"/>
+                <w:szCs w:val="32"/>
+              </w:rPr>
+              <w:t xml:space="preserve">] </w:t>
+            </w:r>
+            <w:r>
+              <w:rPr>
+                <w:rFonts w:cs="BRH Malayalam Extra"/>
+                <w:color w:val="000000"/>
+                <w:szCs w:val="32"/>
+              </w:rPr>
+              <w:t>4</w:t>
+            </w:r>
+            <w:r>
+              <w:rPr>
+                <w:rFonts w:ascii="BRH Malayalam Extra" w:hAnsi="BRH Malayalam Extra" w:cs="BRH Malayalam Extra"/>
+                <w:color w:val="000000"/>
+                <w:sz w:val="32"/>
+                <w:szCs w:val="32"/>
+              </w:rPr>
+              <w:t>.</w:t>
+            </w:r>
+            <w:r>
+              <w:rPr>
+                <w:rFonts w:cs="BRH Malayalam Extra"/>
+                <w:color w:val="000000"/>
+                <w:szCs w:val="32"/>
+              </w:rPr>
+              <w:t>3</w:t>
+            </w:r>
+            <w:r>
+              <w:rPr>
+                <w:rFonts w:ascii="BRH Malayalam Extra" w:hAnsi="BRH Malayalam Extra" w:cs="BRH Malayalam Extra"/>
+                <w:color w:val="000000"/>
+                <w:sz w:val="32"/>
+                <w:szCs w:val="32"/>
+              </w:rPr>
+              <w:t>.</w:t>
+            </w:r>
+            <w:r>
+              <w:rPr>
+                <w:rFonts w:cs="BRH Malayalam Extra"/>
+                <w:color w:val="000000"/>
+                <w:szCs w:val="32"/>
+              </w:rPr>
+              <w:t>10</w:t>
+            </w:r>
+            <w:r>
+              <w:rPr>
+                <w:rFonts w:ascii="BRH Malayalam Extra" w:hAnsi="BRH Malayalam Extra" w:cs="BRH Malayalam Extra"/>
+                <w:color w:val="000000"/>
+                <w:sz w:val="32"/>
+                <w:szCs w:val="32"/>
+              </w:rPr>
+              <w:t>.</w:t>
+            </w:r>
+            <w:r>
+              <w:rPr>
+                <w:rFonts w:cs="BRH Malayalam Extra"/>
+                <w:color w:val="000000"/>
+                <w:szCs w:val="32"/>
+              </w:rPr>
+              <w:t>2</w:t>
+            </w:r>
+            <w:r>
+              <w:rPr>
+                <w:rFonts w:ascii="BRH Malayalam Extra" w:hAnsi="BRH Malayalam Extra" w:cs="BRH Malayalam Extra"/>
+                <w:color w:val="000000"/>
+                <w:sz w:val="32"/>
+                <w:szCs w:val="32"/>
+              </w:rPr>
+              <w:t>(</w:t>
+            </w:r>
+            <w:r>
+              <w:rPr>
+                <w:rFonts w:cs="BRH Malayalam Extra"/>
+                <w:color w:val="000000"/>
+                <w:szCs w:val="32"/>
+              </w:rPr>
+              <w:t>22</w:t>
+            </w:r>
+            <w:r>
+              <w:rPr>
+                <w:rFonts w:ascii="BRH Malayalam Extra" w:hAnsi="BRH Malayalam Extra" w:cs="BRH Malayalam Extra"/>
+                <w:color w:val="000000"/>
+                <w:sz w:val="32"/>
+                <w:szCs w:val="32"/>
+              </w:rPr>
+              <w:t>)-  B</w:t>
+            </w:r>
+            <w:r>
+              <w:rPr>
+                <w:rFonts w:ascii="BRH Malayalam Extra" w:hAnsi="BRH Malayalam Extra" w:cs="BRH Malayalam Extra"/>
+                <w:color w:val="000000"/>
+                <w:sz w:val="26"/>
+                <w:szCs w:val="32"/>
+              </w:rPr>
+              <w:t>–</w:t>
+            </w:r>
+            <w:r>
+              <w:rPr>
+                <w:rFonts w:ascii="BRH Malayalam Extra" w:hAnsi="BRH Malayalam Extra" w:cs="BRH Malayalam Extra"/>
+                <w:color w:val="000000"/>
+                <w:sz w:val="32"/>
+                <w:szCs w:val="32"/>
+              </w:rPr>
+              <w:t>sëx</w:t>
+            </w:r>
+            <w:r>
+              <w:rPr>
+                <w:rFonts w:ascii="BRH Malayalam Extra" w:hAnsi="BRH Malayalam Extra" w:cs="BRH Malayalam Extra"/>
+                <w:color w:val="000000"/>
+                <w:sz w:val="26"/>
+                <w:szCs w:val="32"/>
+              </w:rPr>
+              <w:t>–</w:t>
+            </w:r>
+            <w:r>
+              <w:rPr>
+                <w:rFonts w:ascii="BRH Malayalam Extra" w:hAnsi="BRH Malayalam Extra" w:cs="BRH Malayalam Extra"/>
+                <w:color w:val="000000"/>
+                <w:sz w:val="32"/>
+                <w:szCs w:val="32"/>
+              </w:rPr>
+              <w:t>I | GK—py</w:t>
+            </w:r>
+            <w:r>
+              <w:rPr>
+                <w:rFonts w:ascii="BRH Devanagari Extra" w:hAnsi="BRH Devanagari Extra" w:cs="BRH Malayalam Extra"/>
+                <w:color w:val="000000"/>
+                <w:sz w:val="26"/>
+                <w:szCs w:val="32"/>
+              </w:rPr>
+              <w:t>óè</w:t>
+            </w:r>
+            <w:r>
+              <w:rPr>
+                <w:rFonts w:ascii="BRH Malayalam Extra" w:hAnsi="BRH Malayalam Extra" w:cs="BRH Malayalam Extra"/>
+                <w:color w:val="000000"/>
+                <w:sz w:val="32"/>
+                <w:szCs w:val="32"/>
+              </w:rPr>
+              <w:t xml:space="preserve">qZõx | </w:t>
+            </w:r>
+          </w:p>
+          <w:p>
+            <w:pPr>
+              <w:widowControl w:val="0"/>
+              <w:autoSpaceDE w:val="0"/>
+              <w:autoSpaceDN w:val="0"/>
+              <w:adjustRightInd w:val="0"/>
+              <w:spacing w:line="240" w:lineRule="auto"/>
+              <w:rPr>
+                <w:rFonts w:ascii="BRH Malayalam Extra" w:hAnsi="BRH Malayalam Extra" w:cs="BRH Malayalam Extra"/>
+                <w:color w:val="000000"/>
+                <w:sz w:val="32"/>
+                <w:szCs w:val="32"/>
+              </w:rPr>
+            </w:pPr>
+            <w:r>
+              <w:rPr>
+                <w:rFonts w:ascii="BRH Malayalam Extra" w:hAnsi="BRH Malayalam Extra" w:cs="BRH Malayalam Extra"/>
+                <w:color w:val="000000"/>
+                <w:sz w:val="32"/>
+                <w:szCs w:val="32"/>
+              </w:rPr>
+              <w:t>A</w:t>
+            </w:r>
+            <w:r>
+              <w:rPr>
+                <w:rFonts w:ascii="BRH Malayalam Extra" w:hAnsi="BRH Malayalam Extra" w:cs="BRH Malayalam Extra"/>
+                <w:color w:val="000000"/>
+                <w:sz w:val="26"/>
+                <w:szCs w:val="32"/>
+              </w:rPr>
+              <w:t>–</w:t>
+            </w:r>
+            <w:r>
+              <w:rPr>
+                <w:rFonts w:ascii="BRH Malayalam Extra" w:hAnsi="BRH Malayalam Extra" w:cs="BRH Malayalam Extra"/>
+                <w:color w:val="000000"/>
+                <w:sz w:val="32"/>
+                <w:szCs w:val="32"/>
+              </w:rPr>
+              <w:t>së¡</w:t>
+            </w:r>
+            <w:r>
+              <w:rPr>
+                <w:rFonts w:ascii="BRH Malayalam Extra" w:hAnsi="BRH Malayalam Extra" w:cs="BRH Malayalam Extra"/>
+                <w:color w:val="000000"/>
+                <w:sz w:val="26"/>
+                <w:szCs w:val="32"/>
+              </w:rPr>
+              <w:t>–</w:t>
+            </w:r>
+            <w:r>
+              <w:rPr>
+                <w:rFonts w:ascii="BRH Malayalam Extra" w:hAnsi="BRH Malayalam Extra" w:cs="BRH Malayalam Extra"/>
+                <w:color w:val="000000"/>
+                <w:sz w:val="32"/>
+                <w:szCs w:val="32"/>
+              </w:rPr>
+              <w:t>p</w:t>
+            </w:r>
+            <w:r>
+              <w:rPr>
+                <w:rFonts w:ascii="BRH Malayalam Extra" w:hAnsi="BRH Malayalam Extra" w:cs="BRH Malayalam Extra"/>
+                <w:color w:val="000000"/>
+                <w:sz w:val="26"/>
+                <w:szCs w:val="32"/>
+                <w:highlight w:val="green"/>
+              </w:rPr>
+              <w:t>–</w:t>
+            </w:r>
+            <w:r>
+              <w:rPr>
+                <w:rFonts w:ascii="BRH Malayalam Extra" w:hAnsi="BRH Malayalam Extra" w:cs="BRH Malayalam Extra"/>
+                <w:color w:val="000000"/>
+                <w:sz w:val="32"/>
+                <w:szCs w:val="32"/>
+                <w:highlight w:val="green"/>
+              </w:rPr>
+              <w:t>Z</w:t>
+            </w:r>
+            <w:r>
+              <w:rPr>
+                <w:rFonts w:ascii="BRH Malayalam Extra" w:hAnsi="BRH Malayalam Extra" w:cs="BRH Malayalam Extra"/>
+                <w:color w:val="000000"/>
+                <w:sz w:val="26"/>
+                <w:szCs w:val="32"/>
+              </w:rPr>
+              <w:t>–</w:t>
+            </w:r>
+            <w:r>
+              <w:rPr>
+                <w:rFonts w:ascii="BRH Malayalam Extra" w:hAnsi="BRH Malayalam Extra" w:cs="BRH Malayalam Extra"/>
+                <w:color w:val="000000"/>
+                <w:sz w:val="32"/>
+                <w:szCs w:val="32"/>
+              </w:rPr>
+              <w:t xml:space="preserve"> |</w:t>
+            </w:r>
+          </w:p>
+          <w:p>
+            <w:pPr>
+              <w:widowControl w:val="0"/>
+              <w:autoSpaceDE w:val="0"/>
+              <w:autoSpaceDN w:val="0"/>
+              <w:adjustRightInd w:val="0"/>
+              <w:spacing w:line="240" w:lineRule="auto"/>
+              <w:rPr>
+                <w:rFonts w:ascii="BRH Malayalam Extra" w:hAnsi="BRH Malayalam Extra" w:cs="BRH Malayalam Extra"/>
+                <w:color w:val="000000"/>
+                <w:sz w:val="32"/>
+                <w:szCs w:val="32"/>
+              </w:rPr>
+            </w:pPr>
+            <w:r>
+              <w:rPr>
+                <w:rFonts w:ascii="BRH Malayalam Extra" w:hAnsi="BRH Malayalam Extra" w:cs="BRH Malayalam Extra"/>
+                <w:color w:val="000000"/>
+                <w:sz w:val="32"/>
+                <w:szCs w:val="32"/>
+              </w:rPr>
+              <w:t>B</w:t>
+            </w:r>
+            <w:r>
+              <w:rPr>
+                <w:rFonts w:ascii="BRH Malayalam Extra" w:hAnsi="BRH Malayalam Extra" w:cs="BRH Malayalam Extra"/>
+                <w:color w:val="000000"/>
+                <w:sz w:val="26"/>
+                <w:szCs w:val="32"/>
+              </w:rPr>
+              <w:t>–</w:t>
+            </w:r>
+            <w:r>
+              <w:rPr>
+                <w:rFonts w:ascii="BRH Malayalam Extra" w:hAnsi="BRH Malayalam Extra" w:cs="BRH Malayalam Extra"/>
+                <w:color w:val="000000"/>
+                <w:sz w:val="32"/>
+                <w:szCs w:val="32"/>
+              </w:rPr>
+              <w:t>sëx</w:t>
+            </w:r>
+            <w:r>
+              <w:rPr>
+                <w:rFonts w:ascii="BRH Malayalam Extra" w:hAnsi="BRH Malayalam Extra" w:cs="BRH Malayalam Extra"/>
+                <w:color w:val="000000"/>
+                <w:sz w:val="26"/>
+                <w:szCs w:val="32"/>
+              </w:rPr>
+              <w:t>–</w:t>
+            </w:r>
+            <w:r>
+              <w:rPr>
+                <w:rFonts w:ascii="BRH Malayalam Extra" w:hAnsi="BRH Malayalam Extra" w:cs="BRH Malayalam Extra"/>
+                <w:color w:val="000000"/>
+                <w:sz w:val="32"/>
+                <w:szCs w:val="32"/>
+              </w:rPr>
+              <w:t xml:space="preserve"> ¥iK—py</w:t>
+            </w:r>
+            <w:r>
+              <w:rPr>
+                <w:rFonts w:ascii="BRH Devanagari Extra" w:hAnsi="BRH Devanagari Extra" w:cs="BRH Malayalam Extra"/>
+                <w:color w:val="000000"/>
+                <w:sz w:val="26"/>
+                <w:szCs w:val="32"/>
+              </w:rPr>
+              <w:t>óè</w:t>
+            </w:r>
+            <w:r>
+              <w:rPr>
+                <w:rFonts w:ascii="BRH Malayalam Extra" w:hAnsi="BRH Malayalam Extra" w:cs="BRH Malayalam Extra"/>
+                <w:color w:val="000000"/>
+                <w:sz w:val="32"/>
+                <w:szCs w:val="32"/>
+              </w:rPr>
+              <w:t>q</w:t>
+            </w:r>
+            <w:r>
+              <w:rPr>
+                <w:rFonts w:ascii="BRH Malayalam Extra" w:hAnsi="BRH Malayalam Extra" w:cs="BRH Malayalam Extra"/>
+                <w:color w:val="000000"/>
+                <w:sz w:val="26"/>
+                <w:szCs w:val="32"/>
+              </w:rPr>
+              <w:t>–</w:t>
+            </w:r>
+            <w:r>
+              <w:rPr>
+                <w:rFonts w:ascii="BRH Malayalam Extra" w:hAnsi="BRH Malayalam Extra" w:cs="BRH Malayalam Extra"/>
+                <w:color w:val="000000"/>
+                <w:sz w:val="32"/>
+                <w:szCs w:val="32"/>
+              </w:rPr>
+              <w:t xml:space="preserve"> ¤¤ZõK—py</w:t>
+            </w:r>
+            <w:r>
+              <w:rPr>
+                <w:rFonts w:ascii="BRH Devanagari Extra" w:hAnsi="BRH Devanagari Extra" w:cs="BRH Malayalam Extra"/>
+                <w:color w:val="000000"/>
+                <w:sz w:val="26"/>
+                <w:szCs w:val="32"/>
+              </w:rPr>
+              <w:t>óè</w:t>
+            </w:r>
+            <w:r>
+              <w:rPr>
+                <w:rFonts w:ascii="BRH Malayalam Extra" w:hAnsi="BRH Malayalam Extra" w:cs="BRH Malayalam Extra"/>
+                <w:color w:val="000000"/>
+                <w:sz w:val="32"/>
+                <w:szCs w:val="32"/>
+              </w:rPr>
+              <w:t>qZõx „„sëx ixsëx</w:t>
+            </w:r>
+            <w:r>
+              <w:rPr>
+                <w:rFonts w:ascii="BRH Malayalam Extra" w:hAnsi="BRH Malayalam Extra" w:cs="BRH Malayalam Extra"/>
+                <w:color w:val="000000"/>
+                <w:sz w:val="26"/>
+                <w:szCs w:val="32"/>
+              </w:rPr>
+              <w:t>–</w:t>
+            </w:r>
+            <w:r>
+              <w:rPr>
+                <w:rFonts w:ascii="BRH Malayalam Extra" w:hAnsi="BRH Malayalam Extra" w:cs="BRH Malayalam Extra"/>
+                <w:color w:val="000000"/>
+                <w:sz w:val="32"/>
+                <w:szCs w:val="32"/>
+              </w:rPr>
+              <w:t xml:space="preserve"> ¥iK—py</w:t>
+            </w:r>
+            <w:r>
+              <w:rPr>
+                <w:rFonts w:ascii="BRH Devanagari Extra" w:hAnsi="BRH Devanagari Extra" w:cs="BRH Malayalam Extra"/>
+                <w:color w:val="000000"/>
+                <w:sz w:val="26"/>
+                <w:szCs w:val="32"/>
+              </w:rPr>
+              <w:t>óè</w:t>
+            </w:r>
+            <w:r>
+              <w:rPr>
+                <w:rFonts w:ascii="BRH Malayalam Extra" w:hAnsi="BRH Malayalam Extra" w:cs="BRH Malayalam Extra"/>
+                <w:color w:val="000000"/>
+                <w:sz w:val="32"/>
+                <w:szCs w:val="32"/>
+              </w:rPr>
+              <w:t>qZõx „së¡</w:t>
+            </w:r>
+            <w:r>
+              <w:rPr>
+                <w:rFonts w:ascii="BRH Malayalam Extra" w:hAnsi="BRH Malayalam Extra" w:cs="BRH Malayalam Extra"/>
+                <w:color w:val="000000"/>
+                <w:sz w:val="32"/>
+                <w:szCs w:val="32"/>
+                <w:highlight w:val="green"/>
+              </w:rPr>
+              <w:t>p</w:t>
+            </w:r>
+            <w:r>
+              <w:rPr>
+                <w:rFonts w:ascii="BRH Malayalam Extra" w:hAnsi="BRH Malayalam Extra" w:cs="BRH Malayalam Extra"/>
+                <w:color w:val="000000"/>
+                <w:sz w:val="32"/>
+                <w:szCs w:val="32"/>
+              </w:rPr>
+              <w:t xml:space="preserve">Zx </w:t>
+            </w:r>
+            <w:r>
+              <w:rPr>
+                <w:rFonts w:ascii="BRH Malayalam Extra" w:hAnsi="BRH Malayalam Extra" w:cs="BRH Malayalam Extra"/>
+                <w:color w:val="000000"/>
+                <w:sz w:val="32"/>
+                <w:szCs w:val="32"/>
+                <w:highlight w:val="green"/>
+              </w:rPr>
+              <w:t>së¡</w:t>
+            </w:r>
+            <w:r>
+              <w:rPr>
+                <w:rFonts w:ascii="BRH Malayalam Extra" w:hAnsi="BRH Malayalam Extra" w:cs="BRH Malayalam Extra"/>
+                <w:color w:val="000000"/>
+                <w:sz w:val="32"/>
+                <w:szCs w:val="32"/>
+              </w:rPr>
+              <w:t>p</w:t>
+            </w:r>
+            <w:r>
+              <w:rPr>
+                <w:rFonts w:ascii="BRH Malayalam Extra" w:hAnsi="BRH Malayalam Extra" w:cs="BRH Malayalam Extra"/>
+                <w:color w:val="000000"/>
+                <w:sz w:val="26"/>
+                <w:szCs w:val="32"/>
+              </w:rPr>
+              <w:t>–</w:t>
+            </w:r>
+            <w:r>
+              <w:rPr>
+                <w:rFonts w:ascii="BRH Malayalam Extra" w:hAnsi="BRH Malayalam Extra" w:cs="BRH Malayalam Extra"/>
+                <w:color w:val="000000"/>
+                <w:sz w:val="32"/>
+                <w:szCs w:val="32"/>
+              </w:rPr>
+              <w:t xml:space="preserve"> ¤¤ZK—py</w:t>
+            </w:r>
+            <w:r>
+              <w:rPr>
+                <w:rFonts w:ascii="BRH Devanagari Extra" w:hAnsi="BRH Devanagari Extra" w:cs="BRH Malayalam Extra"/>
+                <w:color w:val="000000"/>
+                <w:sz w:val="26"/>
+                <w:szCs w:val="32"/>
+              </w:rPr>
+              <w:t>óè</w:t>
+            </w:r>
+            <w:r>
+              <w:rPr>
+                <w:rFonts w:ascii="BRH Malayalam Extra" w:hAnsi="BRH Malayalam Extra" w:cs="BRH Malayalam Extra"/>
+                <w:color w:val="000000"/>
+                <w:sz w:val="32"/>
+                <w:szCs w:val="32"/>
+              </w:rPr>
+              <w:t>qZõx „„sëx ixsëx</w:t>
+            </w:r>
+            <w:r>
+              <w:rPr>
+                <w:rFonts w:ascii="BRH Malayalam Extra" w:hAnsi="BRH Malayalam Extra" w:cs="BRH Malayalam Extra"/>
+                <w:color w:val="000000"/>
+                <w:sz w:val="26"/>
+                <w:szCs w:val="32"/>
+              </w:rPr>
+              <w:t>–</w:t>
+            </w:r>
+            <w:r>
+              <w:rPr>
+                <w:rFonts w:ascii="BRH Malayalam Extra" w:hAnsi="BRH Malayalam Extra" w:cs="BRH Malayalam Extra"/>
+                <w:color w:val="000000"/>
+                <w:sz w:val="32"/>
+                <w:szCs w:val="32"/>
+              </w:rPr>
+              <w:t xml:space="preserve"> ¥iK—py</w:t>
+            </w:r>
+            <w:r>
+              <w:rPr>
+                <w:rFonts w:ascii="BRH Devanagari Extra" w:hAnsi="BRH Devanagari Extra" w:cs="BRH Malayalam Extra"/>
+                <w:color w:val="000000"/>
+                <w:sz w:val="26"/>
+                <w:szCs w:val="32"/>
+              </w:rPr>
+              <w:t>óè</w:t>
+            </w:r>
+            <w:r>
+              <w:rPr>
+                <w:rFonts w:ascii="BRH Malayalam Extra" w:hAnsi="BRH Malayalam Extra" w:cs="BRH Malayalam Extra"/>
+                <w:color w:val="000000"/>
+                <w:sz w:val="32"/>
+                <w:szCs w:val="32"/>
+              </w:rPr>
+              <w:t xml:space="preserve">qZõx „së¡pZ | </w:t>
+            </w:r>
+          </w:p>
+          <w:p>
+            <w:pPr>
+              <w:widowControl w:val="0"/>
+              <w:autoSpaceDE w:val="0"/>
+              <w:autoSpaceDN w:val="0"/>
+              <w:adjustRightInd w:val="0"/>
+              <w:spacing w:line="240" w:lineRule="auto"/>
+              <w:rPr>
+                <w:rFonts w:ascii="BRH Malayalam Extra" w:hAnsi="BRH Malayalam Extra" w:cs="BRH Malayalam Extra"/>
+                <w:color w:val="000000"/>
+                <w:sz w:val="32"/>
+                <w:szCs w:val="32"/>
+              </w:rPr>
+            </w:pPr>
+            <w:r>
+              <w:rPr>
+                <w:rFonts w:ascii="BRH Malayalam Extra" w:hAnsi="BRH Malayalam Extra" w:cs="BRH Malayalam Extra"/>
+                <w:color w:val="000000"/>
+                <w:sz w:val="32"/>
+                <w:szCs w:val="32"/>
+              </w:rPr>
+              <w:t>(</w:t>
+            </w:r>
+            <w:r>
+              <w:rPr>
+                <w:rFonts w:cs="BRH Malayalam Extra"/>
+                <w:color w:val="000000"/>
+                <w:szCs w:val="32"/>
+              </w:rPr>
+              <w:t>31</w:t>
+            </w:r>
+            <w:r>
+              <w:rPr>
+                <w:rFonts w:ascii="BRH Malayalam Extra" w:hAnsi="BRH Malayalam Extra" w:cs="BRH Malayalam Extra"/>
+                <w:color w:val="000000"/>
+                <w:sz w:val="32"/>
+                <w:szCs w:val="32"/>
+              </w:rPr>
+              <w:t>)[</w:t>
+            </w:r>
+            <w:r>
+              <w:rPr>
+                <w:rFonts w:cs="BRH Malayalam Extra"/>
+                <w:color w:val="000000"/>
+                <w:szCs w:val="32"/>
+              </w:rPr>
+              <w:t>P19</w:t>
+            </w:r>
+            <w:r>
+              <w:rPr>
+                <w:rFonts w:ascii="BRH Malayalam Extra" w:hAnsi="BRH Malayalam Extra" w:cs="BRH Malayalam Extra"/>
+                <w:color w:val="000000"/>
+                <w:sz w:val="32"/>
+                <w:szCs w:val="32"/>
+              </w:rPr>
+              <w:t xml:space="preserve">] </w:t>
+            </w:r>
+            <w:r>
+              <w:rPr>
+                <w:rFonts w:cs="BRH Malayalam Extra"/>
+                <w:color w:val="000000"/>
+                <w:szCs w:val="32"/>
+              </w:rPr>
+              <w:t>4</w:t>
+            </w:r>
+            <w:r>
+              <w:rPr>
+                <w:rFonts w:ascii="BRH Malayalam Extra" w:hAnsi="BRH Malayalam Extra" w:cs="BRH Malayalam Extra"/>
+                <w:color w:val="000000"/>
+                <w:sz w:val="32"/>
+                <w:szCs w:val="32"/>
+              </w:rPr>
+              <w:t>.</w:t>
+            </w:r>
+            <w:r>
+              <w:rPr>
+                <w:rFonts w:cs="BRH Malayalam Extra"/>
+                <w:color w:val="000000"/>
+                <w:szCs w:val="32"/>
+              </w:rPr>
+              <w:t>3</w:t>
+            </w:r>
+            <w:r>
+              <w:rPr>
+                <w:rFonts w:ascii="BRH Malayalam Extra" w:hAnsi="BRH Malayalam Extra" w:cs="BRH Malayalam Extra"/>
+                <w:color w:val="000000"/>
+                <w:sz w:val="32"/>
+                <w:szCs w:val="32"/>
+              </w:rPr>
+              <w:t>.</w:t>
+            </w:r>
+            <w:r>
+              <w:rPr>
+                <w:rFonts w:cs="BRH Malayalam Extra"/>
+                <w:color w:val="000000"/>
+                <w:szCs w:val="32"/>
+              </w:rPr>
+              <w:t>10</w:t>
+            </w:r>
+            <w:r>
+              <w:rPr>
+                <w:rFonts w:ascii="BRH Malayalam Extra" w:hAnsi="BRH Malayalam Extra" w:cs="BRH Malayalam Extra"/>
+                <w:color w:val="000000"/>
+                <w:sz w:val="32"/>
+                <w:szCs w:val="32"/>
+              </w:rPr>
+              <w:t>.</w:t>
+            </w:r>
+            <w:r>
+              <w:rPr>
+                <w:rFonts w:cs="BRH Malayalam Extra"/>
+                <w:color w:val="000000"/>
+                <w:szCs w:val="32"/>
+              </w:rPr>
+              <w:t>2</w:t>
+            </w:r>
+            <w:r>
+              <w:rPr>
+                <w:rFonts w:ascii="BRH Malayalam Extra" w:hAnsi="BRH Malayalam Extra" w:cs="BRH Malayalam Extra"/>
+                <w:color w:val="000000"/>
+                <w:sz w:val="32"/>
+                <w:szCs w:val="32"/>
+              </w:rPr>
+              <w:t>(</w:t>
+            </w:r>
+            <w:r>
+              <w:rPr>
+                <w:rFonts w:cs="BRH Malayalam Extra"/>
+                <w:color w:val="000000"/>
+                <w:szCs w:val="32"/>
+              </w:rPr>
+              <w:t>23</w:t>
+            </w:r>
+            <w:r>
+              <w:rPr>
+                <w:rFonts w:ascii="BRH Malayalam Extra" w:hAnsi="BRH Malayalam Extra" w:cs="BRH Malayalam Extra"/>
+                <w:color w:val="000000"/>
+                <w:sz w:val="32"/>
+                <w:szCs w:val="32"/>
+              </w:rPr>
+              <w:t>)-  GK—py</w:t>
+            </w:r>
+            <w:r>
+              <w:rPr>
+                <w:rFonts w:ascii="BRH Devanagari Extra" w:hAnsi="BRH Devanagari Extra" w:cs="BRH Malayalam Extra"/>
+                <w:color w:val="000000"/>
+                <w:sz w:val="26"/>
+                <w:szCs w:val="32"/>
+              </w:rPr>
+              <w:t>óè</w:t>
+            </w:r>
+            <w:r>
+              <w:rPr>
+                <w:rFonts w:ascii="BRH Malayalam Extra" w:hAnsi="BRH Malayalam Extra" w:cs="BRH Malayalam Extra"/>
+                <w:color w:val="000000"/>
+                <w:sz w:val="32"/>
+                <w:szCs w:val="32"/>
+              </w:rPr>
+              <w:t>qZõx | A</w:t>
+            </w:r>
+            <w:r>
+              <w:rPr>
+                <w:rFonts w:ascii="BRH Malayalam Extra" w:hAnsi="BRH Malayalam Extra" w:cs="BRH Malayalam Extra"/>
+                <w:color w:val="000000"/>
+                <w:sz w:val="26"/>
+                <w:szCs w:val="32"/>
+              </w:rPr>
+              <w:t>–</w:t>
+            </w:r>
+            <w:r>
+              <w:rPr>
+                <w:rFonts w:ascii="BRH Malayalam Extra" w:hAnsi="BRH Malayalam Extra" w:cs="BRH Malayalam Extra"/>
+                <w:color w:val="000000"/>
+                <w:sz w:val="32"/>
+                <w:szCs w:val="32"/>
+              </w:rPr>
+              <w:t>së¡</w:t>
+            </w:r>
+            <w:r>
+              <w:rPr>
+                <w:rFonts w:ascii="BRH Malayalam Extra" w:hAnsi="BRH Malayalam Extra" w:cs="BRH Malayalam Extra"/>
+                <w:color w:val="000000"/>
+                <w:sz w:val="26"/>
+                <w:szCs w:val="32"/>
+              </w:rPr>
+              <w:t>–</w:t>
+            </w:r>
+            <w:r>
+              <w:rPr>
+                <w:rFonts w:ascii="BRH Malayalam Extra" w:hAnsi="BRH Malayalam Extra" w:cs="BRH Malayalam Extra"/>
+                <w:color w:val="000000"/>
+                <w:sz w:val="32"/>
+                <w:szCs w:val="32"/>
+              </w:rPr>
+              <w:t>p</w:t>
+            </w:r>
+            <w:r>
+              <w:rPr>
+                <w:rFonts w:ascii="BRH Malayalam Extra" w:hAnsi="BRH Malayalam Extra" w:cs="BRH Malayalam Extra"/>
+                <w:color w:val="000000"/>
+                <w:sz w:val="26"/>
+                <w:szCs w:val="32"/>
+                <w:highlight w:val="green"/>
+              </w:rPr>
+              <w:t>–</w:t>
+            </w:r>
+            <w:r>
+              <w:rPr>
+                <w:rFonts w:ascii="BRH Malayalam Extra" w:hAnsi="BRH Malayalam Extra" w:cs="BRH Malayalam Extra"/>
+                <w:color w:val="000000"/>
+                <w:sz w:val="32"/>
+                <w:szCs w:val="32"/>
+                <w:highlight w:val="green"/>
+              </w:rPr>
+              <w:t>Z</w:t>
+            </w:r>
+            <w:r>
+              <w:rPr>
+                <w:rFonts w:ascii="BRH Malayalam Extra" w:hAnsi="BRH Malayalam Extra" w:cs="BRH Malayalam Extra"/>
+                <w:color w:val="000000"/>
+                <w:sz w:val="26"/>
+                <w:szCs w:val="32"/>
+              </w:rPr>
+              <w:t>–</w:t>
+            </w:r>
+            <w:r>
+              <w:rPr>
+                <w:rFonts w:ascii="BRH Malayalam Extra" w:hAnsi="BRH Malayalam Extra" w:cs="BRH Malayalam Extra"/>
+                <w:color w:val="000000"/>
+                <w:sz w:val="32"/>
+                <w:szCs w:val="32"/>
+              </w:rPr>
+              <w:t xml:space="preserve"> | GK—qfxJ |</w:t>
+            </w:r>
+          </w:p>
+          <w:p>
+            <w:pPr>
+              <w:widowControl w:val="0"/>
+              <w:autoSpaceDE w:val="0"/>
+              <w:autoSpaceDN w:val="0"/>
+              <w:adjustRightInd w:val="0"/>
+              <w:spacing w:line="240" w:lineRule="auto"/>
+              <w:rPr>
+                <w:rFonts w:ascii="BRH Malayalam Extra" w:hAnsi="BRH Malayalam Extra" w:cs="BRH Malayalam Extra"/>
+                <w:color w:val="000000"/>
+                <w:sz w:val="32"/>
+                <w:szCs w:val="32"/>
+              </w:rPr>
+            </w:pPr>
+            <w:r>
+              <w:rPr>
+                <w:rFonts w:ascii="BRH Malayalam Extra" w:hAnsi="BRH Malayalam Extra" w:cs="BRH Malayalam Extra"/>
+                <w:color w:val="000000"/>
+                <w:sz w:val="32"/>
+                <w:szCs w:val="32"/>
+              </w:rPr>
+              <w:t>GK—py</w:t>
+            </w:r>
+            <w:r>
+              <w:rPr>
+                <w:rFonts w:ascii="BRH Devanagari Extra" w:hAnsi="BRH Devanagari Extra" w:cs="BRH Malayalam Extra"/>
+                <w:color w:val="000000"/>
+                <w:sz w:val="26"/>
+                <w:szCs w:val="32"/>
+              </w:rPr>
+              <w:t>óè</w:t>
+            </w:r>
+            <w:r>
+              <w:rPr>
+                <w:rFonts w:ascii="BRH Malayalam Extra" w:hAnsi="BRH Malayalam Extra" w:cs="BRH Malayalam Extra"/>
+                <w:color w:val="000000"/>
+                <w:sz w:val="32"/>
+                <w:szCs w:val="32"/>
+              </w:rPr>
+              <w:t>qZõx „së¡</w:t>
+            </w:r>
+            <w:r>
+              <w:rPr>
+                <w:rFonts w:ascii="BRH Malayalam Extra" w:hAnsi="BRH Malayalam Extra" w:cs="BRH Malayalam Extra"/>
+                <w:color w:val="000000"/>
+                <w:sz w:val="32"/>
+                <w:szCs w:val="32"/>
+                <w:highlight w:val="green"/>
+              </w:rPr>
+              <w:t>p</w:t>
+            </w:r>
+            <w:r>
+              <w:rPr>
+                <w:rFonts w:ascii="BRH Malayalam Extra" w:hAnsi="BRH Malayalam Extra" w:cs="BRH Malayalam Extra"/>
+                <w:color w:val="000000"/>
+                <w:sz w:val="32"/>
+                <w:szCs w:val="32"/>
+              </w:rPr>
+              <w:t xml:space="preserve">Zx </w:t>
+            </w:r>
+            <w:r>
+              <w:rPr>
+                <w:rFonts w:ascii="BRH Malayalam Extra" w:hAnsi="BRH Malayalam Extra" w:cs="BRH Malayalam Extra"/>
+                <w:color w:val="000000"/>
+                <w:sz w:val="32"/>
+                <w:szCs w:val="32"/>
+                <w:highlight w:val="green"/>
+              </w:rPr>
+              <w:t>s</w:t>
+            </w:r>
+            <w:r>
+              <w:rPr>
+                <w:rFonts w:ascii="BRH Malayalam Extra" w:hAnsi="BRH Malayalam Extra" w:cs="BRH Malayalam Extra"/>
+                <w:color w:val="000000"/>
+                <w:sz w:val="32"/>
+                <w:szCs w:val="32"/>
+              </w:rPr>
+              <w:t>ë¡p</w:t>
+            </w:r>
+            <w:r>
+              <w:rPr>
+                <w:rFonts w:ascii="BRH Malayalam Extra" w:hAnsi="BRH Malayalam Extra" w:cs="BRH Malayalam Extra"/>
+                <w:color w:val="000000"/>
+                <w:sz w:val="26"/>
+                <w:szCs w:val="32"/>
+              </w:rPr>
+              <w:t>–</w:t>
+            </w:r>
+            <w:r>
+              <w:rPr>
+                <w:rFonts w:ascii="BRH Malayalam Extra" w:hAnsi="BRH Malayalam Extra" w:cs="BRH Malayalam Extra"/>
+                <w:color w:val="000000"/>
+                <w:sz w:val="32"/>
+                <w:szCs w:val="32"/>
+              </w:rPr>
+              <w:t xml:space="preserve"> ¤¤ZK—py</w:t>
+            </w:r>
+            <w:r>
+              <w:rPr>
+                <w:rFonts w:ascii="BRH Devanagari Extra" w:hAnsi="BRH Devanagari Extra" w:cs="BRH Malayalam Extra"/>
+                <w:color w:val="000000"/>
+                <w:sz w:val="26"/>
+                <w:szCs w:val="32"/>
+              </w:rPr>
+              <w:t>óè</w:t>
+            </w:r>
+            <w:r>
+              <w:rPr>
+                <w:rFonts w:ascii="BRH Malayalam Extra" w:hAnsi="BRH Malayalam Extra" w:cs="BRH Malayalam Extra"/>
+                <w:color w:val="000000"/>
+                <w:sz w:val="32"/>
+                <w:szCs w:val="32"/>
+              </w:rPr>
+              <w:t>q</w:t>
+            </w:r>
+            <w:r>
+              <w:rPr>
+                <w:rFonts w:ascii="BRH Malayalam Extra" w:hAnsi="BRH Malayalam Extra" w:cs="BRH Malayalam Extra"/>
+                <w:color w:val="000000"/>
+                <w:sz w:val="26"/>
+                <w:szCs w:val="32"/>
+              </w:rPr>
+              <w:t>–</w:t>
+            </w:r>
+            <w:r>
+              <w:rPr>
+                <w:rFonts w:ascii="BRH Malayalam Extra" w:hAnsi="BRH Malayalam Extra" w:cs="BRH Malayalam Extra"/>
+                <w:color w:val="000000"/>
+                <w:sz w:val="32"/>
+                <w:szCs w:val="32"/>
+              </w:rPr>
+              <w:t xml:space="preserve"> </w:t>
+            </w:r>
+          </w:p>
+          <w:p>
+            <w:pPr>
+              <w:widowControl w:val="0"/>
+              <w:autoSpaceDE w:val="0"/>
+              <w:autoSpaceDN w:val="0"/>
+              <w:adjustRightInd w:val="0"/>
+              <w:spacing w:line="240" w:lineRule="auto"/>
+              <w:rPr>
+                <w:rFonts w:ascii="BRH Malayalam Extra" w:hAnsi="BRH Malayalam Extra" w:cs="BRH Malayalam Extra"/>
+                <w:color w:val="000000"/>
+                <w:sz w:val="32"/>
+                <w:szCs w:val="32"/>
+              </w:rPr>
+            </w:pPr>
+            <w:r>
+              <w:rPr>
+                <w:rFonts w:ascii="BRH Malayalam Extra" w:hAnsi="BRH Malayalam Extra" w:cs="BRH Malayalam Extra"/>
+                <w:color w:val="000000"/>
+                <w:sz w:val="32"/>
+                <w:szCs w:val="32"/>
+              </w:rPr>
+              <w:t>¤¤ZõK—py</w:t>
+            </w:r>
+            <w:r>
+              <w:rPr>
+                <w:rFonts w:ascii="BRH Devanagari Extra" w:hAnsi="BRH Devanagari Extra" w:cs="BRH Malayalam Extra"/>
+                <w:color w:val="000000"/>
+                <w:sz w:val="26"/>
+                <w:szCs w:val="32"/>
+              </w:rPr>
+              <w:t>óè</w:t>
+            </w:r>
+            <w:r>
+              <w:rPr>
+                <w:rFonts w:ascii="BRH Malayalam Extra" w:hAnsi="BRH Malayalam Extra" w:cs="BRH Malayalam Extra"/>
+                <w:color w:val="000000"/>
+                <w:sz w:val="32"/>
+                <w:szCs w:val="32"/>
+              </w:rPr>
+              <w:t>qZõx „së¡p</w:t>
+            </w:r>
+            <w:r>
+              <w:rPr>
+                <w:rFonts w:ascii="BRH Malayalam Extra" w:hAnsi="BRH Malayalam Extra" w:cs="BRH Malayalam Extra"/>
+                <w:color w:val="000000"/>
+                <w:sz w:val="26"/>
+                <w:szCs w:val="32"/>
+              </w:rPr>
+              <w:t>–</w:t>
+            </w:r>
+            <w:r>
+              <w:rPr>
+                <w:rFonts w:ascii="BRH Malayalam Extra" w:hAnsi="BRH Malayalam Extra" w:cs="BRH Malayalam Extra"/>
+                <w:color w:val="000000"/>
+                <w:sz w:val="32"/>
+                <w:szCs w:val="32"/>
+              </w:rPr>
+              <w:t xml:space="preserve"> ¤¤ZK—qfx</w:t>
+            </w:r>
+            <w:r>
+              <w:rPr>
+                <w:rFonts w:ascii="BRH Malayalam Extra" w:hAnsi="BRH Malayalam Extra" w:cs="BRH Malayalam Extra"/>
+                <w:color w:val="000000"/>
+                <w:sz w:val="26"/>
+                <w:szCs w:val="32"/>
+              </w:rPr>
+              <w:t>–</w:t>
+            </w:r>
+            <w:r>
+              <w:rPr>
+                <w:rFonts w:ascii="BRH Malayalam Extra" w:hAnsi="BRH Malayalam Extra" w:cs="BRH Malayalam Extra"/>
+                <w:color w:val="000000"/>
+                <w:sz w:val="32"/>
+                <w:szCs w:val="32"/>
+              </w:rPr>
+              <w:t xml:space="preserve"> GK—qfx Asë¡p</w:t>
+            </w:r>
+            <w:r>
+              <w:rPr>
+                <w:rFonts w:ascii="BRH Malayalam Extra" w:hAnsi="BRH Malayalam Extra" w:cs="BRH Malayalam Extra"/>
+                <w:color w:val="000000"/>
+                <w:sz w:val="26"/>
+                <w:szCs w:val="32"/>
+              </w:rPr>
+              <w:t>–</w:t>
+            </w:r>
+            <w:r>
+              <w:rPr>
+                <w:rFonts w:ascii="BRH Malayalam Extra" w:hAnsi="BRH Malayalam Extra" w:cs="BRH Malayalam Extra"/>
+                <w:color w:val="000000"/>
+                <w:sz w:val="32"/>
+                <w:szCs w:val="32"/>
+              </w:rPr>
+              <w:t xml:space="preserve"> ¤¤ZK—py</w:t>
+            </w:r>
+            <w:r>
+              <w:rPr>
+                <w:rFonts w:ascii="BRH Devanagari Extra" w:hAnsi="BRH Devanagari Extra" w:cs="BRH Malayalam Extra"/>
+                <w:color w:val="000000"/>
+                <w:sz w:val="26"/>
+                <w:szCs w:val="32"/>
+              </w:rPr>
+              <w:t>óè</w:t>
+            </w:r>
+            <w:r>
+              <w:rPr>
+                <w:rFonts w:ascii="BRH Malayalam Extra" w:hAnsi="BRH Malayalam Extra" w:cs="BRH Malayalam Extra"/>
+                <w:color w:val="000000"/>
+                <w:sz w:val="32"/>
+                <w:szCs w:val="32"/>
+              </w:rPr>
+              <w:t>q</w:t>
+            </w:r>
+            <w:r>
+              <w:rPr>
+                <w:rFonts w:ascii="BRH Malayalam Extra" w:hAnsi="BRH Malayalam Extra" w:cs="BRH Malayalam Extra"/>
+                <w:color w:val="000000"/>
+                <w:sz w:val="26"/>
+                <w:szCs w:val="32"/>
+              </w:rPr>
+              <w:t>–</w:t>
+            </w:r>
+            <w:r>
+              <w:rPr>
+                <w:rFonts w:ascii="BRH Malayalam Extra" w:hAnsi="BRH Malayalam Extra" w:cs="BRH Malayalam Extra"/>
+                <w:color w:val="000000"/>
+                <w:sz w:val="32"/>
+                <w:szCs w:val="32"/>
+              </w:rPr>
+              <w:t xml:space="preserve"> ¤¤ZõK—py</w:t>
+            </w:r>
+            <w:r>
+              <w:rPr>
+                <w:rFonts w:ascii="BRH Devanagari Extra" w:hAnsi="BRH Devanagari Extra" w:cs="BRH Malayalam Extra"/>
+                <w:color w:val="000000"/>
+                <w:sz w:val="26"/>
+                <w:szCs w:val="32"/>
+              </w:rPr>
+              <w:t>óè</w:t>
+            </w:r>
+            <w:r>
+              <w:rPr>
+                <w:rFonts w:ascii="BRH Malayalam Extra" w:hAnsi="BRH Malayalam Extra" w:cs="BRH Malayalam Extra"/>
+                <w:color w:val="000000"/>
+                <w:sz w:val="32"/>
+                <w:szCs w:val="32"/>
+              </w:rPr>
+              <w:t>qZõx „së¡p</w:t>
+            </w:r>
+            <w:r>
+              <w:rPr>
+                <w:rFonts w:ascii="BRH Malayalam Extra" w:hAnsi="BRH Malayalam Extra" w:cs="BRH Malayalam Extra"/>
+                <w:color w:val="000000"/>
+                <w:sz w:val="26"/>
+                <w:szCs w:val="32"/>
+              </w:rPr>
+              <w:t>–</w:t>
+            </w:r>
+            <w:r>
+              <w:rPr>
+                <w:rFonts w:ascii="BRH Malayalam Extra" w:hAnsi="BRH Malayalam Extra" w:cs="BRH Malayalam Extra"/>
+                <w:color w:val="000000"/>
+                <w:sz w:val="32"/>
+                <w:szCs w:val="32"/>
+              </w:rPr>
+              <w:t xml:space="preserve"> ¤¤ZK—qfxJ | </w:t>
+            </w:r>
+          </w:p>
+          <w:p>
+            <w:pPr>
+              <w:widowControl w:val="0"/>
+              <w:autoSpaceDE w:val="0"/>
+              <w:autoSpaceDN w:val="0"/>
+              <w:adjustRightInd w:val="0"/>
+              <w:spacing w:line="240" w:lineRule="auto"/>
+              <w:rPr>
+                <w:rFonts w:ascii="BRH Malayalam Extra" w:hAnsi="BRH Malayalam Extra" w:cs="BRH Malayalam Extra"/>
+                <w:color w:val="000000"/>
+                <w:sz w:val="32"/>
+                <w:szCs w:val="32"/>
+              </w:rPr>
+            </w:pPr>
+            <w:r>
+              <w:rPr>
+                <w:rFonts w:ascii="BRH Malayalam Extra" w:hAnsi="BRH Malayalam Extra" w:cs="BRH Malayalam Extra"/>
+                <w:color w:val="000000"/>
+                <w:sz w:val="32"/>
+                <w:szCs w:val="32"/>
+              </w:rPr>
+              <w:t>(</w:t>
+            </w:r>
+            <w:r>
+              <w:rPr>
+                <w:rFonts w:cs="BRH Malayalam Extra"/>
+                <w:color w:val="000000"/>
+                <w:szCs w:val="32"/>
+              </w:rPr>
+              <w:t>33</w:t>
+            </w:r>
+            <w:r>
+              <w:rPr>
+                <w:rFonts w:ascii="BRH Malayalam Extra" w:hAnsi="BRH Malayalam Extra" w:cs="BRH Malayalam Extra"/>
+                <w:color w:val="000000"/>
+                <w:sz w:val="32"/>
+                <w:szCs w:val="32"/>
+              </w:rPr>
+              <w:t>)[</w:t>
+            </w:r>
+            <w:r>
+              <w:rPr>
+                <w:rFonts w:cs="BRH Malayalam Extra"/>
+                <w:color w:val="000000"/>
+                <w:szCs w:val="32"/>
+              </w:rPr>
+              <w:t>P19</w:t>
+            </w:r>
+            <w:r>
+              <w:rPr>
+                <w:rFonts w:ascii="BRH Malayalam Extra" w:hAnsi="BRH Malayalam Extra" w:cs="BRH Malayalam Extra"/>
+                <w:color w:val="000000"/>
+                <w:sz w:val="32"/>
+                <w:szCs w:val="32"/>
+              </w:rPr>
+              <w:t xml:space="preserve">] </w:t>
+            </w:r>
+            <w:r>
+              <w:rPr>
+                <w:rFonts w:cs="BRH Malayalam Extra"/>
+                <w:color w:val="000000"/>
+                <w:szCs w:val="32"/>
+              </w:rPr>
+              <w:t>4</w:t>
+            </w:r>
+            <w:r>
+              <w:rPr>
+                <w:rFonts w:ascii="BRH Malayalam Extra" w:hAnsi="BRH Malayalam Extra" w:cs="BRH Malayalam Extra"/>
+                <w:color w:val="000000"/>
+                <w:sz w:val="32"/>
+                <w:szCs w:val="32"/>
+              </w:rPr>
+              <w:t>.</w:t>
+            </w:r>
+            <w:r>
+              <w:rPr>
+                <w:rFonts w:cs="BRH Malayalam Extra"/>
+                <w:color w:val="000000"/>
+                <w:szCs w:val="32"/>
+              </w:rPr>
+              <w:t>3</w:t>
+            </w:r>
+            <w:r>
+              <w:rPr>
+                <w:rFonts w:ascii="BRH Malayalam Extra" w:hAnsi="BRH Malayalam Extra" w:cs="BRH Malayalam Extra"/>
+                <w:color w:val="000000"/>
+                <w:sz w:val="32"/>
+                <w:szCs w:val="32"/>
+              </w:rPr>
+              <w:t>.</w:t>
+            </w:r>
+            <w:r>
+              <w:rPr>
+                <w:rFonts w:cs="BRH Malayalam Extra"/>
+                <w:color w:val="000000"/>
+                <w:szCs w:val="32"/>
+              </w:rPr>
+              <w:t>10</w:t>
+            </w:r>
+            <w:r>
+              <w:rPr>
+                <w:rFonts w:ascii="BRH Malayalam Extra" w:hAnsi="BRH Malayalam Extra" w:cs="BRH Malayalam Extra"/>
+                <w:color w:val="000000"/>
+                <w:sz w:val="32"/>
+                <w:szCs w:val="32"/>
+              </w:rPr>
+              <w:t>.</w:t>
+            </w:r>
+            <w:r>
+              <w:rPr>
+                <w:rFonts w:cs="BRH Malayalam Extra"/>
+                <w:color w:val="000000"/>
+                <w:szCs w:val="32"/>
+              </w:rPr>
+              <w:t>2</w:t>
+            </w:r>
+            <w:r>
+              <w:rPr>
+                <w:rFonts w:ascii="BRH Malayalam Extra" w:hAnsi="BRH Malayalam Extra" w:cs="BRH Malayalam Extra"/>
+                <w:color w:val="000000"/>
+                <w:sz w:val="32"/>
+                <w:szCs w:val="32"/>
+              </w:rPr>
+              <w:t>(</w:t>
+            </w:r>
+            <w:r>
+              <w:rPr>
+                <w:rFonts w:cs="BRH Malayalam Extra"/>
+                <w:color w:val="000000"/>
+                <w:szCs w:val="32"/>
+              </w:rPr>
+              <w:t>24</w:t>
+            </w:r>
+            <w:r>
+              <w:rPr>
+                <w:rFonts w:ascii="BRH Malayalam Extra" w:hAnsi="BRH Malayalam Extra" w:cs="BRH Malayalam Extra"/>
+                <w:color w:val="000000"/>
+                <w:sz w:val="32"/>
+                <w:szCs w:val="32"/>
+              </w:rPr>
+              <w:t>)-  A</w:t>
+            </w:r>
+            <w:r>
+              <w:rPr>
+                <w:rFonts w:ascii="BRH Malayalam Extra" w:hAnsi="BRH Malayalam Extra" w:cs="BRH Malayalam Extra"/>
+                <w:color w:val="000000"/>
+                <w:sz w:val="26"/>
+                <w:szCs w:val="32"/>
+              </w:rPr>
+              <w:t>–</w:t>
+            </w:r>
+            <w:r>
+              <w:rPr>
+                <w:rFonts w:ascii="BRH Malayalam Extra" w:hAnsi="BRH Malayalam Extra" w:cs="BRH Malayalam Extra"/>
+                <w:color w:val="000000"/>
+                <w:sz w:val="32"/>
+                <w:szCs w:val="32"/>
+              </w:rPr>
+              <w:t>së¡</w:t>
+            </w:r>
+            <w:r>
+              <w:rPr>
+                <w:rFonts w:ascii="BRH Malayalam Extra" w:hAnsi="BRH Malayalam Extra" w:cs="BRH Malayalam Extra"/>
+                <w:color w:val="000000"/>
+                <w:sz w:val="26"/>
+                <w:szCs w:val="32"/>
+              </w:rPr>
+              <w:t>–</w:t>
+            </w:r>
+            <w:r>
+              <w:rPr>
+                <w:rFonts w:ascii="BRH Malayalam Extra" w:hAnsi="BRH Malayalam Extra" w:cs="BRH Malayalam Extra"/>
+                <w:color w:val="000000"/>
+                <w:sz w:val="32"/>
+                <w:szCs w:val="32"/>
+              </w:rPr>
+              <w:t>p</w:t>
+            </w:r>
+            <w:r>
+              <w:rPr>
+                <w:rFonts w:ascii="BRH Malayalam Extra" w:hAnsi="BRH Malayalam Extra" w:cs="BRH Malayalam Extra"/>
+                <w:color w:val="000000"/>
+                <w:sz w:val="26"/>
+                <w:szCs w:val="32"/>
+                <w:highlight w:val="green"/>
+              </w:rPr>
+              <w:t>–</w:t>
+            </w:r>
+            <w:r>
+              <w:rPr>
+                <w:rFonts w:ascii="BRH Malayalam Extra" w:hAnsi="BRH Malayalam Extra" w:cs="BRH Malayalam Extra"/>
+                <w:color w:val="000000"/>
+                <w:sz w:val="32"/>
+                <w:szCs w:val="32"/>
+                <w:highlight w:val="green"/>
+              </w:rPr>
+              <w:t>Z</w:t>
+            </w:r>
+            <w:r>
+              <w:rPr>
+                <w:rFonts w:ascii="BRH Malayalam Extra" w:hAnsi="BRH Malayalam Extra" w:cs="BRH Malayalam Extra"/>
+                <w:color w:val="000000"/>
+                <w:sz w:val="26"/>
+                <w:szCs w:val="32"/>
+              </w:rPr>
+              <w:t>–</w:t>
+            </w:r>
+            <w:r>
+              <w:rPr>
+                <w:rFonts w:ascii="BRH Malayalam Extra" w:hAnsi="BRH Malayalam Extra" w:cs="BRH Malayalam Extra"/>
+                <w:color w:val="000000"/>
+                <w:sz w:val="32"/>
+                <w:szCs w:val="32"/>
+              </w:rPr>
+              <w:t xml:space="preserve"> | GK—qfxJ | </w:t>
+            </w:r>
+          </w:p>
+          <w:p>
+            <w:pPr>
+              <w:widowControl w:val="0"/>
+              <w:autoSpaceDE w:val="0"/>
+              <w:autoSpaceDN w:val="0"/>
+              <w:adjustRightInd w:val="0"/>
+              <w:spacing w:line="240" w:lineRule="auto"/>
+              <w:rPr>
+                <w:rFonts w:ascii="BRH Malayalam Extra" w:hAnsi="BRH Malayalam Extra" w:cs="BRH Malayalam Extra"/>
+                <w:color w:val="000000"/>
+                <w:sz w:val="32"/>
+                <w:szCs w:val="32"/>
+              </w:rPr>
+            </w:pPr>
+            <w:r>
+              <w:rPr>
+                <w:rFonts w:ascii="BRH Malayalam Extra" w:hAnsi="BRH Malayalam Extra" w:cs="BRH Malayalam Extra"/>
+                <w:color w:val="000000"/>
+                <w:sz w:val="32"/>
+                <w:szCs w:val="32"/>
+              </w:rPr>
+              <w:t>e</w:t>
+            </w:r>
+            <w:r>
+              <w:rPr>
+                <w:rFonts w:ascii="BRH Malayalam Extra" w:hAnsi="BRH Malayalam Extra" w:cs="BRH Malayalam Extra"/>
+                <w:color w:val="000000"/>
+                <w:sz w:val="26"/>
+                <w:szCs w:val="32"/>
+              </w:rPr>
+              <w:t>–</w:t>
+            </w:r>
+            <w:r>
+              <w:rPr>
+                <w:rFonts w:ascii="BRH Malayalam Extra" w:hAnsi="BRH Malayalam Extra" w:cs="BRH Malayalam Extra"/>
+                <w:color w:val="000000"/>
+                <w:sz w:val="32"/>
+                <w:szCs w:val="32"/>
+              </w:rPr>
+              <w:t>qp—J |</w:t>
+            </w:r>
+          </w:p>
+          <w:p>
+            <w:pPr>
+              <w:widowControl w:val="0"/>
+              <w:autoSpaceDE w:val="0"/>
+              <w:autoSpaceDN w:val="0"/>
+              <w:adjustRightInd w:val="0"/>
+              <w:spacing w:line="240" w:lineRule="auto"/>
+              <w:rPr>
+                <w:rFonts w:ascii="BRH Malayalam Extra" w:hAnsi="BRH Malayalam Extra" w:cs="BRH Malayalam Extra"/>
+                <w:color w:val="000000"/>
+                <w:sz w:val="32"/>
+                <w:szCs w:val="32"/>
+              </w:rPr>
+            </w:pPr>
+            <w:r>
+              <w:rPr>
+                <w:rFonts w:ascii="BRH Malayalam Extra" w:hAnsi="BRH Malayalam Extra" w:cs="BRH Malayalam Extra"/>
+                <w:color w:val="000000"/>
+                <w:sz w:val="32"/>
+                <w:szCs w:val="32"/>
+              </w:rPr>
+              <w:lastRenderedPageBreak/>
+              <w:t>A</w:t>
+            </w:r>
+            <w:r>
+              <w:rPr>
+                <w:rFonts w:ascii="BRH Malayalam Extra" w:hAnsi="BRH Malayalam Extra" w:cs="BRH Malayalam Extra"/>
+                <w:color w:val="000000"/>
+                <w:sz w:val="26"/>
+                <w:szCs w:val="32"/>
+              </w:rPr>
+              <w:t>–</w:t>
+            </w:r>
+            <w:r>
+              <w:rPr>
+                <w:rFonts w:ascii="BRH Malayalam Extra" w:hAnsi="BRH Malayalam Extra" w:cs="BRH Malayalam Extra"/>
+                <w:color w:val="000000"/>
+                <w:sz w:val="32"/>
+                <w:szCs w:val="32"/>
+              </w:rPr>
+              <w:t>së¡</w:t>
+            </w:r>
+            <w:r>
+              <w:rPr>
+                <w:rFonts w:ascii="BRH Malayalam Extra" w:hAnsi="BRH Malayalam Extra" w:cs="BRH Malayalam Extra"/>
+                <w:color w:val="000000"/>
+                <w:sz w:val="26"/>
+                <w:szCs w:val="32"/>
+              </w:rPr>
+              <w:t>–</w:t>
+            </w:r>
+            <w:r>
+              <w:rPr>
+                <w:rFonts w:ascii="BRH Malayalam Extra" w:hAnsi="BRH Malayalam Extra" w:cs="BRH Malayalam Extra"/>
+                <w:color w:val="000000"/>
+                <w:sz w:val="32"/>
+                <w:szCs w:val="32"/>
+              </w:rPr>
+              <w:t>p</w:t>
+            </w:r>
+            <w:r>
+              <w:rPr>
+                <w:rFonts w:ascii="BRH Malayalam Extra" w:hAnsi="BRH Malayalam Extra" w:cs="BRH Malayalam Extra"/>
+                <w:color w:val="000000"/>
+                <w:sz w:val="26"/>
+                <w:szCs w:val="32"/>
+              </w:rPr>
+              <w:t>–</w:t>
+            </w:r>
+            <w:r>
+              <w:rPr>
+                <w:rFonts w:ascii="BRH Malayalam Extra" w:hAnsi="BRH Malayalam Extra" w:cs="BRH Malayalam Extra"/>
+                <w:color w:val="000000"/>
+                <w:sz w:val="32"/>
+                <w:szCs w:val="32"/>
+              </w:rPr>
+              <w:t xml:space="preserve"> ¤¤ZK—qfx</w:t>
+            </w:r>
+            <w:r>
+              <w:rPr>
+                <w:rFonts w:ascii="BRH Malayalam Extra" w:hAnsi="BRH Malayalam Extra" w:cs="BRH Malayalam Extra"/>
+                <w:color w:val="000000"/>
+                <w:sz w:val="26"/>
+                <w:szCs w:val="32"/>
+              </w:rPr>
+              <w:t>–</w:t>
+            </w:r>
+            <w:r>
+              <w:rPr>
+                <w:rFonts w:ascii="BRH Malayalam Extra" w:hAnsi="BRH Malayalam Extra" w:cs="BRH Malayalam Extra"/>
+                <w:color w:val="000000"/>
+                <w:sz w:val="32"/>
+                <w:szCs w:val="32"/>
+              </w:rPr>
+              <w:t xml:space="preserve"> GK—qfx Asë¡</w:t>
+            </w:r>
+            <w:r>
+              <w:rPr>
+                <w:rFonts w:ascii="BRH Malayalam Extra" w:hAnsi="BRH Malayalam Extra" w:cs="BRH Malayalam Extra"/>
+                <w:color w:val="000000"/>
+                <w:sz w:val="32"/>
+                <w:szCs w:val="32"/>
+                <w:highlight w:val="green"/>
+              </w:rPr>
+              <w:t>p</w:t>
+            </w:r>
+            <w:r>
+              <w:rPr>
+                <w:rFonts w:ascii="BRH Malayalam Extra" w:hAnsi="BRH Malayalam Extra" w:cs="BRH Malayalam Extra"/>
+                <w:color w:val="000000"/>
+                <w:sz w:val="32"/>
+                <w:szCs w:val="32"/>
+              </w:rPr>
+              <w:t xml:space="preserve">Zx </w:t>
+            </w:r>
+            <w:r>
+              <w:rPr>
+                <w:rFonts w:ascii="BRH Malayalam Extra" w:hAnsi="BRH Malayalam Extra" w:cs="BRH Malayalam Extra"/>
+                <w:color w:val="000000"/>
+                <w:sz w:val="32"/>
+                <w:szCs w:val="32"/>
+                <w:highlight w:val="green"/>
+              </w:rPr>
+              <w:t>së¡</w:t>
+            </w:r>
+            <w:r>
+              <w:rPr>
+                <w:rFonts w:ascii="BRH Malayalam Extra" w:hAnsi="BRH Malayalam Extra" w:cs="BRH Malayalam Extra"/>
+                <w:color w:val="000000"/>
+                <w:sz w:val="32"/>
+                <w:szCs w:val="32"/>
+              </w:rPr>
+              <w:t>p</w:t>
+            </w:r>
+            <w:r>
+              <w:rPr>
+                <w:rFonts w:ascii="BRH Malayalam Extra" w:hAnsi="BRH Malayalam Extra" w:cs="BRH Malayalam Extra"/>
+                <w:color w:val="000000"/>
+                <w:sz w:val="26"/>
+                <w:szCs w:val="32"/>
+              </w:rPr>
+              <w:t>–</w:t>
+            </w:r>
+            <w:r>
+              <w:rPr>
+                <w:rFonts w:ascii="BRH Malayalam Extra" w:hAnsi="BRH Malayalam Extra" w:cs="BRH Malayalam Extra"/>
+                <w:color w:val="000000"/>
+                <w:sz w:val="32"/>
+                <w:szCs w:val="32"/>
+              </w:rPr>
+              <w:t xml:space="preserve"> ¤¤ZK—qfxJ e</w:t>
+            </w:r>
+            <w:r>
+              <w:rPr>
+                <w:rFonts w:ascii="BRH Malayalam Extra" w:hAnsi="BRH Malayalam Extra" w:cs="BRH Malayalam Extra"/>
+                <w:color w:val="000000"/>
+                <w:sz w:val="26"/>
+                <w:szCs w:val="32"/>
+              </w:rPr>
+              <w:t>–</w:t>
+            </w:r>
+            <w:r>
+              <w:rPr>
+                <w:rFonts w:ascii="BRH Malayalam Extra" w:hAnsi="BRH Malayalam Extra" w:cs="BRH Malayalam Extra"/>
+                <w:color w:val="000000"/>
+                <w:sz w:val="32"/>
+                <w:szCs w:val="32"/>
+              </w:rPr>
+              <w:t xml:space="preserve">qp—J </w:t>
+            </w:r>
+            <w:r>
+              <w:rPr>
+                <w:rFonts w:ascii="BRH Malayalam Extra" w:hAnsi="BRH Malayalam Extra" w:cs="BRH Malayalam Extra"/>
+                <w:color w:val="000000"/>
+                <w:sz w:val="32"/>
+                <w:szCs w:val="32"/>
+              </w:rPr>
+              <w:t>e</w:t>
+            </w:r>
+            <w:r>
+              <w:rPr>
+                <w:rFonts w:ascii="BRH Malayalam Extra" w:hAnsi="BRH Malayalam Extra" w:cs="BRH Malayalam Extra"/>
+                <w:color w:val="000000"/>
+                <w:sz w:val="26"/>
+                <w:szCs w:val="32"/>
+              </w:rPr>
+              <w:t>–</w:t>
+            </w:r>
+            <w:r>
+              <w:rPr>
+                <w:rFonts w:ascii="BRH Malayalam Extra" w:hAnsi="BRH Malayalam Extra" w:cs="BRH Malayalam Extra"/>
+                <w:color w:val="000000"/>
+                <w:sz w:val="32"/>
+                <w:szCs w:val="32"/>
+              </w:rPr>
+              <w:t>qp</w:t>
+            </w:r>
+            <w:r>
+              <w:rPr>
+                <w:rFonts w:ascii="BRH Malayalam Extra" w:hAnsi="BRH Malayalam Extra" w:cs="BRH Malayalam Extra"/>
+                <w:color w:val="000000"/>
+                <w:sz w:val="26"/>
+                <w:szCs w:val="32"/>
+              </w:rPr>
+              <w:t>–</w:t>
+            </w:r>
+            <w:r>
+              <w:rPr>
+                <w:rFonts w:ascii="BRH Malayalam Extra" w:hAnsi="BRH Malayalam Extra" w:cs="BRH Malayalam Extra"/>
+                <w:color w:val="000000"/>
+                <w:sz w:val="32"/>
+                <w:szCs w:val="32"/>
+              </w:rPr>
+              <w:t xml:space="preserve"> GK—qfx Asë¡</w:t>
+            </w:r>
+            <w:r>
+              <w:rPr>
+                <w:rFonts w:ascii="BRH Malayalam Extra" w:hAnsi="BRH Malayalam Extra" w:cs="BRH Malayalam Extra"/>
+                <w:color w:val="000000"/>
+                <w:sz w:val="32"/>
+                <w:szCs w:val="32"/>
+                <w:highlight w:val="green"/>
+              </w:rPr>
+              <w:t>p</w:t>
+            </w:r>
+            <w:r>
+              <w:rPr>
+                <w:rFonts w:ascii="BRH Malayalam Extra" w:hAnsi="BRH Malayalam Extra" w:cs="BRH Malayalam Extra"/>
+                <w:color w:val="000000"/>
+                <w:sz w:val="32"/>
+                <w:szCs w:val="32"/>
+              </w:rPr>
+              <w:t xml:space="preserve">Zx </w:t>
+            </w:r>
+            <w:r>
+              <w:rPr>
+                <w:rFonts w:ascii="BRH Malayalam Extra" w:hAnsi="BRH Malayalam Extra" w:cs="BRH Malayalam Extra"/>
+                <w:color w:val="000000"/>
+                <w:sz w:val="32"/>
+                <w:szCs w:val="32"/>
+                <w:highlight w:val="green"/>
+              </w:rPr>
+              <w:t>së¡</w:t>
+            </w:r>
+            <w:r>
+              <w:rPr>
+                <w:rFonts w:ascii="BRH Malayalam Extra" w:hAnsi="BRH Malayalam Extra" w:cs="BRH Malayalam Extra"/>
+                <w:color w:val="000000"/>
+                <w:sz w:val="32"/>
+                <w:szCs w:val="32"/>
+              </w:rPr>
+              <w:t>p</w:t>
+            </w:r>
+            <w:r>
+              <w:rPr>
+                <w:rFonts w:ascii="BRH Malayalam Extra" w:hAnsi="BRH Malayalam Extra" w:cs="BRH Malayalam Extra"/>
+                <w:color w:val="000000"/>
+                <w:sz w:val="26"/>
+                <w:szCs w:val="32"/>
+              </w:rPr>
+              <w:t>–</w:t>
+            </w:r>
+            <w:r>
+              <w:rPr>
+                <w:rFonts w:ascii="BRH Malayalam Extra" w:hAnsi="BRH Malayalam Extra" w:cs="BRH Malayalam Extra"/>
+                <w:color w:val="000000"/>
+                <w:sz w:val="32"/>
+                <w:szCs w:val="32"/>
+              </w:rPr>
+              <w:t xml:space="preserve"> ¤¤ZK—qfxJ e</w:t>
+            </w:r>
+            <w:r>
+              <w:rPr>
+                <w:rFonts w:ascii="BRH Malayalam Extra" w:hAnsi="BRH Malayalam Extra" w:cs="BRH Malayalam Extra"/>
+                <w:color w:val="000000"/>
+                <w:sz w:val="26"/>
+                <w:szCs w:val="32"/>
+              </w:rPr>
+              <w:t>–</w:t>
+            </w:r>
+            <w:r>
+              <w:rPr>
+                <w:rFonts w:ascii="BRH Malayalam Extra" w:hAnsi="BRH Malayalam Extra" w:cs="BRH Malayalam Extra"/>
+                <w:color w:val="000000"/>
+                <w:sz w:val="32"/>
+                <w:szCs w:val="32"/>
+              </w:rPr>
+              <w:t xml:space="preserve">qp—J | </w:t>
+            </w:r>
+          </w:p>
+          <w:p>
+            <w:pPr>
+              <w:widowControl w:val="0"/>
+              <w:autoSpaceDE w:val="0"/>
+              <w:autoSpaceDN w:val="0"/>
+              <w:adjustRightInd w:val="0"/>
+              <w:spacing w:before="0" w:line="240" w:lineRule="auto"/>
+              <w:rPr>
+                <w:rFonts w:cs="BRH Malayalam Extra"/>
+                <w:color w:val="FF0000"/>
+                <w:szCs w:val="40"/>
+              </w:rPr>
+            </w:pPr>
+          </w:p>
+        </w:tc>
+      </w:tr>
+    </w:tbl>
+    <w:p>
+      <w:pPr>
+        <w:spacing w:before="0" w:line="240" w:lineRule="auto"/>
+        <w:jc w:val="center"/>
+        <w:rPr>
+          <w:b/>
+          <w:bCs/>
+          <w:sz w:val="32"/>
+          <w:szCs w:val="32"/>
+          <w:u w:val="single"/>
+        </w:rPr>
+      </w:pPr>
+      <w:r>
+        <w:rPr>
+          <w:b/>
+          <w:bCs/>
+          <w:sz w:val="32"/>
+          <w:szCs w:val="32"/>
+          <w:u w:val="single"/>
+        </w:rPr>
+        <w:lastRenderedPageBreak/>
+        <w:t>================</w:t>
+      </w:r>
+    </w:p>
+    <w:p>
+      <w:pPr>
+        <w:spacing w:before="0" w:line="240" w:lineRule="auto"/>
+        <w:jc w:val="center"/>
+        <w:rPr>
+          <w:b/>
+          <w:bCs/>
+          <w:sz w:val="32"/>
+          <w:szCs w:val="32"/>
+          <w:u w:val="single"/>
+        </w:rPr>
+      </w:pPr>
+    </w:p>
+    <w:p>
+      <w:pPr>
+        <w:spacing w:before="0" w:line="240" w:lineRule="auto"/>
+        <w:jc w:val="center"/>
+        <w:rPr>
+          <w:b/>
+          <w:bCs/>
+          <w:sz w:val="32"/>
+          <w:szCs w:val="32"/>
+          <w:u w:val="single"/>
+        </w:rPr>
+      </w:pPr>
+    </w:p>
+    <w:p>
+      <w:pPr>
+        <w:spacing w:before="0" w:line="240" w:lineRule="auto"/>
+        <w:jc w:val="center"/>
+        <w:rPr>
+          <w:b/>
+          <w:bCs/>
+          <w:sz w:val="32"/>
+          <w:szCs w:val="32"/>
+          <w:u w:val="single"/>
+        </w:rPr>
+      </w:pPr>
+    </w:p>
     <w:p>
       <w:pPr>
         <w:spacing w:before="0" w:line="240" w:lineRule="auto"/>
@@ -556,7 +4189,6 @@
               </w:rPr>
               <w:t>(</w:t>
             </w:r>
-            <w:proofErr w:type="gramStart"/>
             <w:r>
               <w:rPr>
                 <w:rFonts w:cs="BRH Malayalam Extra"/>
@@ -574,7 +4206,6 @@
               </w:rPr>
               <w:t>)[</w:t>
             </w:r>
-            <w:proofErr w:type="gramEnd"/>
             <w:r>
               <w:rPr>
                 <w:rFonts w:cs="BRH Malayalam Extra"/>
@@ -1079,7 +4710,6 @@
               </w:rPr>
               <w:t>(</w:t>
             </w:r>
-            <w:proofErr w:type="gramStart"/>
             <w:r>
               <w:rPr>
                 <w:rFonts w:cs="BRH Malayalam Extra"/>
@@ -1097,7 +4727,6 @@
               </w:rPr>
               <w:t>)[</w:t>
             </w:r>
-            <w:proofErr w:type="gramEnd"/>
             <w:r>
               <w:rPr>
                 <w:rFonts w:cs="BRH Malayalam Extra"/>
@@ -1616,9 +5245,9 @@
                 <w:sz w:val="32"/>
                 <w:szCs w:val="32"/>
               </w:rPr>
+              <w:lastRenderedPageBreak/>
               <w:t>(</w:t>
             </w:r>
-            <w:proofErr w:type="gramStart"/>
             <w:r>
               <w:rPr>
                 <w:rFonts w:cs="BRH Malayalam Extra"/>
@@ -1636,7 +5265,6 @@
               </w:rPr>
               <w:t>)[</w:t>
             </w:r>
-            <w:proofErr w:type="gramEnd"/>
             <w:r>
               <w:rPr>
                 <w:rFonts w:cs="BRH Malayalam Extra"/>
@@ -2252,6 +5880,21 @@
                 <w:szCs w:val="32"/>
               </w:rPr>
             </w:pPr>
+          </w:p>
+          <w:p>
+            <w:pPr>
+              <w:widowControl w:val="0"/>
+              <w:autoSpaceDE w:val="0"/>
+              <w:autoSpaceDN w:val="0"/>
+              <w:adjustRightInd w:val="0"/>
+              <w:spacing w:before="0" w:line="240" w:lineRule="auto"/>
+              <w:rPr>
+                <w:rFonts w:ascii="BRH Malayalam Extra" w:hAnsi="BRH Malayalam Extra" w:cs="BRH Malayalam Extra"/>
+                <w:color w:val="000000"/>
+                <w:sz w:val="32"/>
+                <w:szCs w:val="32"/>
+              </w:rPr>
+            </w:pPr>
             <w:r>
               <w:rPr>
                 <w:rFonts w:ascii="BRH Malayalam Extra" w:hAnsi="BRH Malayalam Extra" w:cs="BRH Malayalam Extra"/>
@@ -2261,7 +5904,6 @@
               </w:rPr>
               <w:t>(</w:t>
             </w:r>
-            <w:proofErr w:type="gramStart"/>
             <w:r>
               <w:rPr>
                 <w:rFonts w:cs="BRH Malayalam Extra"/>
@@ -2279,7 +5921,6 @@
               </w:rPr>
               <w:t>)[</w:t>
             </w:r>
-            <w:proofErr w:type="gramEnd"/>
             <w:r>
               <w:rPr>
                 <w:rFonts w:cs="BRH Malayalam Extra"/>
@@ -2591,10 +6232,8 @@
                 <w:sz w:val="32"/>
                 <w:szCs w:val="32"/>
               </w:rPr>
-              <w:lastRenderedPageBreak/>
               <w:t>(</w:t>
             </w:r>
-            <w:proofErr w:type="gramStart"/>
             <w:r>
               <w:rPr>
                 <w:rFonts w:cs="BRH Malayalam Extra"/>
@@ -2612,7 +6251,6 @@
               </w:rPr>
               <w:t>)[</w:t>
             </w:r>
-            <w:proofErr w:type="gramEnd"/>
             <w:r>
               <w:rPr>
                 <w:rFonts w:cs="BRH Malayalam Extra"/>
@@ -3252,6 +6890,21 @@
                 <w:szCs w:val="32"/>
               </w:rPr>
             </w:pPr>
+          </w:p>
+          <w:p>
+            <w:pPr>
+              <w:widowControl w:val="0"/>
+              <w:autoSpaceDE w:val="0"/>
+              <w:autoSpaceDN w:val="0"/>
+              <w:adjustRightInd w:val="0"/>
+              <w:spacing w:before="0" w:line="240" w:lineRule="auto"/>
+              <w:rPr>
+                <w:rFonts w:ascii="BRH Malayalam Extra" w:hAnsi="BRH Malayalam Extra" w:cs="BRH Malayalam Extra"/>
+                <w:color w:val="000000"/>
+                <w:sz w:val="32"/>
+                <w:szCs w:val="32"/>
+              </w:rPr>
+            </w:pPr>
             <w:r>
               <w:rPr>
                 <w:rFonts w:ascii="BRH Malayalam Extra" w:hAnsi="BRH Malayalam Extra" w:cs="BRH Malayalam Extra"/>
@@ -3261,7 +6914,6 @@
               </w:rPr>
               <w:t>(</w:t>
             </w:r>
-            <w:proofErr w:type="gramStart"/>
             <w:r>
               <w:rPr>
                 <w:rFonts w:cs="BRH Malayalam Extra"/>
@@ -3279,7 +6931,6 @@
               </w:rPr>
               <w:t>)[</w:t>
             </w:r>
-            <w:proofErr w:type="gramEnd"/>
             <w:r>
               <w:rPr>
                 <w:rFonts w:cs="BRH Malayalam Extra"/>
@@ -3583,7 +7234,6 @@
               </w:rPr>
               <w:t>(</w:t>
             </w:r>
-            <w:proofErr w:type="gramStart"/>
             <w:r>
               <w:rPr>
                 <w:rFonts w:cs="BRH Malayalam Extra"/>
@@ -3601,7 +7251,6 @@
               </w:rPr>
               <w:t>)[</w:t>
             </w:r>
-            <w:proofErr w:type="gramEnd"/>
             <w:r>
               <w:rPr>
                 <w:rFonts w:cs="BRH Malayalam Extra"/>
@@ -4008,7 +7657,6 @@
               </w:rPr>
               <w:t>(</w:t>
             </w:r>
-            <w:proofErr w:type="gramStart"/>
             <w:r>
               <w:rPr>
                 <w:rFonts w:cs="BRH Malayalam Extra"/>
@@ -4026,7 +7674,6 @@
               </w:rPr>
               <w:t>)[</w:t>
             </w:r>
-            <w:proofErr w:type="gramEnd"/>
             <w:r>
               <w:rPr>
                 <w:rFonts w:cs="BRH Malayalam Extra"/>
@@ -4581,7 +8228,6 @@
               </w:rPr>
               <w:t>(</w:t>
             </w:r>
-            <w:proofErr w:type="gramStart"/>
             <w:r>
               <w:rPr>
                 <w:rFonts w:cs="BRH Malayalam Extra"/>
@@ -4599,7 +8245,6 @@
               </w:rPr>
               <w:t>)[</w:t>
             </w:r>
-            <w:proofErr w:type="gramEnd"/>
             <w:r>
               <w:rPr>
                 <w:rFonts w:cs="BRH Malayalam Extra"/>
@@ -4779,6 +8424,7 @@
                 <w:sz w:val="32"/>
                 <w:szCs w:val="32"/>
               </w:rPr>
+              <w:lastRenderedPageBreak/>
               <w:t>öe</w:t>
             </w:r>
             <w:r>
@@ -5146,7 +8792,6 @@
               </w:rPr>
               <w:t>(</w:t>
             </w:r>
-            <w:proofErr w:type="gramStart"/>
             <w:r>
               <w:rPr>
                 <w:rFonts w:cs="BRH Malayalam Extra"/>
@@ -5164,7 +8809,6 @@
               </w:rPr>
               <w:t>)[</w:t>
             </w:r>
-            <w:proofErr w:type="gramEnd"/>
             <w:r>
               <w:rPr>
                 <w:rFonts w:cs="BRH Malayalam Extra"/>
@@ -5432,9 +9076,9 @@
                 <w:sz w:val="32"/>
                 <w:szCs w:val="32"/>
               </w:rPr>
+              <w:lastRenderedPageBreak/>
               <w:t>(</w:t>
             </w:r>
-            <w:proofErr w:type="gramStart"/>
             <w:r>
               <w:rPr>
                 <w:rFonts w:cs="BRH Malayalam Extra"/>
@@ -5452,7 +9096,6 @@
               </w:rPr>
               <w:t>)[</w:t>
             </w:r>
-            <w:proofErr w:type="gramEnd"/>
             <w:r>
               <w:rPr>
                 <w:rFonts w:cs="BRH Malayalam Extra"/>
@@ -5878,7 +9521,6 @@
               </w:rPr>
               <w:t>(</w:t>
             </w:r>
-            <w:proofErr w:type="gramStart"/>
             <w:r>
               <w:rPr>
                 <w:rFonts w:cs="BRH Malayalam Extra"/>
@@ -5896,7 +9538,6 @@
               </w:rPr>
               <w:t>)[</w:t>
             </w:r>
-            <w:proofErr w:type="gramEnd"/>
             <w:r>
               <w:rPr>
                 <w:rFonts w:cs="BRH Malayalam Extra"/>
@@ -6451,7 +10092,6 @@
               </w:rPr>
               <w:t>(</w:t>
             </w:r>
-            <w:proofErr w:type="gramStart"/>
             <w:r>
               <w:rPr>
                 <w:rFonts w:cs="BRH Malayalam Extra"/>
@@ -6469,7 +10109,6 @@
               </w:rPr>
               <w:t>)[</w:t>
             </w:r>
-            <w:proofErr w:type="gramEnd"/>
             <w:r>
               <w:rPr>
                 <w:rFonts w:cs="BRH Malayalam Extra"/>
@@ -6649,6 +10288,7 @@
                 <w:sz w:val="32"/>
                 <w:szCs w:val="32"/>
               </w:rPr>
+              <w:lastRenderedPageBreak/>
               <w:t>öe</w:t>
             </w:r>
             <w:r>
@@ -7016,7 +10656,6 @@
               </w:rPr>
               <w:t>(</w:t>
             </w:r>
-            <w:proofErr w:type="gramStart"/>
             <w:r>
               <w:rPr>
                 <w:rFonts w:cs="BRH Malayalam Extra"/>
@@ -7034,7 +10673,6 @@
               </w:rPr>
               <w:t>)[</w:t>
             </w:r>
-            <w:proofErr w:type="gramEnd"/>
             <w:r>
               <w:rPr>
                 <w:rFonts w:cs="BRH Malayalam Extra"/>
@@ -7305,9 +10943,9 @@
                 <w:sz w:val="32"/>
                 <w:szCs w:val="32"/>
               </w:rPr>
+              <w:lastRenderedPageBreak/>
               <w:t>(</w:t>
             </w:r>
-            <w:proofErr w:type="gramStart"/>
             <w:r>
               <w:rPr>
                 <w:rFonts w:cs="BRH Malayalam Extra"/>
@@ -7323,7 +10961,6 @@
               </w:rPr>
               <w:t>)[</w:t>
             </w:r>
-            <w:proofErr w:type="gramEnd"/>
             <w:r>
               <w:rPr>
                 <w:rFonts w:cs="BRH Malayalam Extra"/>
@@ -7673,10 +11310,8 @@
                 <w:sz w:val="32"/>
                 <w:szCs w:val="32"/>
               </w:rPr>
-              <w:lastRenderedPageBreak/>
               <w:t>(</w:t>
             </w:r>
-            <w:proofErr w:type="gramStart"/>
             <w:r>
               <w:rPr>
                 <w:rFonts w:cs="BRH Malayalam Extra"/>
@@ -7692,7 +11327,6 @@
               </w:rPr>
               <w:t>)[</w:t>
             </w:r>
-            <w:proofErr w:type="gramEnd"/>
             <w:r>
               <w:rPr>
                 <w:rFonts w:cs="BRH Malayalam Extra"/>
@@ -8082,7 +11716,6 @@
               </w:rPr>
               <w:t>(</w:t>
             </w:r>
-            <w:proofErr w:type="gramStart"/>
             <w:r>
               <w:rPr>
                 <w:rFonts w:cs="BRH Malayalam Extra"/>
@@ -8098,7 +11731,6 @@
               </w:rPr>
               <w:t>)[</w:t>
             </w:r>
-            <w:proofErr w:type="gramEnd"/>
             <w:r>
               <w:rPr>
                 <w:rFonts w:cs="BRH Malayalam Extra"/>
@@ -8489,10 +12121,8 @@
                 <w:sz w:val="32"/>
                 <w:szCs w:val="32"/>
               </w:rPr>
-              <w:lastRenderedPageBreak/>
               <w:t>(</w:t>
             </w:r>
-            <w:proofErr w:type="gramStart"/>
             <w:r>
               <w:rPr>
                 <w:rFonts w:cs="BRH Malayalam Extra"/>
@@ -8510,7 +12140,6 @@
               </w:rPr>
               <w:t>)[</w:t>
             </w:r>
-            <w:proofErr w:type="gramEnd"/>
             <w:r>
               <w:rPr>
                 <w:rFonts w:cs="BRH Malayalam Extra"/>
@@ -8923,10 +12552,8 @@
                 <w:sz w:val="32"/>
                 <w:szCs w:val="32"/>
               </w:rPr>
-              <w:lastRenderedPageBreak/>
               <w:t>(</w:t>
             </w:r>
-            <w:proofErr w:type="gramStart"/>
             <w:r>
               <w:rPr>
                 <w:rFonts w:cs="BRH Malayalam Extra"/>
@@ -8944,7 +12571,6 @@
               </w:rPr>
               <w:t>)[</w:t>
             </w:r>
-            <w:proofErr w:type="gramEnd"/>
             <w:r>
               <w:rPr>
                 <w:rFonts w:cs="BRH Malayalam Extra"/>
@@ -9395,7 +13021,6 @@
               </w:rPr>
               <w:t>(</w:t>
             </w:r>
-            <w:proofErr w:type="gramStart"/>
             <w:r>
               <w:rPr>
                 <w:rFonts w:cs="BRH Malayalam Extra"/>
@@ -9413,7 +13038,6 @@
               </w:rPr>
               <w:t>)[</w:t>
             </w:r>
-            <w:proofErr w:type="gramEnd"/>
             <w:r>
               <w:rPr>
                 <w:rFonts w:cs="BRH Malayalam Extra"/>
@@ -9895,10 +13519,8 @@
                 <w:sz w:val="32"/>
                 <w:szCs w:val="32"/>
               </w:rPr>
-              <w:lastRenderedPageBreak/>
               <w:t>(</w:t>
             </w:r>
-            <w:proofErr w:type="gramStart"/>
             <w:r>
               <w:rPr>
                 <w:rFonts w:cs="BRH Malayalam Extra"/>
@@ -9916,7 +13538,6 @@
               </w:rPr>
               <w:t>)[</w:t>
             </w:r>
-            <w:proofErr w:type="gramEnd"/>
             <w:r>
               <w:rPr>
                 <w:rFonts w:cs="BRH Malayalam Extra"/>
@@ -10059,6 +13680,7 @@
                 <w:sz w:val="32"/>
                 <w:szCs w:val="32"/>
               </w:rPr>
+              <w:lastRenderedPageBreak/>
               <w:t>Bcy—eZõI h¢</w:t>
             </w:r>
             <w:r>
@@ -10264,7 +13886,6 @@
               </w:rPr>
               <w:t>(</w:t>
             </w:r>
-            <w:proofErr w:type="gramStart"/>
             <w:r>
               <w:rPr>
                 <w:rFonts w:cs="BRH Malayalam Extra"/>
@@ -10282,7 +13903,6 @@
               </w:rPr>
               <w:t>)[</w:t>
             </w:r>
-            <w:proofErr w:type="gramEnd"/>
             <w:r>
               <w:rPr>
                 <w:rFonts w:cs="BRH Malayalam Extra"/>
@@ -10676,9 +14296,9 @@
                 <w:sz w:val="32"/>
                 <w:szCs w:val="32"/>
               </w:rPr>
+              <w:lastRenderedPageBreak/>
               <w:t>(</w:t>
             </w:r>
-            <w:proofErr w:type="gramStart"/>
             <w:r>
               <w:rPr>
                 <w:rFonts w:cs="BRH Malayalam Extra"/>
@@ -10696,7 +14316,6 @@
               </w:rPr>
               <w:t>)[</w:t>
             </w:r>
-            <w:proofErr w:type="gramEnd"/>
             <w:r>
               <w:rPr>
                 <w:rFonts w:cs="BRH Malayalam Extra"/>
@@ -10839,6 +14458,7 @@
                 <w:sz w:val="32"/>
                 <w:szCs w:val="32"/>
               </w:rPr>
+              <w:lastRenderedPageBreak/>
               <w:t>Bcy—eZõI h¢</w:t>
             </w:r>
             <w:r>
@@ -11045,7 +14665,6 @@
               </w:rPr>
               <w:t>(</w:t>
             </w:r>
-            <w:proofErr w:type="gramStart"/>
             <w:r>
               <w:rPr>
                 <w:rFonts w:cs="BRH Malayalam Extra"/>
@@ -11063,7 +14682,6 @@
               </w:rPr>
               <w:t>)[</w:t>
             </w:r>
-            <w:proofErr w:type="gramEnd"/>
             <w:r>
               <w:rPr>
                 <w:rFonts w:cs="BRH Malayalam Extra"/>
@@ -11451,7 +15069,6 @@
               <w:lastRenderedPageBreak/>
               <w:t>(</w:t>
             </w:r>
-            <w:proofErr w:type="gramStart"/>
             <w:r>
               <w:rPr>
                 <w:rFonts w:cs="BRH Malayalam Extra"/>
@@ -11469,7 +15086,6 @@
               </w:rPr>
               <w:t>)[</w:t>
             </w:r>
-            <w:proofErr w:type="gramEnd"/>
             <w:r>
               <w:rPr>
                 <w:rFonts w:cs="BRH Malayalam Extra"/>
@@ -11593,19 +15209,8 @@
                 <w:sz w:val="32"/>
                 <w:szCs w:val="32"/>
               </w:rPr>
-              <w:t>GK—öZy(³</w:t>
-            </w:r>
-            <w:proofErr w:type="gramStart"/>
-            <w:r>
-              <w:rPr>
-                <w:rFonts w:ascii="BRH Malayalam Extra" w:hAnsi="BRH Malayalam Extra" w:cs="BRH Malayalam Extra"/>
-                <w:color w:val="000000"/>
-                <w:sz w:val="32"/>
-                <w:szCs w:val="32"/>
-              </w:rPr>
-              <w:t>§)q</w:t>
-            </w:r>
-            <w:proofErr w:type="gramEnd"/>
+              <w:t>GK—öZy(³§)q</w:t>
+            </w:r>
             <w:r>
               <w:rPr>
                 <w:rFonts w:ascii="BRH Malayalam Extra" w:hAnsi="BRH Malayalam Extra" w:cs="BRH Malayalam Extra"/>
@@ -11750,7 +15355,6 @@
               </w:rPr>
               <w:t>(</w:t>
             </w:r>
-            <w:proofErr w:type="gramStart"/>
             <w:r>
               <w:rPr>
                 <w:rFonts w:cs="BRH Malayalam Extra"/>
@@ -11768,7 +15372,6 @@
               </w:rPr>
               <w:t>)[</w:t>
             </w:r>
-            <w:proofErr w:type="gramEnd"/>
             <w:r>
               <w:rPr>
                 <w:rFonts w:cs="BRH Malayalam Extra"/>
@@ -11892,19 +15495,8 @@
                 <w:sz w:val="32"/>
                 <w:szCs w:val="32"/>
               </w:rPr>
-              <w:t>GK—öZy(³</w:t>
-            </w:r>
-            <w:proofErr w:type="gramStart"/>
-            <w:r>
-              <w:rPr>
-                <w:rFonts w:ascii="BRH Malayalam Extra" w:hAnsi="BRH Malayalam Extra" w:cs="BRH Malayalam Extra"/>
-                <w:color w:val="000000"/>
-                <w:sz w:val="32"/>
-                <w:szCs w:val="32"/>
-              </w:rPr>
-              <w:t>§)q</w:t>
-            </w:r>
-            <w:proofErr w:type="gramEnd"/>
+              <w:t>GK—öZy(³§)q</w:t>
+            </w:r>
             <w:r>
               <w:rPr>
                 <w:rFonts w:ascii="BRH Malayalam Extra" w:hAnsi="BRH Malayalam Extra" w:cs="BRH Malayalam Extra"/>
@@ -12054,7 +15646,6 @@
               </w:rPr>
               <w:t>(</w:t>
             </w:r>
-            <w:proofErr w:type="gramStart"/>
             <w:r>
               <w:rPr>
                 <w:rFonts w:cs="BRH Malayalam Extra"/>
@@ -12072,7 +15663,6 @@
               </w:rPr>
               <w:t>)[</w:t>
             </w:r>
-            <w:proofErr w:type="gramEnd"/>
             <w:r>
               <w:rPr>
                 <w:rFonts w:cs="BRH Malayalam Extra"/>
@@ -12530,7 +16120,6 @@
               </w:rPr>
               <w:t>(</w:t>
             </w:r>
-            <w:proofErr w:type="gramStart"/>
             <w:r>
               <w:rPr>
                 <w:rFonts w:cs="BRH Malayalam Extra"/>
@@ -12548,7 +16137,6 @@
               </w:rPr>
               <w:t>)[</w:t>
             </w:r>
-            <w:proofErr w:type="gramEnd"/>
             <w:r>
               <w:rPr>
                 <w:rFonts w:cs="BRH Malayalam Extra"/>
@@ -13011,7 +16599,6 @@
               </w:rPr>
               <w:t>(</w:t>
             </w:r>
-            <w:proofErr w:type="gramStart"/>
             <w:r>
               <w:rPr>
                 <w:rFonts w:cs="BRH Malayalam Extra"/>
@@ -13029,7 +16616,6 @@
               </w:rPr>
               <w:t>)[</w:t>
             </w:r>
-            <w:proofErr w:type="gramEnd"/>
             <w:r>
               <w:rPr>
                 <w:rFonts w:cs="BRH Malayalam Extra"/>
@@ -13227,7 +16813,6 @@
               </w:rPr>
               <w:t>(</w:t>
             </w:r>
-            <w:proofErr w:type="gramStart"/>
             <w:r>
               <w:rPr>
                 <w:rFonts w:cs="BRH Malayalam Extra"/>
@@ -13245,7 +16830,6 @@
               </w:rPr>
               <w:t>)[</w:t>
             </w:r>
-            <w:proofErr w:type="gramEnd"/>
             <w:r>
               <w:rPr>
                 <w:rFonts w:cs="BRH Malayalam Extra"/>
@@ -13460,7 +17044,6 @@
               </w:rPr>
               <w:t>(</w:t>
             </w:r>
-            <w:proofErr w:type="gramStart"/>
             <w:r>
               <w:rPr>
                 <w:rFonts w:cs="BRH Malayalam Extra"/>
@@ -13480,7 +17063,6 @@
               </w:rPr>
               <w:t>)[</w:t>
             </w:r>
-            <w:proofErr w:type="gramEnd"/>
             <w:r>
               <w:rPr>
                 <w:rFonts w:cs="BRH Malayalam Extra"/>
@@ -13779,6 +17361,7 @@
                 <w:szCs w:val="32"/>
                 <w:lang w:val="it-IT"/>
               </w:rPr>
+              <w:lastRenderedPageBreak/>
               <w:t>sûs</w:t>
             </w:r>
             <w:r>
@@ -14646,31 +18229,14 @@
                 <w:lang w:val="it-IT"/>
               </w:rPr>
             </w:pPr>
-          </w:p>
-          <w:p>
-            <w:pPr>
-              <w:widowControl w:val="0"/>
-              <w:autoSpaceDE w:val="0"/>
-              <w:autoSpaceDN w:val="0"/>
-              <w:adjustRightInd w:val="0"/>
-              <w:spacing w:before="0" w:line="240" w:lineRule="auto"/>
-              <w:rPr>
-                <w:rFonts w:ascii="BRH Malayalam Extra" w:hAnsi="BRH Malayalam Extra" w:cs="BRH Malayalam Extra"/>
-                <w:color w:val="000000"/>
-                <w:sz w:val="32"/>
-                <w:szCs w:val="32"/>
-                <w:lang w:val="it-IT"/>
-              </w:rPr>
-            </w:pPr>
-            <w:r>
-              <w:rPr>
-                <w:rFonts w:ascii="BRH Malayalam Extra" w:hAnsi="BRH Malayalam Extra" w:cs="BRH Malayalam Extra"/>
-                <w:color w:val="000000"/>
-                <w:sz w:val="32"/>
-                <w:szCs w:val="32"/>
-                <w:lang w:val="it-IT"/>
-              </w:rPr>
-              <w:lastRenderedPageBreak/>
+            <w:r>
+              <w:rPr>
+                <w:rFonts w:ascii="BRH Malayalam Extra" w:hAnsi="BRH Malayalam Extra" w:cs="BRH Malayalam Extra"/>
+                <w:color w:val="000000"/>
+                <w:sz w:val="32"/>
+                <w:szCs w:val="32"/>
+                <w:lang w:val="it-IT"/>
+              </w:rPr>
               <w:t>(</w:t>
             </w:r>
             <w:r>
@@ -15639,6 +19205,7 @@
                 <w:szCs w:val="32"/>
                 <w:lang w:val="it-IT"/>
               </w:rPr>
+              <w:lastRenderedPageBreak/>
               <w:t>sûs</w:t>
             </w:r>
             <w:r>
@@ -16479,31 +20046,14 @@
                 <w:lang w:val="it-IT"/>
               </w:rPr>
             </w:pPr>
-          </w:p>
-          <w:p>
-            <w:pPr>
-              <w:widowControl w:val="0"/>
-              <w:autoSpaceDE w:val="0"/>
-              <w:autoSpaceDN w:val="0"/>
-              <w:adjustRightInd w:val="0"/>
-              <w:spacing w:before="0" w:line="240" w:lineRule="auto"/>
-              <w:rPr>
-                <w:rFonts w:ascii="BRH Malayalam Extra" w:hAnsi="BRH Malayalam Extra" w:cs="BRH Malayalam Extra"/>
-                <w:color w:val="000000"/>
-                <w:sz w:val="32"/>
-                <w:szCs w:val="32"/>
-                <w:lang w:val="it-IT"/>
-              </w:rPr>
-            </w:pPr>
-            <w:r>
-              <w:rPr>
-                <w:rFonts w:ascii="BRH Malayalam Extra" w:hAnsi="BRH Malayalam Extra" w:cs="BRH Malayalam Extra"/>
-                <w:color w:val="000000"/>
-                <w:sz w:val="32"/>
-                <w:szCs w:val="32"/>
-                <w:lang w:val="it-IT"/>
-              </w:rPr>
-              <w:lastRenderedPageBreak/>
+            <w:r>
+              <w:rPr>
+                <w:rFonts w:ascii="BRH Malayalam Extra" w:hAnsi="BRH Malayalam Extra" w:cs="BRH Malayalam Extra"/>
+                <w:color w:val="000000"/>
+                <w:sz w:val="32"/>
+                <w:szCs w:val="32"/>
+                <w:lang w:val="it-IT"/>
+              </w:rPr>
               <w:t>(</w:t>
             </w:r>
             <w:r>
@@ -17936,7 +21486,18 @@
                 <w:szCs w:val="32"/>
                 <w:lang w:val="it-IT"/>
               </w:rPr>
-              <w:t xml:space="preserve"> pb—Çz</w:t>
+              <w:t xml:space="preserve"> </w:t>
+            </w:r>
+            <w:r>
+              <w:rPr>
+                <w:rFonts w:ascii="BRH Malayalam Extra" w:hAnsi="BRH Malayalam Extra" w:cs="BRH Malayalam Extra"/>
+                <w:color w:val="000000"/>
+                <w:sz w:val="32"/>
+                <w:szCs w:val="32"/>
+                <w:lang w:val="it-IT"/>
+              </w:rPr>
+              <w:lastRenderedPageBreak/>
+              <w:t>pb—Çz</w:t>
             </w:r>
             <w:r>
               <w:rPr>
@@ -18028,6 +21589,7 @@
                 <w:szCs w:val="32"/>
                 <w:lang w:val="it-IT"/>
               </w:rPr>
+              <w:lastRenderedPageBreak/>
               <w:t>(</w:t>
             </w:r>
             <w:r>
@@ -18852,6 +22414,7 @@
                 <w:szCs w:val="32"/>
                 <w:lang w:val="it-IT"/>
               </w:rPr>
+              <w:lastRenderedPageBreak/>
               <w:t>pb—Çz</w:t>
             </w:r>
             <w:r>
@@ -18957,6 +22520,7 @@
                 <w:szCs w:val="32"/>
                 <w:lang w:val="it-IT"/>
               </w:rPr>
+              <w:lastRenderedPageBreak/>
               <w:t>(</w:t>
             </w:r>
             <w:r>
@@ -19466,7 +23030,6 @@
                 <w:szCs w:val="32"/>
                 <w:lang w:val="it-IT"/>
               </w:rPr>
-              <w:lastRenderedPageBreak/>
               <w:t>põ¡—ræz</w:t>
             </w:r>
             <w:r>
@@ -19698,7 +23261,6 @@
                 <w:szCs w:val="32"/>
                 <w:lang w:val="it-IT"/>
               </w:rPr>
-              <w:lastRenderedPageBreak/>
               <w:t>(</w:t>
             </w:r>
             <w:r>
@@ -20217,7 +23779,6 @@
                 <w:szCs w:val="32"/>
                 <w:lang w:val="it-IT"/>
               </w:rPr>
-              <w:lastRenderedPageBreak/>
               <w:t>põ¡—ræz</w:t>
             </w:r>
             <w:r>
@@ -20483,7 +24044,6 @@
                 <w:szCs w:val="32"/>
                 <w:lang w:val="it-IT"/>
               </w:rPr>
-              <w:lastRenderedPageBreak/>
               <w:t>(</w:t>
             </w:r>
             <w:r>
@@ -21761,7 +25321,6 @@
               </w:rPr>
               <w:t>(</w:t>
             </w:r>
-            <w:proofErr w:type="gramStart"/>
             <w:r>
               <w:rPr>
                 <w:rFonts w:cs="BRH Malayalam Extra"/>
@@ -21779,7 +25338,6 @@
               </w:rPr>
               <w:t>)[</w:t>
             </w:r>
-            <w:proofErr w:type="gramEnd"/>
             <w:r>
               <w:rPr>
                 <w:rFonts w:cs="BRH Malayalam Extra"/>
@@ -22325,6 +25883,7 @@
                 <w:sz w:val="32"/>
                 <w:szCs w:val="32"/>
               </w:rPr>
+              <w:lastRenderedPageBreak/>
               <w:t>s</w:t>
             </w:r>
             <w:r>
@@ -22369,7 +25928,6 @@
               </w:rPr>
               <w:t>(</w:t>
             </w:r>
-            <w:proofErr w:type="gramStart"/>
             <w:r>
               <w:rPr>
                 <w:rFonts w:cs="BRH Malayalam Extra"/>
@@ -22387,7 +25945,6 @@
               </w:rPr>
               <w:t>)[</w:t>
             </w:r>
-            <w:proofErr w:type="gramEnd"/>
             <w:r>
               <w:rPr>
                 <w:rFonts w:cs="BRH Malayalam Extra"/>
@@ -23030,10 +26587,8 @@
                 <w:sz w:val="32"/>
                 <w:szCs w:val="32"/>
               </w:rPr>
-              <w:lastRenderedPageBreak/>
               <w:t>(</w:t>
             </w:r>
-            <w:proofErr w:type="gramStart"/>
             <w:r>
               <w:rPr>
                 <w:rFonts w:cs="BRH Malayalam Extra"/>
@@ -23051,7 +26606,6 @@
               </w:rPr>
               <w:t>)[</w:t>
             </w:r>
-            <w:proofErr w:type="gramEnd"/>
             <w:r>
               <w:rPr>
                 <w:rFonts w:cs="BRH Malayalam Extra"/>
@@ -23364,7 +26918,6 @@
               <w:lastRenderedPageBreak/>
               <w:t>(</w:t>
             </w:r>
-            <w:proofErr w:type="gramStart"/>
             <w:r>
               <w:rPr>
                 <w:rFonts w:cs="BRH Malayalam Extra"/>
@@ -23382,7 +26935,6 @@
               </w:rPr>
               <w:t>)[</w:t>
             </w:r>
-            <w:proofErr w:type="gramEnd"/>
             <w:r>
               <w:rPr>
                 <w:rFonts w:cs="BRH Malayalam Extra"/>
@@ -24115,7 +27667,6 @@
               </w:rPr>
               <w:t>(</w:t>
             </w:r>
-            <w:proofErr w:type="gramStart"/>
             <w:r>
               <w:rPr>
                 <w:rFonts w:cs="BRH Malayalam Extra"/>
@@ -24133,7 +27684,6 @@
               </w:rPr>
               <w:t>)[</w:t>
             </w:r>
-            <w:proofErr w:type="gramEnd"/>
             <w:r>
               <w:rPr>
                 <w:rFonts w:cs="BRH Malayalam Extra"/>
@@ -24779,6 +28329,7 @@
                 <w:sz w:val="32"/>
                 <w:szCs w:val="32"/>
               </w:rPr>
+              <w:lastRenderedPageBreak/>
               <w:t>s</w:t>
             </w:r>
             <w:r>
@@ -24823,7 +28374,6 @@
               </w:rPr>
               <w:t>(</w:t>
             </w:r>
-            <w:proofErr w:type="gramStart"/>
             <w:r>
               <w:rPr>
                 <w:rFonts w:cs="BRH Malayalam Extra"/>
@@ -24841,7 +28391,6 @@
               </w:rPr>
               <w:t>)[</w:t>
             </w:r>
-            <w:proofErr w:type="gramEnd"/>
             <w:r>
               <w:rPr>
                 <w:rFonts w:cs="BRH Malayalam Extra"/>
@@ -25422,10 +28971,8 @@
                 <w:sz w:val="32"/>
                 <w:szCs w:val="32"/>
               </w:rPr>
-              <w:lastRenderedPageBreak/>
               <w:t>(</w:t>
             </w:r>
-            <w:proofErr w:type="gramStart"/>
             <w:r>
               <w:rPr>
                 <w:rFonts w:cs="BRH Malayalam Extra"/>
@@ -25443,7 +28990,6 @@
               </w:rPr>
               <w:t>)[</w:t>
             </w:r>
-            <w:proofErr w:type="gramEnd"/>
             <w:r>
               <w:rPr>
                 <w:rFonts w:cs="BRH Malayalam Extra"/>
@@ -25755,7 +29301,6 @@
               <w:lastRenderedPageBreak/>
               <w:t>(</w:t>
             </w:r>
-            <w:proofErr w:type="gramStart"/>
             <w:r>
               <w:rPr>
                 <w:rFonts w:cs="BRH Malayalam Extra"/>
@@ -25773,7 +29318,6 @@
               </w:rPr>
               <w:t>)[</w:t>
             </w:r>
-            <w:proofErr w:type="gramEnd"/>
             <w:r>
               <w:rPr>
                 <w:rFonts w:cs="BRH Malayalam Extra"/>
@@ -26004,7 +29548,6 @@
               </w:rPr>
               <w:t>(</w:t>
             </w:r>
-            <w:proofErr w:type="gramStart"/>
             <w:r>
               <w:rPr>
                 <w:rFonts w:cs="BRH Malayalam Extra"/>
@@ -26022,7 +29565,6 @@
               </w:rPr>
               <w:t>)[</w:t>
             </w:r>
-            <w:proofErr w:type="gramEnd"/>
             <w:r>
               <w:rPr>
                 <w:rFonts w:cs="BRH Malayalam Extra"/>
@@ -26252,7 +29794,6 @@
               </w:rPr>
               <w:t>(</w:t>
             </w:r>
-            <w:proofErr w:type="gramStart"/>
             <w:r>
               <w:rPr>
                 <w:rFonts w:cs="BRH Malayalam Extra"/>
@@ -26270,7 +29811,6 @@
               </w:rPr>
               <w:t>)[</w:t>
             </w:r>
-            <w:proofErr w:type="gramEnd"/>
             <w:r>
               <w:rPr>
                 <w:rFonts w:cs="BRH Malayalam Extra"/>
@@ -26537,7 +30077,6 @@
               </w:rPr>
               <w:t>(</w:t>
             </w:r>
-            <w:proofErr w:type="gramStart"/>
             <w:r>
               <w:rPr>
                 <w:rFonts w:cs="BRH Malayalam Extra"/>
@@ -26555,7 +30094,6 @@
               </w:rPr>
               <w:t>)[</w:t>
             </w:r>
-            <w:proofErr w:type="gramEnd"/>
             <w:r>
               <w:rPr>
                 <w:rFonts w:cs="BRH Malayalam Extra"/>
@@ -26827,7 +30365,6 @@
               </w:rPr>
               <w:t>(</w:t>
             </w:r>
-            <w:proofErr w:type="gramStart"/>
             <w:r>
               <w:rPr>
                 <w:rFonts w:cs="BRH Malayalam Extra"/>
@@ -26845,7 +30382,6 @@
               </w:rPr>
               <w:t>)[</w:t>
             </w:r>
-            <w:proofErr w:type="gramEnd"/>
             <w:r>
               <w:rPr>
                 <w:rFonts w:cs="BRH Malayalam Extra"/>
@@ -27195,7 +30731,6 @@
               </w:rPr>
               <w:t>(</w:t>
             </w:r>
-            <w:proofErr w:type="gramStart"/>
             <w:r>
               <w:rPr>
                 <w:rFonts w:cs="BRH Malayalam Extra"/>
@@ -27213,7 +30748,6 @@
               </w:rPr>
               <w:t>)[</w:t>
             </w:r>
-            <w:proofErr w:type="gramEnd"/>
             <w:r>
               <w:rPr>
                 <w:rFonts w:cs="BRH Malayalam Extra"/>
@@ -27575,9 +31109,9 @@
                 <w:sz w:val="32"/>
                 <w:szCs w:val="32"/>
               </w:rPr>
+              <w:lastRenderedPageBreak/>
               <w:t>(</w:t>
             </w:r>
-            <w:proofErr w:type="gramStart"/>
             <w:r>
               <w:rPr>
                 <w:rFonts w:cs="BRH Malayalam Extra"/>
@@ -27595,7 +31129,6 @@
               </w:rPr>
               <w:t>)[</w:t>
             </w:r>
-            <w:proofErr w:type="gramEnd"/>
             <w:r>
               <w:rPr>
                 <w:rFonts w:cs="BRH Malayalam Extra"/>
@@ -28000,7 +31533,6 @@
               </w:rPr>
               <w:t>(</w:t>
             </w:r>
-            <w:proofErr w:type="gramStart"/>
             <w:r>
               <w:rPr>
                 <w:rFonts w:cs="BRH Malayalam Extra"/>
@@ -28018,7 +31550,6 @@
               </w:rPr>
               <w:t>)[</w:t>
             </w:r>
-            <w:proofErr w:type="gramEnd"/>
             <w:r>
               <w:rPr>
                 <w:rFonts w:cs="BRH Malayalam Extra"/>
@@ -28318,126 +31849,111 @@
               <w:adjustRightInd w:val="0"/>
               <w:spacing w:before="0" w:line="240" w:lineRule="auto"/>
               <w:rPr>
-                <w:rFonts w:ascii="BRH Malayalam Extra" w:hAnsi="BRH Malayalam Extra" w:cs="BRH Malayalam Extra"/>
-                <w:color w:val="000000"/>
-                <w:sz w:val="32"/>
-                <w:szCs w:val="32"/>
-              </w:rPr>
-            </w:pPr>
-            <w:r>
-              <w:rPr>
-                <w:rFonts w:ascii="BRH Malayalam Extra" w:hAnsi="BRH Malayalam Extra" w:cs="BRH Malayalam Extra"/>
-                <w:color w:val="000000"/>
-                <w:sz w:val="32"/>
-                <w:szCs w:val="32"/>
-              </w:rPr>
-              <w:t>pya¡</w:t>
-            </w:r>
-            <w:r>
-              <w:rPr>
-                <w:rFonts w:ascii="BRH Malayalam Extra" w:hAnsi="BRH Malayalam Extra" w:cs="BRH Malayalam Extra"/>
-                <w:color w:val="000000"/>
-                <w:sz w:val="26"/>
-                <w:szCs w:val="32"/>
-              </w:rPr>
-              <w:t>–</w:t>
-            </w:r>
-            <w:r>
-              <w:rPr>
-                <w:rFonts w:ascii="BRH Malayalam Extra" w:hAnsi="BRH Malayalam Extra" w:cs="BRH Malayalam Extra"/>
-                <w:color w:val="000000"/>
-                <w:sz w:val="32"/>
-                <w:szCs w:val="32"/>
-              </w:rPr>
-              <w:t>¥k¥p—p pya¡</w:t>
-            </w:r>
-            <w:r>
-              <w:rPr>
-                <w:rFonts w:ascii="BRH Malayalam Extra" w:hAnsi="BRH Malayalam Extra" w:cs="BRH Malayalam Extra"/>
-                <w:color w:val="000000"/>
-                <w:sz w:val="26"/>
-                <w:szCs w:val="32"/>
-              </w:rPr>
-              <w:t>–</w:t>
-            </w:r>
-            <w:r>
-              <w:rPr>
-                <w:rFonts w:ascii="BRH Malayalam Extra" w:hAnsi="BRH Malayalam Extra" w:cs="BRH Malayalam Extra"/>
-                <w:color w:val="000000"/>
-                <w:sz w:val="32"/>
-                <w:szCs w:val="32"/>
-              </w:rPr>
-              <w:t>kx „R§¥i</w:t>
-            </w:r>
-            <w:r>
-              <w:rPr>
-                <w:rFonts w:ascii="BRH Malayalam Extra" w:hAnsi="BRH Malayalam Extra" w:cs="BRH Malayalam Extra"/>
-                <w:color w:val="000000"/>
-                <w:sz w:val="26"/>
-                <w:szCs w:val="32"/>
-              </w:rPr>
-              <w:t>–</w:t>
-            </w:r>
-            <w:r>
-              <w:rPr>
-                <w:rFonts w:ascii="BRH Malayalam Extra" w:hAnsi="BRH Malayalam Extra" w:cs="BRH Malayalam Extra"/>
-                <w:color w:val="000000"/>
-                <w:sz w:val="32"/>
-                <w:szCs w:val="32"/>
-              </w:rPr>
-              <w:t xml:space="preserve"> rûR</w:t>
-            </w:r>
-            <w:r>
-              <w:rPr>
-                <w:rFonts w:ascii="BRH Malayalam Extra" w:hAnsi="BRH Malayalam Extra" w:cs="BRH Malayalam Extra"/>
-                <w:color w:val="000000"/>
-                <w:sz w:val="32"/>
-                <w:szCs w:val="32"/>
-                <w:highlight w:val="yellow"/>
-              </w:rPr>
-              <w:t>§¥i</w:t>
-            </w:r>
-            <w:r>
-              <w:rPr>
-                <w:rFonts w:ascii="BRH Malayalam Extra" w:hAnsi="BRH Malayalam Extra" w:cs="BRH Malayalam Extra"/>
-                <w:color w:val="000000"/>
-                <w:sz w:val="32"/>
-                <w:szCs w:val="32"/>
-              </w:rPr>
-              <w:t>˜r¡ pya¡</w:t>
-            </w:r>
-            <w:r>
-              <w:rPr>
-                <w:rFonts w:ascii="BRH Malayalam Extra" w:hAnsi="BRH Malayalam Extra" w:cs="BRH Malayalam Extra"/>
-                <w:color w:val="000000"/>
-                <w:sz w:val="26"/>
-                <w:szCs w:val="32"/>
-              </w:rPr>
-              <w:t>–</w:t>
-            </w:r>
-            <w:r>
-              <w:rPr>
-                <w:rFonts w:ascii="BRH Malayalam Extra" w:hAnsi="BRH Malayalam Extra" w:cs="BRH Malayalam Extra"/>
-                <w:color w:val="000000"/>
-                <w:sz w:val="32"/>
-                <w:szCs w:val="32"/>
-              </w:rPr>
-              <w:t xml:space="preserve">¥kp— | </w:t>
-            </w:r>
-          </w:p>
-          <w:p>
-            <w:pPr>
-              <w:widowControl w:val="0"/>
-              <w:autoSpaceDE w:val="0"/>
-              <w:autoSpaceDN w:val="0"/>
-              <w:adjustRightInd w:val="0"/>
-              <w:spacing w:before="0" w:line="240" w:lineRule="auto"/>
-              <w:rPr>
                 <w:rFonts w:cs="BRH Malayalam Extra"/>
                 <w:color w:val="FF0000"/>
                 <w:szCs w:val="40"/>
               </w:rPr>
             </w:pPr>
+            <w:r>
+              <w:rPr>
+                <w:rFonts w:ascii="BRH Malayalam Extra" w:hAnsi="BRH Malayalam Extra" w:cs="BRH Malayalam Extra"/>
+                <w:color w:val="000000"/>
+                <w:sz w:val="32"/>
+                <w:szCs w:val="32"/>
+              </w:rPr>
+              <w:t>pya¡</w:t>
+            </w:r>
+            <w:r>
+              <w:rPr>
+                <w:rFonts w:ascii="BRH Malayalam Extra" w:hAnsi="BRH Malayalam Extra" w:cs="BRH Malayalam Extra"/>
+                <w:color w:val="000000"/>
+                <w:sz w:val="26"/>
+                <w:szCs w:val="32"/>
+              </w:rPr>
+              <w:t>–</w:t>
+            </w:r>
+            <w:r>
+              <w:rPr>
+                <w:rFonts w:ascii="BRH Malayalam Extra" w:hAnsi="BRH Malayalam Extra" w:cs="BRH Malayalam Extra"/>
+                <w:color w:val="000000"/>
+                <w:sz w:val="32"/>
+                <w:szCs w:val="32"/>
+              </w:rPr>
+              <w:t>¥k¥p—p pya¡</w:t>
+            </w:r>
+            <w:r>
+              <w:rPr>
+                <w:rFonts w:ascii="BRH Malayalam Extra" w:hAnsi="BRH Malayalam Extra" w:cs="BRH Malayalam Extra"/>
+                <w:color w:val="000000"/>
+                <w:sz w:val="26"/>
+                <w:szCs w:val="32"/>
+              </w:rPr>
+              <w:t>–</w:t>
+            </w:r>
+            <w:r>
+              <w:rPr>
+                <w:rFonts w:ascii="BRH Malayalam Extra" w:hAnsi="BRH Malayalam Extra" w:cs="BRH Malayalam Extra"/>
+                <w:color w:val="000000"/>
+                <w:sz w:val="32"/>
+                <w:szCs w:val="32"/>
+              </w:rPr>
+              <w:t>kx „R§¥i</w:t>
+            </w:r>
+            <w:r>
+              <w:rPr>
+                <w:rFonts w:ascii="BRH Malayalam Extra" w:hAnsi="BRH Malayalam Extra" w:cs="BRH Malayalam Extra"/>
+                <w:color w:val="000000"/>
+                <w:sz w:val="26"/>
+                <w:szCs w:val="32"/>
+              </w:rPr>
+              <w:t>–</w:t>
+            </w:r>
+            <w:r>
+              <w:rPr>
+                <w:rFonts w:ascii="BRH Malayalam Extra" w:hAnsi="BRH Malayalam Extra" w:cs="BRH Malayalam Extra"/>
+                <w:color w:val="000000"/>
+                <w:sz w:val="32"/>
+                <w:szCs w:val="32"/>
+              </w:rPr>
+              <w:t xml:space="preserve"> rûR</w:t>
+            </w:r>
+            <w:r>
+              <w:rPr>
+                <w:rFonts w:ascii="BRH Malayalam Extra" w:hAnsi="BRH Malayalam Extra" w:cs="BRH Malayalam Extra"/>
+                <w:color w:val="000000"/>
+                <w:sz w:val="32"/>
+                <w:szCs w:val="32"/>
+                <w:highlight w:val="yellow"/>
+              </w:rPr>
+              <w:t>§¥i</w:t>
+            </w:r>
+            <w:r>
+              <w:rPr>
+                <w:rFonts w:ascii="BRH Malayalam Extra" w:hAnsi="BRH Malayalam Extra" w:cs="BRH Malayalam Extra"/>
+                <w:color w:val="000000"/>
+                <w:sz w:val="32"/>
+                <w:szCs w:val="32"/>
+              </w:rPr>
+              <w:t>˜r¡ pya¡</w:t>
+            </w:r>
+            <w:r>
+              <w:rPr>
+                <w:rFonts w:ascii="BRH Malayalam Extra" w:hAnsi="BRH Malayalam Extra" w:cs="BRH Malayalam Extra"/>
+                <w:color w:val="000000"/>
+                <w:sz w:val="26"/>
+                <w:szCs w:val="32"/>
+              </w:rPr>
+              <w:t>–</w:t>
+            </w:r>
+            <w:r>
+              <w:rPr>
+                <w:rFonts w:ascii="BRH Malayalam Extra" w:hAnsi="BRH Malayalam Extra" w:cs="BRH Malayalam Extra"/>
+                <w:color w:val="000000"/>
+                <w:sz w:val="32"/>
+                <w:szCs w:val="32"/>
+              </w:rPr>
+              <w:t xml:space="preserve">¥kp— | </w:t>
+            </w:r>
           </w:p>
         </w:tc>
         <w:tc>
@@ -28471,10 +31987,8 @@
                 <w:sz w:val="32"/>
                 <w:szCs w:val="32"/>
               </w:rPr>
-              <w:lastRenderedPageBreak/>
               <w:t>(</w:t>
             </w:r>
-            <w:proofErr w:type="gramStart"/>
             <w:r>
               <w:rPr>
                 <w:rFonts w:cs="BRH Malayalam Extra"/>
@@ -28492,7 +32006,6 @@
               </w:rPr>
               <w:t>)[</w:t>
             </w:r>
-            <w:proofErr w:type="gramEnd"/>
             <w:r>
               <w:rPr>
                 <w:rFonts w:cs="BRH Malayalam Extra"/>
@@ -28897,7 +32410,6 @@
               </w:rPr>
               <w:t>(</w:t>
             </w:r>
-            <w:proofErr w:type="gramStart"/>
             <w:r>
               <w:rPr>
                 <w:rFonts w:cs="BRH Malayalam Extra"/>
@@ -28915,7 +32427,6 @@
               </w:rPr>
               <w:t>)[</w:t>
             </w:r>
-            <w:proofErr w:type="gramEnd"/>
             <w:r>
               <w:rPr>
                 <w:rFonts w:cs="BRH Malayalam Extra"/>
@@ -29215,126 +32726,111 @@
               <w:adjustRightInd w:val="0"/>
               <w:spacing w:before="0" w:line="240" w:lineRule="auto"/>
               <w:rPr>
-                <w:rFonts w:ascii="BRH Malayalam Extra" w:hAnsi="BRH Malayalam Extra" w:cs="BRH Malayalam Extra"/>
-                <w:color w:val="000000"/>
-                <w:sz w:val="32"/>
-                <w:szCs w:val="32"/>
-              </w:rPr>
-            </w:pPr>
-            <w:r>
-              <w:rPr>
-                <w:rFonts w:ascii="BRH Malayalam Extra" w:hAnsi="BRH Malayalam Extra" w:cs="BRH Malayalam Extra"/>
-                <w:color w:val="000000"/>
-                <w:sz w:val="32"/>
-                <w:szCs w:val="32"/>
-              </w:rPr>
-              <w:t>pya¡</w:t>
-            </w:r>
-            <w:r>
-              <w:rPr>
-                <w:rFonts w:ascii="BRH Malayalam Extra" w:hAnsi="BRH Malayalam Extra" w:cs="BRH Malayalam Extra"/>
-                <w:color w:val="000000"/>
-                <w:sz w:val="26"/>
-                <w:szCs w:val="32"/>
-              </w:rPr>
-              <w:t>–</w:t>
-            </w:r>
-            <w:r>
-              <w:rPr>
-                <w:rFonts w:ascii="BRH Malayalam Extra" w:hAnsi="BRH Malayalam Extra" w:cs="BRH Malayalam Extra"/>
-                <w:color w:val="000000"/>
-                <w:sz w:val="32"/>
-                <w:szCs w:val="32"/>
-              </w:rPr>
-              <w:t>¥k¥p—p pya¡</w:t>
-            </w:r>
-            <w:r>
-              <w:rPr>
-                <w:rFonts w:ascii="BRH Malayalam Extra" w:hAnsi="BRH Malayalam Extra" w:cs="BRH Malayalam Extra"/>
-                <w:color w:val="000000"/>
-                <w:sz w:val="26"/>
-                <w:szCs w:val="32"/>
-              </w:rPr>
-              <w:t>–</w:t>
-            </w:r>
-            <w:r>
-              <w:rPr>
-                <w:rFonts w:ascii="BRH Malayalam Extra" w:hAnsi="BRH Malayalam Extra" w:cs="BRH Malayalam Extra"/>
-                <w:color w:val="000000"/>
-                <w:sz w:val="32"/>
-                <w:szCs w:val="32"/>
-              </w:rPr>
-              <w:t>kx „R§¥i</w:t>
-            </w:r>
-            <w:r>
-              <w:rPr>
-                <w:rFonts w:ascii="BRH Malayalam Extra" w:hAnsi="BRH Malayalam Extra" w:cs="BRH Malayalam Extra"/>
-                <w:color w:val="000000"/>
-                <w:sz w:val="26"/>
-                <w:szCs w:val="32"/>
-              </w:rPr>
-              <w:t>–</w:t>
-            </w:r>
-            <w:r>
-              <w:rPr>
-                <w:rFonts w:ascii="BRH Malayalam Extra" w:hAnsi="BRH Malayalam Extra" w:cs="BRH Malayalam Extra"/>
-                <w:color w:val="000000"/>
-                <w:sz w:val="32"/>
-                <w:szCs w:val="32"/>
-              </w:rPr>
-              <w:t xml:space="preserve"> rûR</w:t>
-            </w:r>
-            <w:r>
-              <w:rPr>
-                <w:rFonts w:ascii="BRH Malayalam Extra" w:hAnsi="BRH Malayalam Extra" w:cs="BRH Malayalam Extra"/>
-                <w:color w:val="000000"/>
-                <w:sz w:val="32"/>
-                <w:szCs w:val="32"/>
-                <w:highlight w:val="green"/>
-              </w:rPr>
-              <w:t>§¥i</w:t>
-            </w:r>
-            <w:r>
-              <w:rPr>
-                <w:rFonts w:ascii="BRH Malayalam Extra" w:hAnsi="BRH Malayalam Extra" w:cs="BRH Malayalam Extra"/>
-                <w:color w:val="000000"/>
-                <w:sz w:val="32"/>
-                <w:szCs w:val="32"/>
-              </w:rPr>
-              <w:t>—r¡ pya¡</w:t>
-            </w:r>
-            <w:r>
-              <w:rPr>
-                <w:rFonts w:ascii="BRH Malayalam Extra" w:hAnsi="BRH Malayalam Extra" w:cs="BRH Malayalam Extra"/>
-                <w:color w:val="000000"/>
-                <w:sz w:val="26"/>
-                <w:szCs w:val="32"/>
-              </w:rPr>
-              <w:t>–</w:t>
-            </w:r>
-            <w:r>
-              <w:rPr>
-                <w:rFonts w:ascii="BRH Malayalam Extra" w:hAnsi="BRH Malayalam Extra" w:cs="BRH Malayalam Extra"/>
-                <w:color w:val="000000"/>
-                <w:sz w:val="32"/>
-                <w:szCs w:val="32"/>
-              </w:rPr>
-              <w:t xml:space="preserve">¥kp— | </w:t>
-            </w:r>
-          </w:p>
-          <w:p>
-            <w:pPr>
-              <w:widowControl w:val="0"/>
-              <w:autoSpaceDE w:val="0"/>
-              <w:autoSpaceDN w:val="0"/>
-              <w:adjustRightInd w:val="0"/>
-              <w:spacing w:before="0" w:line="240" w:lineRule="auto"/>
-              <w:rPr>
                 <w:rFonts w:cs="BRH Malayalam Extra"/>
                 <w:color w:val="FF0000"/>
                 <w:szCs w:val="40"/>
               </w:rPr>
             </w:pPr>
+            <w:r>
+              <w:rPr>
+                <w:rFonts w:ascii="BRH Malayalam Extra" w:hAnsi="BRH Malayalam Extra" w:cs="BRH Malayalam Extra"/>
+                <w:color w:val="000000"/>
+                <w:sz w:val="32"/>
+                <w:szCs w:val="32"/>
+              </w:rPr>
+              <w:t>pya¡</w:t>
+            </w:r>
+            <w:r>
+              <w:rPr>
+                <w:rFonts w:ascii="BRH Malayalam Extra" w:hAnsi="BRH Malayalam Extra" w:cs="BRH Malayalam Extra"/>
+                <w:color w:val="000000"/>
+                <w:sz w:val="26"/>
+                <w:szCs w:val="32"/>
+              </w:rPr>
+              <w:t>–</w:t>
+            </w:r>
+            <w:r>
+              <w:rPr>
+                <w:rFonts w:ascii="BRH Malayalam Extra" w:hAnsi="BRH Malayalam Extra" w:cs="BRH Malayalam Extra"/>
+                <w:color w:val="000000"/>
+                <w:sz w:val="32"/>
+                <w:szCs w:val="32"/>
+              </w:rPr>
+              <w:t>¥k¥p—p pya¡</w:t>
+            </w:r>
+            <w:r>
+              <w:rPr>
+                <w:rFonts w:ascii="BRH Malayalam Extra" w:hAnsi="BRH Malayalam Extra" w:cs="BRH Malayalam Extra"/>
+                <w:color w:val="000000"/>
+                <w:sz w:val="26"/>
+                <w:szCs w:val="32"/>
+              </w:rPr>
+              <w:t>–</w:t>
+            </w:r>
+            <w:r>
+              <w:rPr>
+                <w:rFonts w:ascii="BRH Malayalam Extra" w:hAnsi="BRH Malayalam Extra" w:cs="BRH Malayalam Extra"/>
+                <w:color w:val="000000"/>
+                <w:sz w:val="32"/>
+                <w:szCs w:val="32"/>
+              </w:rPr>
+              <w:t>kx „R§¥i</w:t>
+            </w:r>
+            <w:r>
+              <w:rPr>
+                <w:rFonts w:ascii="BRH Malayalam Extra" w:hAnsi="BRH Malayalam Extra" w:cs="BRH Malayalam Extra"/>
+                <w:color w:val="000000"/>
+                <w:sz w:val="26"/>
+                <w:szCs w:val="32"/>
+              </w:rPr>
+              <w:t>–</w:t>
+            </w:r>
+            <w:r>
+              <w:rPr>
+                <w:rFonts w:ascii="BRH Malayalam Extra" w:hAnsi="BRH Malayalam Extra" w:cs="BRH Malayalam Extra"/>
+                <w:color w:val="000000"/>
+                <w:sz w:val="32"/>
+                <w:szCs w:val="32"/>
+              </w:rPr>
+              <w:t xml:space="preserve"> rûR</w:t>
+            </w:r>
+            <w:r>
+              <w:rPr>
+                <w:rFonts w:ascii="BRH Malayalam Extra" w:hAnsi="BRH Malayalam Extra" w:cs="BRH Malayalam Extra"/>
+                <w:color w:val="000000"/>
+                <w:sz w:val="32"/>
+                <w:szCs w:val="32"/>
+                <w:highlight w:val="green"/>
+              </w:rPr>
+              <w:t>§¥i</w:t>
+            </w:r>
+            <w:r>
+              <w:rPr>
+                <w:rFonts w:ascii="BRH Malayalam Extra" w:hAnsi="BRH Malayalam Extra" w:cs="BRH Malayalam Extra"/>
+                <w:color w:val="000000"/>
+                <w:sz w:val="32"/>
+                <w:szCs w:val="32"/>
+              </w:rPr>
+              <w:t>—r¡ pya¡</w:t>
+            </w:r>
+            <w:r>
+              <w:rPr>
+                <w:rFonts w:ascii="BRH Malayalam Extra" w:hAnsi="BRH Malayalam Extra" w:cs="BRH Malayalam Extra"/>
+                <w:color w:val="000000"/>
+                <w:sz w:val="26"/>
+                <w:szCs w:val="32"/>
+              </w:rPr>
+              <w:t>–</w:t>
+            </w:r>
+            <w:r>
+              <w:rPr>
+                <w:rFonts w:ascii="BRH Malayalam Extra" w:hAnsi="BRH Malayalam Extra" w:cs="BRH Malayalam Extra"/>
+                <w:color w:val="000000"/>
+                <w:sz w:val="32"/>
+                <w:szCs w:val="32"/>
+              </w:rPr>
+              <w:t xml:space="preserve">¥kp— | </w:t>
+            </w:r>
           </w:p>
         </w:tc>
       </w:tr>
@@ -29373,10 +32869,8 @@
                 <w:sz w:val="32"/>
                 <w:szCs w:val="32"/>
               </w:rPr>
-              <w:lastRenderedPageBreak/>
               <w:t>(</w:t>
             </w:r>
-            <w:proofErr w:type="gramStart"/>
             <w:r>
               <w:rPr>
                 <w:rFonts w:cs="BRH Malayalam Extra"/>
@@ -29394,7 +32888,6 @@
               </w:rPr>
               <w:t>)[</w:t>
             </w:r>
-            <w:proofErr w:type="gramEnd"/>
             <w:r>
               <w:rPr>
                 <w:rFonts w:cs="BRH Malayalam Extra"/>
@@ -29921,7 +33414,6 @@
               </w:rPr>
               <w:t>(</w:t>
             </w:r>
-            <w:proofErr w:type="gramStart"/>
             <w:r>
               <w:rPr>
                 <w:rFonts w:cs="BRH Malayalam Extra"/>
@@ -29939,7 +33431,6 @@
               </w:rPr>
               <w:t>)[</w:t>
             </w:r>
-            <w:proofErr w:type="gramEnd"/>
             <w:r>
               <w:rPr>
                 <w:rFonts w:cs="BRH Malayalam Extra"/>
@@ -30310,25 +33801,14 @@
               </w:rPr>
               <w:t>–</w:t>
             </w:r>
-            <w:proofErr w:type="gramStart"/>
-            <w:r>
-              <w:rPr>
-                <w:rFonts w:ascii="BRH Malayalam Extra" w:hAnsi="BRH Malayalam Extra" w:cs="BRH Malayalam Extra"/>
-                <w:color w:val="000000"/>
-                <w:sz w:val="32"/>
-                <w:szCs w:val="32"/>
-              </w:rPr>
-              <w:t>öZ(</w:t>
-            </w:r>
-            <w:proofErr w:type="gramEnd"/>
-            <w:r>
-              <w:rPr>
-                <w:rFonts w:ascii="BRH Malayalam Extra" w:hAnsi="BRH Malayalam Extra" w:cs="BRH Malayalam Extra"/>
-                <w:color w:val="000000"/>
-                <w:sz w:val="32"/>
-                <w:szCs w:val="32"/>
-              </w:rPr>
-              <w:t xml:space="preserve">MÞ§) </w:t>
+            <w:r>
+              <w:rPr>
+                <w:rFonts w:ascii="BRH Malayalam Extra" w:hAnsi="BRH Malayalam Extra" w:cs="BRH Malayalam Extra"/>
+                <w:color w:val="000000"/>
+                <w:sz w:val="32"/>
+                <w:szCs w:val="32"/>
+              </w:rPr>
+              <w:t xml:space="preserve">öZ(MÞ§) </w:t>
             </w:r>
             <w:r>
               <w:rPr>
@@ -30446,7 +33926,6 @@
               </w:rPr>
               <w:t>(</w:t>
             </w:r>
-            <w:proofErr w:type="gramStart"/>
             <w:r>
               <w:rPr>
                 <w:rFonts w:cs="BRH Malayalam Extra"/>
@@ -30464,7 +33943,6 @@
               </w:rPr>
               <w:t>)[</w:t>
             </w:r>
-            <w:proofErr w:type="gramEnd"/>
             <w:r>
               <w:rPr>
                 <w:rFonts w:cs="BRH Malayalam Extra"/>
@@ -30683,25 +34161,14 @@
               </w:rPr>
               <w:t>–</w:t>
             </w:r>
-            <w:proofErr w:type="gramStart"/>
-            <w:r>
-              <w:rPr>
-                <w:rFonts w:ascii="BRH Malayalam Extra" w:hAnsi="BRH Malayalam Extra" w:cs="BRH Malayalam Extra"/>
-                <w:color w:val="000000"/>
-                <w:sz w:val="32"/>
-                <w:szCs w:val="32"/>
-              </w:rPr>
-              <w:t>öZ(</w:t>
-            </w:r>
-            <w:proofErr w:type="gramEnd"/>
-            <w:r>
-              <w:rPr>
-                <w:rFonts w:ascii="BRH Malayalam Extra" w:hAnsi="BRH Malayalam Extra" w:cs="BRH Malayalam Extra"/>
-                <w:color w:val="000000"/>
-                <w:sz w:val="32"/>
-                <w:szCs w:val="32"/>
-              </w:rPr>
-              <w:t xml:space="preserve">MÞ§) </w:t>
+            <w:r>
+              <w:rPr>
+                <w:rFonts w:ascii="BRH Malayalam Extra" w:hAnsi="BRH Malayalam Extra" w:cs="BRH Malayalam Extra"/>
+                <w:color w:val="000000"/>
+                <w:sz w:val="32"/>
+                <w:szCs w:val="32"/>
+              </w:rPr>
+              <w:t xml:space="preserve">öZ(MÞ§) </w:t>
             </w:r>
             <w:r>
               <w:rPr>
@@ -30846,25 +34313,14 @@
               </w:rPr>
               <w:t>–</w:t>
             </w:r>
-            <w:proofErr w:type="gramStart"/>
-            <w:r>
-              <w:rPr>
-                <w:rFonts w:ascii="BRH Malayalam Extra" w:hAnsi="BRH Malayalam Extra" w:cs="BRH Malayalam Extra"/>
-                <w:color w:val="000000"/>
-                <w:sz w:val="32"/>
-                <w:szCs w:val="32"/>
-              </w:rPr>
-              <w:t>öZ(</w:t>
-            </w:r>
-            <w:proofErr w:type="gramEnd"/>
-            <w:r>
-              <w:rPr>
-                <w:rFonts w:ascii="BRH Malayalam Extra" w:hAnsi="BRH Malayalam Extra" w:cs="BRH Malayalam Extra"/>
-                <w:color w:val="000000"/>
-                <w:sz w:val="32"/>
-                <w:szCs w:val="32"/>
-              </w:rPr>
-              <w:t xml:space="preserve">MÞ§) </w:t>
+            <w:r>
+              <w:rPr>
+                <w:rFonts w:ascii="BRH Malayalam Extra" w:hAnsi="BRH Malayalam Extra" w:cs="BRH Malayalam Extra"/>
+                <w:color w:val="000000"/>
+                <w:sz w:val="32"/>
+                <w:szCs w:val="32"/>
+              </w:rPr>
+              <w:t xml:space="preserve">öZ(MÞ§) </w:t>
             </w:r>
             <w:r>
               <w:rPr>
@@ -30989,7 +34445,6 @@
               </w:rPr>
               <w:t>(</w:t>
             </w:r>
-            <w:proofErr w:type="gramStart"/>
             <w:r>
               <w:rPr>
                 <w:rFonts w:cs="BRH Malayalam Extra"/>
@@ -31007,7 +34462,6 @@
               </w:rPr>
               <w:t>)[</w:t>
             </w:r>
-            <w:proofErr w:type="gramEnd"/>
             <w:r>
               <w:rPr>
                 <w:rFonts w:cs="BRH Malayalam Extra"/>
@@ -31540,7 +34994,6 @@
               </w:rPr>
               <w:t>(</w:t>
             </w:r>
-            <w:proofErr w:type="gramStart"/>
             <w:r>
               <w:rPr>
                 <w:rFonts w:cs="BRH Malayalam Extra"/>
@@ -31558,7 +35011,6 @@
               </w:rPr>
               <w:t>)[</w:t>
             </w:r>
-            <w:proofErr w:type="gramEnd"/>
             <w:r>
               <w:rPr>
                 <w:rFonts w:cs="BRH Malayalam Extra"/>
@@ -31945,25 +35397,14 @@
               </w:rPr>
               <w:t>–</w:t>
             </w:r>
-            <w:proofErr w:type="gramStart"/>
-            <w:r>
-              <w:rPr>
-                <w:rFonts w:ascii="BRH Malayalam Extra" w:hAnsi="BRH Malayalam Extra" w:cs="BRH Malayalam Extra"/>
-                <w:color w:val="000000"/>
-                <w:sz w:val="32"/>
-                <w:szCs w:val="32"/>
-              </w:rPr>
-              <w:t>öZ(</w:t>
-            </w:r>
-            <w:proofErr w:type="gramEnd"/>
-            <w:r>
-              <w:rPr>
-                <w:rFonts w:ascii="BRH Malayalam Extra" w:hAnsi="BRH Malayalam Extra" w:cs="BRH Malayalam Extra"/>
-                <w:color w:val="000000"/>
-                <w:sz w:val="32"/>
-                <w:szCs w:val="32"/>
-              </w:rPr>
-              <w:t xml:space="preserve">MÞ§) </w:t>
+            <w:r>
+              <w:rPr>
+                <w:rFonts w:ascii="BRH Malayalam Extra" w:hAnsi="BRH Malayalam Extra" w:cs="BRH Malayalam Extra"/>
+                <w:color w:val="000000"/>
+                <w:sz w:val="32"/>
+                <w:szCs w:val="32"/>
+              </w:rPr>
+              <w:t xml:space="preserve">öZ(MÞ§) </w:t>
             </w:r>
             <w:r>
               <w:rPr>
@@ -32079,7 +35520,6 @@
               </w:rPr>
               <w:t>(</w:t>
             </w:r>
-            <w:proofErr w:type="gramStart"/>
             <w:r>
               <w:rPr>
                 <w:rFonts w:cs="BRH Malayalam Extra"/>
@@ -32097,7 +35537,6 @@
               </w:rPr>
               <w:t>)[</w:t>
             </w:r>
-            <w:proofErr w:type="gramEnd"/>
             <w:r>
               <w:rPr>
                 <w:rFonts w:cs="BRH Malayalam Extra"/>
@@ -32314,25 +35753,14 @@
               </w:rPr>
               <w:t>–</w:t>
             </w:r>
-            <w:proofErr w:type="gramStart"/>
-            <w:r>
-              <w:rPr>
-                <w:rFonts w:ascii="BRH Malayalam Extra" w:hAnsi="BRH Malayalam Extra" w:cs="BRH Malayalam Extra"/>
-                <w:color w:val="000000"/>
-                <w:sz w:val="32"/>
-                <w:szCs w:val="32"/>
-              </w:rPr>
-              <w:t>öZ(</w:t>
-            </w:r>
-            <w:proofErr w:type="gramEnd"/>
-            <w:r>
-              <w:rPr>
-                <w:rFonts w:ascii="BRH Malayalam Extra" w:hAnsi="BRH Malayalam Extra" w:cs="BRH Malayalam Extra"/>
-                <w:color w:val="000000"/>
-                <w:sz w:val="32"/>
-                <w:szCs w:val="32"/>
-              </w:rPr>
-              <w:t xml:space="preserve">MÞ§) </w:t>
+            <w:r>
+              <w:rPr>
+                <w:rFonts w:ascii="BRH Malayalam Extra" w:hAnsi="BRH Malayalam Extra" w:cs="BRH Malayalam Extra"/>
+                <w:color w:val="000000"/>
+                <w:sz w:val="32"/>
+                <w:szCs w:val="32"/>
+              </w:rPr>
+              <w:t xml:space="preserve">öZ(MÞ§) </w:t>
             </w:r>
             <w:r>
               <w:rPr>
@@ -32588,82 +36016,6 @@
         </w:tc>
       </w:tr>
     </w:tbl>
-    <w:p>
-      <w:pPr>
-        <w:spacing w:before="0" w:line="240" w:lineRule="auto"/>
-        <w:jc w:val="center"/>
-        <w:rPr>
-          <w:b/>
-          <w:bCs/>
-          <w:sz w:val="32"/>
-          <w:szCs w:val="32"/>
-          <w:u w:val="single"/>
-          <w:lang w:val="en-IN"/>
-        </w:rPr>
-      </w:pPr>
-    </w:p>
-    <w:p>
-      <w:pPr>
-        <w:spacing w:before="0" w:line="240" w:lineRule="auto"/>
-        <w:jc w:val="center"/>
-        <w:rPr>
-          <w:b/>
-          <w:bCs/>
-          <w:sz w:val="32"/>
-          <w:szCs w:val="32"/>
-          <w:u w:val="single"/>
-        </w:rPr>
-      </w:pPr>
-      <w:r>
-        <w:rPr>
-          <w:b/>
-          <w:bCs/>
-          <w:sz w:val="32"/>
-          <w:szCs w:val="32"/>
-          <w:u w:val="single"/>
-        </w:rPr>
-        <w:t>===========</w:t>
-      </w:r>
-    </w:p>
-    <w:p>
-      <w:pPr>
-        <w:spacing w:before="0" w:line="240" w:lineRule="auto"/>
-        <w:jc w:val="center"/>
-        <w:rPr>
-          <w:b/>
-          <w:bCs/>
-          <w:sz w:val="32"/>
-          <w:szCs w:val="32"/>
-          <w:u w:val="single"/>
-        </w:rPr>
-      </w:pPr>
-    </w:p>
-    <w:p>
-      <w:pPr>
-        <w:spacing w:before="0" w:line="240" w:lineRule="auto"/>
-        <w:jc w:val="center"/>
-        <w:rPr>
-          <w:b/>
-          <w:bCs/>
-          <w:sz w:val="32"/>
-          <w:szCs w:val="32"/>
-          <w:u w:val="single"/>
-        </w:rPr>
-      </w:pPr>
-    </w:p>
-    <w:p>
-      <w:pPr>
-        <w:spacing w:before="0" w:line="240" w:lineRule="auto"/>
-        <w:jc w:val="center"/>
-        <w:rPr>
-          <w:b/>
-          <w:bCs/>
-          <w:sz w:val="32"/>
-          <w:szCs w:val="32"/>
-          <w:u w:val="single"/>
-        </w:rPr>
-      </w:pPr>
-    </w:p>
     <w:p>
       <w:pPr>
         <w:spacing w:before="0" w:line="240" w:lineRule="auto"/>
@@ -32697,7 +36049,6 @@
           <w:szCs w:val="32"/>
           <w:u w:val="single"/>
         </w:rPr>
-        <w:lastRenderedPageBreak/>
         <w:t xml:space="preserve">TS </w:t>
       </w:r>
       <w:r>
@@ -33143,7 +36494,7 @@
 </file>
 
 <file path=word/endnotes.xml><?xml version="1.0" encoding="utf-8"?>
-<w:endnotes xmlns:wpc="http://schemas.microsoft.com/office/word/2010/wordprocessingCanvas" xmlns:cx="http://schemas.microsoft.com/office/drawing/2014/chartex" xmlns:cx1="http://schemas.microsoft.com/office/drawing/2015/9/8/chartex" xmlns:cx2="http://schemas.microsoft.com/office/drawing/2015/10/21/chartex" xmlns:cx3="http://schemas.microsoft.com/office/drawing/2016/5/9/chartex" xmlns:cx4="http://schemas.microsoft.com/office/drawing/2016/5/10/chartex" xmlns:cx5="http://schemas.microsoft.com/office/drawing/2016/5/11/chartex" xmlns:cx6="http://schemas.microsoft.com/office/drawing/2016/5/12/chartex" xmlns:cx7="http://schemas.microsoft.com/office/drawing/2016/5/13/chartex" xmlns:cx8="http://schemas.microsoft.com/office/drawing/2016/5/14/chartex" xmlns:mc="http://schemas.openxmlformats.org/markup-compatibility/2006" xmlns:aink="http://schemas.microsoft.com/office/drawing/2016/ink" xmlns:am3d="http://schemas.microsoft.com/office/drawing/2017/model3d" xmlns:o="urn:schemas-microsoft-com:office:office" xmlns:oel="http://schemas.microsoft.com/office/2019/extlst" xmlns:r="http://schemas.openxmlformats.org/officeDocument/2006/relationships" xmlns:m="http://schemas.openxmlformats.org/officeDocument/2006/math" xmlns:v="urn:schemas-microsoft-com:vml" xmlns:wp14="http://schemas.microsoft.com/office/word/2010/wordprocessingDrawing" xmlns:wp="http://schemas.openxmlformats.org/drawingml/2006/wordprocessingDrawing" xmlns:w10="urn:schemas-microsoft-com:office:word" xmlns:w="http://schemas.openxmlformats.org/wordprocessingml/2006/main" xmlns:w14="http://schemas.microsoft.com/office/word/2010/wordml" xmlns:w15="http://schemas.microsoft.com/office/word/2012/wordml" xmlns:w16cex="http://schemas.microsoft.com/office/word/2018/wordml/cex" xmlns:w16cid="http://schemas.microsoft.com/office/word/2016/wordml/cid" xmlns:w16="http://schemas.microsoft.com/office/word/2018/wordml" xmlns:w16sdtdh="http://schemas.microsoft.com/office/word/2020/wordml/sdtdatahash" xmlns:w16se="http://schemas.microsoft.com/office/word/2015/wordml/symex" xmlns:wpg="http://schemas.microsoft.com/office/word/2010/wordprocessingGroup" xmlns:wpi="http://schemas.microsoft.com/office/word/2010/wordprocessingInk" xmlns:wne="http://schemas.microsoft.com/office/word/2006/wordml" xmlns:wps="http://schemas.microsoft.com/office/word/2010/wordprocessingShape" mc:Ignorable="w14 w15 w16se w16cid w16 w16cex w16sdtdh wp14">
+<w:endnotes xmlns:wpc="http://schemas.microsoft.com/office/word/2010/wordprocessingCanvas" xmlns:cx="http://schemas.microsoft.com/office/drawing/2014/chartex" xmlns:cx1="http://schemas.microsoft.com/office/drawing/2015/9/8/chartex" xmlns:cx2="http://schemas.microsoft.com/office/drawing/2015/10/21/chartex" xmlns:cx3="http://schemas.microsoft.com/office/drawing/2016/5/9/chartex" xmlns:cx4="http://schemas.microsoft.com/office/drawing/2016/5/10/chartex" xmlns:cx5="http://schemas.microsoft.com/office/drawing/2016/5/11/chartex" xmlns:cx6="http://schemas.microsoft.com/office/drawing/2016/5/12/chartex" xmlns:cx7="http://schemas.microsoft.com/office/drawing/2016/5/13/chartex" xmlns:cx8="http://schemas.microsoft.com/office/drawing/2016/5/14/chartex" xmlns:mc="http://schemas.openxmlformats.org/markup-compatibility/2006" xmlns:aink="http://schemas.microsoft.com/office/drawing/2016/ink" xmlns:am3d="http://schemas.microsoft.com/office/drawing/2017/model3d" xmlns:o="urn:schemas-microsoft-com:office:office" xmlns:oel="http://schemas.microsoft.com/office/2019/extlst" xmlns:r="http://schemas.openxmlformats.org/officeDocument/2006/relationships" xmlns:m="http://schemas.openxmlformats.org/officeDocument/2006/math" xmlns:v="urn:schemas-microsoft-com:vml" xmlns:wp14="http://schemas.microsoft.com/office/word/2010/wordprocessingDrawing" xmlns:wp="http://schemas.openxmlformats.org/drawingml/2006/wordprocessingDrawing" xmlns:w10="urn:schemas-microsoft-com:office:word" xmlns:w="http://schemas.openxmlformats.org/wordprocessingml/2006/main" xmlns:w14="http://schemas.microsoft.com/office/word/2010/wordml" xmlns:w15="http://schemas.microsoft.com/office/word/2012/wordml" xmlns:w16cex="http://schemas.microsoft.com/office/word/2018/wordml/cex" xmlns:w16cid="http://schemas.microsoft.com/office/word/2016/wordml/cid" xmlns:w16="http://schemas.microsoft.com/office/word/2018/wordml" xmlns:w16du="http://schemas.microsoft.com/office/word/2023/wordml/word16du" xmlns:w16sdtdh="http://schemas.microsoft.com/office/word/2020/wordml/sdtdatahash" xmlns:w16sdtfl="http://schemas.microsoft.com/office/word/2024/wordml/sdtformatlock" xmlns:w16se="http://schemas.microsoft.com/office/word/2015/wordml/symex" xmlns:wpg="http://schemas.microsoft.com/office/word/2010/wordprocessingGroup" xmlns:wpi="http://schemas.microsoft.com/office/word/2010/wordprocessingInk" xmlns:wne="http://schemas.microsoft.com/office/word/2006/wordml" xmlns:wps="http://schemas.microsoft.com/office/word/2010/wordprocessingShape" mc:Ignorable="w14 w15 w16se w16cid w16 w16cex w16sdtdh w16sdtfl w16du wp14">
   <w:endnote w:type="separator" w:id="-1">
     <w:p>
       <w:pPr>
@@ -33168,7 +36519,7 @@
 </file>
 
 <file path=word/footer1.xml><?xml version="1.0" encoding="utf-8"?>
-<w:ftr xmlns:wpc="http://schemas.microsoft.com/office/word/2010/wordprocessingCanvas" xmlns:cx="http://schemas.microsoft.com/office/drawing/2014/chartex" xmlns:cx1="http://schemas.microsoft.com/office/drawing/2015/9/8/chartex" xmlns:cx2="http://schemas.microsoft.com/office/drawing/2015/10/21/chartex" xmlns:cx3="http://schemas.microsoft.com/office/drawing/2016/5/9/chartex" xmlns:cx4="http://schemas.microsoft.com/office/drawing/2016/5/10/chartex" xmlns:cx5="http://schemas.microsoft.com/office/drawing/2016/5/11/chartex" xmlns:cx6="http://schemas.microsoft.com/office/drawing/2016/5/12/chartex" xmlns:cx7="http://schemas.microsoft.com/office/drawing/2016/5/13/chartex" xmlns:cx8="http://schemas.microsoft.com/office/drawing/2016/5/14/chartex" xmlns:mc="http://schemas.openxmlformats.org/markup-compatibility/2006" xmlns:aink="http://schemas.microsoft.com/office/drawing/2016/ink" xmlns:am3d="http://schemas.microsoft.com/office/drawing/2017/model3d" xmlns:o="urn:schemas-microsoft-com:office:office" xmlns:oel="http://schemas.microsoft.com/office/2019/extlst" xmlns:r="http://schemas.openxmlformats.org/officeDocument/2006/relationships" xmlns:m="http://schemas.openxmlformats.org/officeDocument/2006/math" xmlns:v="urn:schemas-microsoft-com:vml" xmlns:wp14="http://schemas.microsoft.com/office/word/2010/wordprocessingDrawing" xmlns:wp="http://schemas.openxmlformats.org/drawingml/2006/wordprocessingDrawing" xmlns:w10="urn:schemas-microsoft-com:office:word" xmlns:w="http://schemas.openxmlformats.org/wordprocessingml/2006/main" xmlns:w14="http://schemas.microsoft.com/office/word/2010/wordml" xmlns:w15="http://schemas.microsoft.com/office/word/2012/wordml" xmlns:w16cex="http://schemas.microsoft.com/office/word/2018/wordml/cex" xmlns:w16cid="http://schemas.microsoft.com/office/word/2016/wordml/cid" xmlns:w16="http://schemas.microsoft.com/office/word/2018/wordml" xmlns:w16sdtdh="http://schemas.microsoft.com/office/word/2020/wordml/sdtdatahash" xmlns:w16se="http://schemas.microsoft.com/office/word/2015/wordml/symex" xmlns:wpg="http://schemas.microsoft.com/office/word/2010/wordprocessingGroup" xmlns:wpi="http://schemas.microsoft.com/office/word/2010/wordprocessingInk" xmlns:wne="http://schemas.microsoft.com/office/word/2006/wordml" xmlns:wps="http://schemas.microsoft.com/office/word/2010/wordprocessingShape" mc:Ignorable="w14 w15 w16se w16cid w16 w16cex w16sdtdh wp14">
+<w:ftr xmlns:wpc="http://schemas.microsoft.com/office/word/2010/wordprocessingCanvas" xmlns:cx="http://schemas.microsoft.com/office/drawing/2014/chartex" xmlns:cx1="http://schemas.microsoft.com/office/drawing/2015/9/8/chartex" xmlns:cx2="http://schemas.microsoft.com/office/drawing/2015/10/21/chartex" xmlns:cx3="http://schemas.microsoft.com/office/drawing/2016/5/9/chartex" xmlns:cx4="http://schemas.microsoft.com/office/drawing/2016/5/10/chartex" xmlns:cx5="http://schemas.microsoft.com/office/drawing/2016/5/11/chartex" xmlns:cx6="http://schemas.microsoft.com/office/drawing/2016/5/12/chartex" xmlns:cx7="http://schemas.microsoft.com/office/drawing/2016/5/13/chartex" xmlns:cx8="http://schemas.microsoft.com/office/drawing/2016/5/14/chartex" xmlns:mc="http://schemas.openxmlformats.org/markup-compatibility/2006" xmlns:aink="http://schemas.microsoft.com/office/drawing/2016/ink" xmlns:am3d="http://schemas.microsoft.com/office/drawing/2017/model3d" xmlns:o="urn:schemas-microsoft-com:office:office" xmlns:oel="http://schemas.microsoft.com/office/2019/extlst" xmlns:r="http://schemas.openxmlformats.org/officeDocument/2006/relationships" xmlns:m="http://schemas.openxmlformats.org/officeDocument/2006/math" xmlns:v="urn:schemas-microsoft-com:vml" xmlns:wp14="http://schemas.microsoft.com/office/word/2010/wordprocessingDrawing" xmlns:wp="http://schemas.openxmlformats.org/drawingml/2006/wordprocessingDrawing" xmlns:w10="urn:schemas-microsoft-com:office:word" xmlns:w="http://schemas.openxmlformats.org/wordprocessingml/2006/main" xmlns:w14="http://schemas.microsoft.com/office/word/2010/wordml" xmlns:w15="http://schemas.microsoft.com/office/word/2012/wordml" xmlns:w16cex="http://schemas.microsoft.com/office/word/2018/wordml/cex" xmlns:w16cid="http://schemas.microsoft.com/office/word/2016/wordml/cid" xmlns:w16="http://schemas.microsoft.com/office/word/2018/wordml" xmlns:w16du="http://schemas.microsoft.com/office/word/2023/wordml/word16du" xmlns:w16sdtdh="http://schemas.microsoft.com/office/word/2020/wordml/sdtdatahash" xmlns:w16sdtfl="http://schemas.microsoft.com/office/word/2024/wordml/sdtformatlock" xmlns:w16se="http://schemas.microsoft.com/office/word/2015/wordml/symex" xmlns:wpg="http://schemas.microsoft.com/office/word/2010/wordprocessingGroup" xmlns:wpi="http://schemas.microsoft.com/office/word/2010/wordprocessingInk" xmlns:wne="http://schemas.microsoft.com/office/word/2006/wordml" xmlns:wps="http://schemas.microsoft.com/office/word/2010/wordprocessingShape" mc:Ignorable="w14 w15 w16se w16cid w16 w16cex w16sdtdh w16sdtfl w16du wp14">
   <w:p>
     <w:pPr>
       <w:pBdr>
@@ -33350,7 +36701,7 @@
 </file>
 
 <file path=word/footer2.xml><?xml version="1.0" encoding="utf-8"?>
-<w:ftr xmlns:wpc="http://schemas.microsoft.com/office/word/2010/wordprocessingCanvas" xmlns:cx="http://schemas.microsoft.com/office/drawing/2014/chartex" xmlns:cx1="http://schemas.microsoft.com/office/drawing/2015/9/8/chartex" xmlns:cx2="http://schemas.microsoft.com/office/drawing/2015/10/21/chartex" xmlns:cx3="http://schemas.microsoft.com/office/drawing/2016/5/9/chartex" xmlns:cx4="http://schemas.microsoft.com/office/drawing/2016/5/10/chartex" xmlns:cx5="http://schemas.microsoft.com/office/drawing/2016/5/11/chartex" xmlns:cx6="http://schemas.microsoft.com/office/drawing/2016/5/12/chartex" xmlns:cx7="http://schemas.microsoft.com/office/drawing/2016/5/13/chartex" xmlns:cx8="http://schemas.microsoft.com/office/drawing/2016/5/14/chartex" xmlns:mc="http://schemas.openxmlformats.org/markup-compatibility/2006" xmlns:aink="http://schemas.microsoft.com/office/drawing/2016/ink" xmlns:am3d="http://schemas.microsoft.com/office/drawing/2017/model3d" xmlns:o="urn:schemas-microsoft-com:office:office" xmlns:oel="http://schemas.microsoft.com/office/2019/extlst" xmlns:r="http://schemas.openxmlformats.org/officeDocument/2006/relationships" xmlns:m="http://schemas.openxmlformats.org/officeDocument/2006/math" xmlns:v="urn:schemas-microsoft-com:vml" xmlns:wp14="http://schemas.microsoft.com/office/word/2010/wordprocessingDrawing" xmlns:wp="http://schemas.openxmlformats.org/drawingml/2006/wordprocessingDrawing" xmlns:w10="urn:schemas-microsoft-com:office:word" xmlns:w="http://schemas.openxmlformats.org/wordprocessingml/2006/main" xmlns:w14="http://schemas.microsoft.com/office/word/2010/wordml" xmlns:w15="http://schemas.microsoft.com/office/word/2012/wordml" xmlns:w16cex="http://schemas.microsoft.com/office/word/2018/wordml/cex" xmlns:w16cid="http://schemas.microsoft.com/office/word/2016/wordml/cid" xmlns:w16="http://schemas.microsoft.com/office/word/2018/wordml" xmlns:w16sdtdh="http://schemas.microsoft.com/office/word/2020/wordml/sdtdatahash" xmlns:w16se="http://schemas.microsoft.com/office/word/2015/wordml/symex" xmlns:wpg="http://schemas.microsoft.com/office/word/2010/wordprocessingGroup" xmlns:wpi="http://schemas.microsoft.com/office/word/2010/wordprocessingInk" xmlns:wne="http://schemas.microsoft.com/office/word/2006/wordml" xmlns:wps="http://schemas.microsoft.com/office/word/2010/wordprocessingShape" mc:Ignorable="w14 w15 w16se w16cid w16 w16cex w16sdtdh wp14">
+<w:ftr xmlns:wpc="http://schemas.microsoft.com/office/word/2010/wordprocessingCanvas" xmlns:cx="http://schemas.microsoft.com/office/drawing/2014/chartex" xmlns:cx1="http://schemas.microsoft.com/office/drawing/2015/9/8/chartex" xmlns:cx2="http://schemas.microsoft.com/office/drawing/2015/10/21/chartex" xmlns:cx3="http://schemas.microsoft.com/office/drawing/2016/5/9/chartex" xmlns:cx4="http://schemas.microsoft.com/office/drawing/2016/5/10/chartex" xmlns:cx5="http://schemas.microsoft.com/office/drawing/2016/5/11/chartex" xmlns:cx6="http://schemas.microsoft.com/office/drawing/2016/5/12/chartex" xmlns:cx7="http://schemas.microsoft.com/office/drawing/2016/5/13/chartex" xmlns:cx8="http://schemas.microsoft.com/office/drawing/2016/5/14/chartex" xmlns:mc="http://schemas.openxmlformats.org/markup-compatibility/2006" xmlns:aink="http://schemas.microsoft.com/office/drawing/2016/ink" xmlns:am3d="http://schemas.microsoft.com/office/drawing/2017/model3d" xmlns:o="urn:schemas-microsoft-com:office:office" xmlns:oel="http://schemas.microsoft.com/office/2019/extlst" xmlns:r="http://schemas.openxmlformats.org/officeDocument/2006/relationships" xmlns:m="http://schemas.openxmlformats.org/officeDocument/2006/math" xmlns:v="urn:schemas-microsoft-com:vml" xmlns:wp14="http://schemas.microsoft.com/office/word/2010/wordprocessingDrawing" xmlns:wp="http://schemas.openxmlformats.org/drawingml/2006/wordprocessingDrawing" xmlns:w10="urn:schemas-microsoft-com:office:word" xmlns:w="http://schemas.openxmlformats.org/wordprocessingml/2006/main" xmlns:w14="http://schemas.microsoft.com/office/word/2010/wordml" xmlns:w15="http://schemas.microsoft.com/office/word/2012/wordml" xmlns:w16cex="http://schemas.microsoft.com/office/word/2018/wordml/cex" xmlns:w16cid="http://schemas.microsoft.com/office/word/2016/wordml/cid" xmlns:w16="http://schemas.microsoft.com/office/word/2018/wordml" xmlns:w16du="http://schemas.microsoft.com/office/word/2023/wordml/word16du" xmlns:w16sdtdh="http://schemas.microsoft.com/office/word/2020/wordml/sdtdatahash" xmlns:w16sdtfl="http://schemas.microsoft.com/office/word/2024/wordml/sdtformatlock" xmlns:w16se="http://schemas.microsoft.com/office/word/2015/wordml/symex" xmlns:wpg="http://schemas.microsoft.com/office/word/2010/wordprocessingGroup" xmlns:wpi="http://schemas.microsoft.com/office/word/2010/wordprocessingInk" xmlns:wne="http://schemas.microsoft.com/office/word/2006/wordml" xmlns:wps="http://schemas.microsoft.com/office/word/2010/wordprocessingShape" mc:Ignorable="w14 w15 w16se w16cid w16 w16cex w16sdtdh w16sdtfl w16du wp14">
   <w:p>
     <w:pPr>
       <w:pBdr>
@@ -33556,7 +36907,7 @@
 </file>
 
 <file path=word/footnotes.xml><?xml version="1.0" encoding="utf-8"?>
-<w:footnotes xmlns:wpc="http://schemas.microsoft.com/office/word/2010/wordprocessingCanvas" xmlns:cx="http://schemas.microsoft.com/office/drawing/2014/chartex" xmlns:cx1="http://schemas.microsoft.com/office/drawing/2015/9/8/chartex" xmlns:cx2="http://schemas.microsoft.com/office/drawing/2015/10/21/chartex" xmlns:cx3="http://schemas.microsoft.com/office/drawing/2016/5/9/chartex" xmlns:cx4="http://schemas.microsoft.com/office/drawing/2016/5/10/chartex" xmlns:cx5="http://schemas.microsoft.com/office/drawing/2016/5/11/chartex" xmlns:cx6="http://schemas.microsoft.com/office/drawing/2016/5/12/chartex" xmlns:cx7="http://schemas.microsoft.com/office/drawing/2016/5/13/chartex" xmlns:cx8="http://schemas.microsoft.com/office/drawing/2016/5/14/chartex" xmlns:mc="http://schemas.openxmlformats.org/markup-compatibility/2006" xmlns:aink="http://schemas.microsoft.com/office/drawing/2016/ink" xmlns:am3d="http://schemas.microsoft.com/office/drawing/2017/model3d" xmlns:o="urn:schemas-microsoft-com:office:office" xmlns:oel="http://schemas.microsoft.com/office/2019/extlst" xmlns:r="http://schemas.openxmlformats.org/officeDocument/2006/relationships" xmlns:m="http://schemas.openxmlformats.org/officeDocument/2006/math" xmlns:v="urn:schemas-microsoft-com:vml" xmlns:wp14="http://schemas.microsoft.com/office/word/2010/wordprocessingDrawing" xmlns:wp="http://schemas.openxmlformats.org/drawingml/2006/wordprocessingDrawing" xmlns:w10="urn:schemas-microsoft-com:office:word" xmlns:w="http://schemas.openxmlformats.org/wordprocessingml/2006/main" xmlns:w14="http://schemas.microsoft.com/office/word/2010/wordml" xmlns:w15="http://schemas.microsoft.com/office/word/2012/wordml" xmlns:w16cex="http://schemas.microsoft.com/office/word/2018/wordml/cex" xmlns:w16cid="http://schemas.microsoft.com/office/word/2016/wordml/cid" xmlns:w16="http://schemas.microsoft.com/office/word/2018/wordml" xmlns:w16sdtdh="http://schemas.microsoft.com/office/word/2020/wordml/sdtdatahash" xmlns:w16se="http://schemas.microsoft.com/office/word/2015/wordml/symex" xmlns:wpg="http://schemas.microsoft.com/office/word/2010/wordprocessingGroup" xmlns:wpi="http://schemas.microsoft.com/office/word/2010/wordprocessingInk" xmlns:wne="http://schemas.microsoft.com/office/word/2006/wordml" xmlns:wps="http://schemas.microsoft.com/office/word/2010/wordprocessingShape" mc:Ignorable="w14 w15 w16se w16cid w16 w16cex w16sdtdh wp14">
+<w:footnotes xmlns:wpc="http://schemas.microsoft.com/office/word/2010/wordprocessingCanvas" xmlns:cx="http://schemas.microsoft.com/office/drawing/2014/chartex" xmlns:cx1="http://schemas.microsoft.com/office/drawing/2015/9/8/chartex" xmlns:cx2="http://schemas.microsoft.com/office/drawing/2015/10/21/chartex" xmlns:cx3="http://schemas.microsoft.com/office/drawing/2016/5/9/chartex" xmlns:cx4="http://schemas.microsoft.com/office/drawing/2016/5/10/chartex" xmlns:cx5="http://schemas.microsoft.com/office/drawing/2016/5/11/chartex" xmlns:cx6="http://schemas.microsoft.com/office/drawing/2016/5/12/chartex" xmlns:cx7="http://schemas.microsoft.com/office/drawing/2016/5/13/chartex" xmlns:cx8="http://schemas.microsoft.com/office/drawing/2016/5/14/chartex" xmlns:mc="http://schemas.openxmlformats.org/markup-compatibility/2006" xmlns:aink="http://schemas.microsoft.com/office/drawing/2016/ink" xmlns:am3d="http://schemas.microsoft.com/office/drawing/2017/model3d" xmlns:o="urn:schemas-microsoft-com:office:office" xmlns:oel="http://schemas.microsoft.com/office/2019/extlst" xmlns:r="http://schemas.openxmlformats.org/officeDocument/2006/relationships" xmlns:m="http://schemas.openxmlformats.org/officeDocument/2006/math" xmlns:v="urn:schemas-microsoft-com:vml" xmlns:wp14="http://schemas.microsoft.com/office/word/2010/wordprocessingDrawing" xmlns:wp="http://schemas.openxmlformats.org/drawingml/2006/wordprocessingDrawing" xmlns:w10="urn:schemas-microsoft-com:office:word" xmlns:w="http://schemas.openxmlformats.org/wordprocessingml/2006/main" xmlns:w14="http://schemas.microsoft.com/office/word/2010/wordml" xmlns:w15="http://schemas.microsoft.com/office/word/2012/wordml" xmlns:w16cex="http://schemas.microsoft.com/office/word/2018/wordml/cex" xmlns:w16cid="http://schemas.microsoft.com/office/word/2016/wordml/cid" xmlns:w16="http://schemas.microsoft.com/office/word/2018/wordml" xmlns:w16du="http://schemas.microsoft.com/office/word/2023/wordml/word16du" xmlns:w16sdtdh="http://schemas.microsoft.com/office/word/2020/wordml/sdtdatahash" xmlns:w16sdtfl="http://schemas.microsoft.com/office/word/2024/wordml/sdtformatlock" xmlns:w16se="http://schemas.microsoft.com/office/word/2015/wordml/symex" xmlns:wpg="http://schemas.microsoft.com/office/word/2010/wordprocessingGroup" xmlns:wpi="http://schemas.microsoft.com/office/word/2010/wordprocessingInk" xmlns:wne="http://schemas.microsoft.com/office/word/2006/wordml" xmlns:wps="http://schemas.microsoft.com/office/word/2010/wordprocessingShape" mc:Ignorable="w14 w15 w16se w16cid w16 w16cex w16sdtdh w16sdtfl w16du wp14">
   <w:footnote w:type="separator" w:id="-1">
     <w:p>
       <w:pPr>
@@ -33581,7 +36932,7 @@
 </file>
 
 <file path=word/header1.xml><?xml version="1.0" encoding="utf-8"?>
-<w:hdr xmlns:wpc="http://schemas.microsoft.com/office/word/2010/wordprocessingCanvas" xmlns:cx="http://schemas.microsoft.com/office/drawing/2014/chartex" xmlns:cx1="http://schemas.microsoft.com/office/drawing/2015/9/8/chartex" xmlns:cx2="http://schemas.microsoft.com/office/drawing/2015/10/21/chartex" xmlns:cx3="http://schemas.microsoft.com/office/drawing/2016/5/9/chartex" xmlns:cx4="http://schemas.microsoft.com/office/drawing/2016/5/10/chartex" xmlns:cx5="http://schemas.microsoft.com/office/drawing/2016/5/11/chartex" xmlns:cx6="http://schemas.microsoft.com/office/drawing/2016/5/12/chartex" xmlns:cx7="http://schemas.microsoft.com/office/drawing/2016/5/13/chartex" xmlns:cx8="http://schemas.microsoft.com/office/drawing/2016/5/14/chartex" xmlns:mc="http://schemas.openxmlformats.org/markup-compatibility/2006" xmlns:aink="http://schemas.microsoft.com/office/drawing/2016/ink" xmlns:am3d="http://schemas.microsoft.com/office/drawing/2017/model3d" xmlns:o="urn:schemas-microsoft-com:office:office" xmlns:oel="http://schemas.microsoft.com/office/2019/extlst" xmlns:r="http://schemas.openxmlformats.org/officeDocument/2006/relationships" xmlns:m="http://schemas.openxmlformats.org/officeDocument/2006/math" xmlns:v="urn:schemas-microsoft-com:vml" xmlns:wp14="http://schemas.microsoft.com/office/word/2010/wordprocessingDrawing" xmlns:wp="http://schemas.openxmlformats.org/drawingml/2006/wordprocessingDrawing" xmlns:w10="urn:schemas-microsoft-com:office:word" xmlns:w="http://schemas.openxmlformats.org/wordprocessingml/2006/main" xmlns:w14="http://schemas.microsoft.com/office/word/2010/wordml" xmlns:w15="http://schemas.microsoft.com/office/word/2012/wordml" xmlns:w16cex="http://schemas.microsoft.com/office/word/2018/wordml/cex" xmlns:w16cid="http://schemas.microsoft.com/office/word/2016/wordml/cid" xmlns:w16="http://schemas.microsoft.com/office/word/2018/wordml" xmlns:w16sdtdh="http://schemas.microsoft.com/office/word/2020/wordml/sdtdatahash" xmlns:w16se="http://schemas.microsoft.com/office/word/2015/wordml/symex" xmlns:wpg="http://schemas.microsoft.com/office/word/2010/wordprocessingGroup" xmlns:wpi="http://schemas.microsoft.com/office/word/2010/wordprocessingInk" xmlns:wne="http://schemas.microsoft.com/office/word/2006/wordml" xmlns:wps="http://schemas.microsoft.com/office/word/2010/wordprocessingShape" mc:Ignorable="w14 w15 w16se w16cid w16 w16cex w16sdtdh wp14">
+<w:hdr xmlns:wpc="http://schemas.microsoft.com/office/word/2010/wordprocessingCanvas" xmlns:cx="http://schemas.microsoft.com/office/drawing/2014/chartex" xmlns:cx1="http://schemas.microsoft.com/office/drawing/2015/9/8/chartex" xmlns:cx2="http://schemas.microsoft.com/office/drawing/2015/10/21/chartex" xmlns:cx3="http://schemas.microsoft.com/office/drawing/2016/5/9/chartex" xmlns:cx4="http://schemas.microsoft.com/office/drawing/2016/5/10/chartex" xmlns:cx5="http://schemas.microsoft.com/office/drawing/2016/5/11/chartex" xmlns:cx6="http://schemas.microsoft.com/office/drawing/2016/5/12/chartex" xmlns:cx7="http://schemas.microsoft.com/office/drawing/2016/5/13/chartex" xmlns:cx8="http://schemas.microsoft.com/office/drawing/2016/5/14/chartex" xmlns:mc="http://schemas.openxmlformats.org/markup-compatibility/2006" xmlns:aink="http://schemas.microsoft.com/office/drawing/2016/ink" xmlns:am3d="http://schemas.microsoft.com/office/drawing/2017/model3d" xmlns:o="urn:schemas-microsoft-com:office:office" xmlns:oel="http://schemas.microsoft.com/office/2019/extlst" xmlns:r="http://schemas.openxmlformats.org/officeDocument/2006/relationships" xmlns:m="http://schemas.openxmlformats.org/officeDocument/2006/math" xmlns:v="urn:schemas-microsoft-com:vml" xmlns:wp14="http://schemas.microsoft.com/office/word/2010/wordprocessingDrawing" xmlns:wp="http://schemas.openxmlformats.org/drawingml/2006/wordprocessingDrawing" xmlns:w10="urn:schemas-microsoft-com:office:word" xmlns:w="http://schemas.openxmlformats.org/wordprocessingml/2006/main" xmlns:w14="http://schemas.microsoft.com/office/word/2010/wordml" xmlns:w15="http://schemas.microsoft.com/office/word/2012/wordml" xmlns:w16cex="http://schemas.microsoft.com/office/word/2018/wordml/cex" xmlns:w16cid="http://schemas.microsoft.com/office/word/2016/wordml/cid" xmlns:w16="http://schemas.microsoft.com/office/word/2018/wordml" xmlns:w16du="http://schemas.microsoft.com/office/word/2023/wordml/word16du" xmlns:w16sdtdh="http://schemas.microsoft.com/office/word/2020/wordml/sdtdatahash" xmlns:w16sdtfl="http://schemas.microsoft.com/office/word/2024/wordml/sdtformatlock" xmlns:w16se="http://schemas.microsoft.com/office/word/2015/wordml/symex" xmlns:wpg="http://schemas.microsoft.com/office/word/2010/wordprocessingGroup" xmlns:wpi="http://schemas.microsoft.com/office/word/2010/wordprocessingInk" xmlns:wne="http://schemas.microsoft.com/office/word/2006/wordml" xmlns:wps="http://schemas.microsoft.com/office/word/2010/wordprocessingShape" mc:Ignorable="w14 w15 w16se w16cid w16 w16cex w16sdtdh w16sdtfl w16du wp14">
   <w:p>
     <w:pPr>
       <w:pStyle w:val="Header"/>
@@ -33602,7 +36953,7 @@
 </file>
 
 <file path=word/header2.xml><?xml version="1.0" encoding="utf-8"?>
-<w:hdr xmlns:wpc="http://schemas.microsoft.com/office/word/2010/wordprocessingCanvas" xmlns:cx="http://schemas.microsoft.com/office/drawing/2014/chartex" xmlns:cx1="http://schemas.microsoft.com/office/drawing/2015/9/8/chartex" xmlns:cx2="http://schemas.microsoft.com/office/drawing/2015/10/21/chartex" xmlns:cx3="http://schemas.microsoft.com/office/drawing/2016/5/9/chartex" xmlns:cx4="http://schemas.microsoft.com/office/drawing/2016/5/10/chartex" xmlns:cx5="http://schemas.microsoft.com/office/drawing/2016/5/11/chartex" xmlns:cx6="http://schemas.microsoft.com/office/drawing/2016/5/12/chartex" xmlns:cx7="http://schemas.microsoft.com/office/drawing/2016/5/13/chartex" xmlns:cx8="http://schemas.microsoft.com/office/drawing/2016/5/14/chartex" xmlns:mc="http://schemas.openxmlformats.org/markup-compatibility/2006" xmlns:aink="http://schemas.microsoft.com/office/drawing/2016/ink" xmlns:am3d="http://schemas.microsoft.com/office/drawing/2017/model3d" xmlns:o="urn:schemas-microsoft-com:office:office" xmlns:oel="http://schemas.microsoft.com/office/2019/extlst" xmlns:r="http://schemas.openxmlformats.org/officeDocument/2006/relationships" xmlns:m="http://schemas.openxmlformats.org/officeDocument/2006/math" xmlns:v="urn:schemas-microsoft-com:vml" xmlns:wp14="http://schemas.microsoft.com/office/word/2010/wordprocessingDrawing" xmlns:wp="http://schemas.openxmlformats.org/drawingml/2006/wordprocessingDrawing" xmlns:w10="urn:schemas-microsoft-com:office:word" xmlns:w="http://schemas.openxmlformats.org/wordprocessingml/2006/main" xmlns:w14="http://schemas.microsoft.com/office/word/2010/wordml" xmlns:w15="http://schemas.microsoft.com/office/word/2012/wordml" xmlns:w16cex="http://schemas.microsoft.com/office/word/2018/wordml/cex" xmlns:w16cid="http://schemas.microsoft.com/office/word/2016/wordml/cid" xmlns:w16="http://schemas.microsoft.com/office/word/2018/wordml" xmlns:w16sdtdh="http://schemas.microsoft.com/office/word/2020/wordml/sdtdatahash" xmlns:w16se="http://schemas.microsoft.com/office/word/2015/wordml/symex" xmlns:wpg="http://schemas.microsoft.com/office/word/2010/wordprocessingGroup" xmlns:wpi="http://schemas.microsoft.com/office/word/2010/wordprocessingInk" xmlns:wne="http://schemas.microsoft.com/office/word/2006/wordml" xmlns:wps="http://schemas.microsoft.com/office/word/2010/wordprocessingShape" mc:Ignorable="w14 w15 w16se w16cid w16 w16cex w16sdtdh wp14">
+<w:hdr xmlns:wpc="http://schemas.microsoft.com/office/word/2010/wordprocessingCanvas" xmlns:cx="http://schemas.microsoft.com/office/drawing/2014/chartex" xmlns:cx1="http://schemas.microsoft.com/office/drawing/2015/9/8/chartex" xmlns:cx2="http://schemas.microsoft.com/office/drawing/2015/10/21/chartex" xmlns:cx3="http://schemas.microsoft.com/office/drawing/2016/5/9/chartex" xmlns:cx4="http://schemas.microsoft.com/office/drawing/2016/5/10/chartex" xmlns:cx5="http://schemas.microsoft.com/office/drawing/2016/5/11/chartex" xmlns:cx6="http://schemas.microsoft.com/office/drawing/2016/5/12/chartex" xmlns:cx7="http://schemas.microsoft.com/office/drawing/2016/5/13/chartex" xmlns:cx8="http://schemas.microsoft.com/office/drawing/2016/5/14/chartex" xmlns:mc="http://schemas.openxmlformats.org/markup-compatibility/2006" xmlns:aink="http://schemas.microsoft.com/office/drawing/2016/ink" xmlns:am3d="http://schemas.microsoft.com/office/drawing/2017/model3d" xmlns:o="urn:schemas-microsoft-com:office:office" xmlns:oel="http://schemas.microsoft.com/office/2019/extlst" xmlns:r="http://schemas.openxmlformats.org/officeDocument/2006/relationships" xmlns:m="http://schemas.openxmlformats.org/officeDocument/2006/math" xmlns:v="urn:schemas-microsoft-com:vml" xmlns:wp14="http://schemas.microsoft.com/office/word/2010/wordprocessingDrawing" xmlns:wp="http://schemas.openxmlformats.org/drawingml/2006/wordprocessingDrawing" xmlns:w10="urn:schemas-microsoft-com:office:word" xmlns:w="http://schemas.openxmlformats.org/wordprocessingml/2006/main" xmlns:w14="http://schemas.microsoft.com/office/word/2010/wordml" xmlns:w15="http://schemas.microsoft.com/office/word/2012/wordml" xmlns:w16cex="http://schemas.microsoft.com/office/word/2018/wordml/cex" xmlns:w16cid="http://schemas.microsoft.com/office/word/2016/wordml/cid" xmlns:w16="http://schemas.microsoft.com/office/word/2018/wordml" xmlns:w16du="http://schemas.microsoft.com/office/word/2023/wordml/word16du" xmlns:w16sdtdh="http://schemas.microsoft.com/office/word/2020/wordml/sdtdatahash" xmlns:w16sdtfl="http://schemas.microsoft.com/office/word/2024/wordml/sdtformatlock" xmlns:w16se="http://schemas.microsoft.com/office/word/2015/wordml/symex" xmlns:wpg="http://schemas.microsoft.com/office/word/2010/wordprocessingGroup" xmlns:wpi="http://schemas.microsoft.com/office/word/2010/wordprocessingInk" xmlns:wne="http://schemas.microsoft.com/office/word/2006/wordml" xmlns:wps="http://schemas.microsoft.com/office/word/2010/wordprocessingShape" mc:Ignorable="w14 w15 w16se w16cid w16 w16cex w16sdtdh w16sdtfl w16du wp14">
   <w:p>
     <w:pPr>
       <w:pStyle w:val="Header"/>
@@ -33615,7 +36966,7 @@
 </file>
 
 <file path=word/styles.xml><?xml version="1.0" encoding="utf-8"?>
-<w:styles xmlns:mc="http://schemas.openxmlformats.org/markup-compatibility/2006" xmlns:r="http://schemas.openxmlformats.org/officeDocument/2006/relationships" xmlns:w="http://schemas.openxmlformats.org/wordprocessingml/2006/main" xmlns:w14="http://schemas.microsoft.com/office/word/2010/wordml" xmlns:w15="http://schemas.microsoft.com/office/word/2012/wordml" xmlns:w16cex="http://schemas.microsoft.com/office/word/2018/wordml/cex" xmlns:w16cid="http://schemas.microsoft.com/office/word/2016/wordml/cid" xmlns:w16="http://schemas.microsoft.com/office/word/2018/wordml" xmlns:w16sdtdh="http://schemas.microsoft.com/office/word/2020/wordml/sdtdatahash" xmlns:w16se="http://schemas.microsoft.com/office/word/2015/wordml/symex" mc:Ignorable="w14 w15 w16se w16cid w16 w16cex w16sdtdh">
+<w:styles xmlns:mc="http://schemas.openxmlformats.org/markup-compatibility/2006" xmlns:r="http://schemas.openxmlformats.org/officeDocument/2006/relationships" xmlns:w="http://schemas.openxmlformats.org/wordprocessingml/2006/main" xmlns:w14="http://schemas.microsoft.com/office/word/2010/wordml" xmlns:w15="http://schemas.microsoft.com/office/word/2012/wordml" xmlns:w16cex="http://schemas.microsoft.com/office/word/2018/wordml/cex" xmlns:w16cid="http://schemas.microsoft.com/office/word/2016/wordml/cid" xmlns:w16="http://schemas.microsoft.com/office/word/2018/wordml" xmlns:w16du="http://schemas.microsoft.com/office/word/2023/wordml/word16du" xmlns:w16sdtdh="http://schemas.microsoft.com/office/word/2020/wordml/sdtdatahash" xmlns:w16sdtfl="http://schemas.microsoft.com/office/word/2024/wordml/sdtformatlock" xmlns:w16se="http://schemas.microsoft.com/office/word/2015/wordml/symex" mc:Ignorable="w14 w15 w16se w16cid w16 w16cex w16sdtdh w16sdtfl w16du">
   <w:docDefaults>
     <w:rPrDefault>
       <w:rPr>
